--- a/Test Strategy - Nathan Share.docx
+++ b/Test Strategy - Nathan Share.docx
@@ -2,6 +2,279 @@
 <file path=word/document.xml><?xml version="1.0" encoding="utf-8"?>
 <w:document xmlns:wpc="http://schemas.microsoft.com/office/word/2010/wordprocessingCanvas" xmlns:cx="http://schemas.microsoft.com/office/drawing/2014/chartex" xmlns:cx1="http://schemas.microsoft.com/office/drawing/2015/9/8/chartex" xmlns:cx2="http://schemas.microsoft.com/office/drawing/2015/10/21/chartex" xmlns:cx3="http://schemas.microsoft.com/office/drawing/2016/5/9/chartex" xmlns:cx4="http://schemas.microsoft.com/office/drawing/2016/5/10/chartex" xmlns:cx5="http://schemas.microsoft.com/office/drawing/2016/5/11/chartex" xmlns:cx6="http://schemas.microsoft.com/office/drawing/2016/5/12/chartex" xmlns:cx7="http://schemas.microsoft.com/office/drawing/2016/5/13/chartex" xmlns:cx8="http://schemas.microsoft.com/office/drawing/2016/5/14/chartex" xmlns:mc="http://schemas.openxmlformats.org/markup-compatibility/2006" xmlns:aink="http://schemas.microsoft.com/office/drawing/2016/ink" xmlns:am3d="http://schemas.microsoft.com/office/drawing/2017/model3d" xmlns:o="urn:schemas-microsoft-com:office:office" xmlns:r="http://schemas.openxmlformats.org/officeDocument/2006/relationships" xmlns:m="http://schemas.openxmlformats.org/officeDocument/2006/math" xmlns:v="urn:schemas-microsoft-com:vml" xmlns:wp14="http://schemas.microsoft.com/office/word/2010/wordprocessingDrawing" xmlns:wp="http://schemas.openxmlformats.org/drawingml/2006/wordprocessingDrawing" xmlns:w10="urn:schemas-microsoft-com:office:word" xmlns:w="http://schemas.openxmlformats.org/wordprocessingml/2006/main" xmlns:w14="http://schemas.microsoft.com/office/word/2010/wordml" xmlns:w15="http://schemas.microsoft.com/office/word/2012/wordml" xmlns:w16cex="http://schemas.microsoft.com/office/word/2018/wordml/cex" xmlns:w16cid="http://schemas.microsoft.com/office/word/2016/wordml/cid" xmlns:w16="http://schemas.microsoft.com/office/word/2018/wordml" xmlns:w16sdtdh="http://schemas.microsoft.com/office/word/2020/wordml/sdtdatahash" xmlns:w16se="http://schemas.microsoft.com/office/word/2015/wordml/symex" xmlns:wpg="http://schemas.microsoft.com/office/word/2010/wordprocessingGroup" xmlns:wpi="http://schemas.microsoft.com/office/word/2010/wordprocessingInk" xmlns:wne="http://schemas.microsoft.com/office/word/2006/wordml" xmlns:wps="http://schemas.microsoft.com/office/word/2010/wordprocessingShape" mc:Ignorable="w14 w15 w16se w16cid w16 w16cex w16sdtdh wp14">
   <w:body>
+    <w:sdt>
+      <w:sdtPr>
+        <w:rPr>
+          <w:color w:val="4472C4" w:themeColor="accent1"/>
+        </w:rPr>
+        <w:id w:val="1907642162"/>
+        <w:docPartObj>
+          <w:docPartGallery w:val="Cover Pages"/>
+          <w:docPartUnique/>
+        </w:docPartObj>
+      </w:sdtPr>
+      <w:sdtEndPr>
+        <w:rPr>
+          <w:rFonts w:ascii="Verdana" w:eastAsia="Verdana" w:hAnsi="Verdana" w:cs="Verdana"/>
+          <w:b/>
+          <w:color w:val="000000"/>
+          <w:sz w:val="32"/>
+          <w:szCs w:val="32"/>
+          <w:u w:val="single"/>
+        </w:rPr>
+      </w:sdtEndPr>
+      <w:sdtContent>
+        <w:p>
+          <w:pPr>
+            <w:pStyle w:val="NoSpacing"/>
+            <w:spacing w:before="1540" w:after="240"/>
+            <w:jc w:val="center"/>
+            <w:rPr>
+              <w:color w:val="4472C4" w:themeColor="accent1"/>
+            </w:rPr>
+          </w:pPr>
+          <w:r>
+            <w:rPr>
+              <w:noProof/>
+              <w:color w:val="4472C4" w:themeColor="accent1"/>
+            </w:rPr>
+            <w:drawing>
+              <wp:inline distT="0" distB="0" distL="0" distR="0" wp14:anchorId="3970FE14" wp14:editId="3ED022C7">
+                <wp:extent cx="1417320" cy="750898"/>
+                <wp:effectExtent l="0" t="0" r="0" b="0"/>
+                <wp:docPr id="143" name="Picture 143"/>
+                <wp:cNvGraphicFramePr>
+                  <a:graphicFrameLocks xmlns:a="http://schemas.openxmlformats.org/drawingml/2006/main" noChangeAspect="1"/>
+                </wp:cNvGraphicFramePr>
+                <a:graphic xmlns:a="http://schemas.openxmlformats.org/drawingml/2006/main">
+                  <a:graphicData uri="http://schemas.openxmlformats.org/drawingml/2006/picture">
+                    <pic:pic xmlns:pic="http://schemas.openxmlformats.org/drawingml/2006/picture">
+                      <pic:nvPicPr>
+                        <pic:cNvPr id="3" name="t55.png"/>
+                        <pic:cNvPicPr/>
+                      </pic:nvPicPr>
+                      <pic:blipFill>
+                        <a:blip r:embed="rId7" cstate="print">
+                          <a:duotone>
+                            <a:schemeClr val="accent1">
+                              <a:shade val="45000"/>
+                              <a:satMod val="135000"/>
+                            </a:schemeClr>
+                            <a:prstClr val="white"/>
+                          </a:duotone>
+                          <a:extLst>
+                            <a:ext uri="{28A0092B-C50C-407E-A947-70E740481C1C}">
+                              <a14:useLocalDpi xmlns:a14="http://schemas.microsoft.com/office/drawing/2010/main" val="0"/>
+                            </a:ext>
+                          </a:extLst>
+                        </a:blip>
+                        <a:stretch>
+                          <a:fillRect/>
+                        </a:stretch>
+                      </pic:blipFill>
+                      <pic:spPr>
+                        <a:xfrm>
+                          <a:off x="0" y="0"/>
+                          <a:ext cx="1417320" cy="750898"/>
+                        </a:xfrm>
+                        <a:prstGeom prst="rect">
+                          <a:avLst/>
+                        </a:prstGeom>
+                        <a:noFill/>
+                        <a:ln>
+                          <a:noFill/>
+                        </a:ln>
+                      </pic:spPr>
+                    </pic:pic>
+                  </a:graphicData>
+                </a:graphic>
+              </wp:inline>
+            </w:drawing>
+          </w:r>
+        </w:p>
+        <w:sdt>
+          <w:sdtPr>
+            <w:rPr>
+              <w:rFonts w:asciiTheme="majorHAnsi" w:eastAsiaTheme="majorEastAsia" w:hAnsiTheme="majorHAnsi" w:cstheme="majorBidi"/>
+              <w:caps/>
+              <w:color w:val="4472C4" w:themeColor="accent1"/>
+              <w:sz w:val="72"/>
+              <w:szCs w:val="72"/>
+            </w:rPr>
+            <w:alias w:val="Title"/>
+            <w:tag w:val=""/>
+            <w:id w:val="1735040861"/>
+            <w:placeholder>
+              <w:docPart w:val="19DA9D6A857143469E66B78C0FC54E29"/>
+            </w:placeholder>
+            <w:dataBinding w:prefixMappings="xmlns:ns0='http://purl.org/dc/elements/1.1/' xmlns:ns1='http://schemas.openxmlformats.org/package/2006/metadata/core-properties' " w:xpath="/ns1:coreProperties[1]/ns0:title[1]" w:storeItemID="{6C3C8BC8-F283-45AE-878A-BAB7291924A1}"/>
+            <w:text/>
+          </w:sdtPr>
+          <w:sdtEndPr>
+            <w:rPr>
+              <w:sz w:val="80"/>
+              <w:szCs w:val="80"/>
+            </w:rPr>
+          </w:sdtEndPr>
+          <w:sdtContent>
+            <w:p>
+              <w:pPr>
+                <w:pStyle w:val="NoSpacing"/>
+                <w:pBdr>
+                  <w:top w:val="single" w:sz="6" w:space="6" w:color="4472C4" w:themeColor="accent1"/>
+                  <w:bottom w:val="single" w:sz="6" w:space="6" w:color="4472C4" w:themeColor="accent1"/>
+                </w:pBdr>
+                <w:spacing w:after="240"/>
+                <w:jc w:val="center"/>
+                <w:rPr>
+                  <w:rFonts w:asciiTheme="majorHAnsi" w:eastAsiaTheme="majorEastAsia" w:hAnsiTheme="majorHAnsi" w:cstheme="majorBidi"/>
+                  <w:caps/>
+                  <w:color w:val="4472C4" w:themeColor="accent1"/>
+                  <w:sz w:val="80"/>
+                  <w:szCs w:val="80"/>
+                </w:rPr>
+              </w:pPr>
+              <w:r>
+                <w:rPr>
+                  <w:rFonts w:asciiTheme="majorHAnsi" w:eastAsiaTheme="majorEastAsia" w:hAnsiTheme="majorHAnsi" w:cstheme="majorBidi"/>
+                  <w:caps/>
+                  <w:color w:val="4472C4" w:themeColor="accent1"/>
+                  <w:sz w:val="72"/>
+                  <w:szCs w:val="72"/>
+                </w:rPr>
+                <w:t>Test Strategy</w:t>
+              </w:r>
+            </w:p>
+          </w:sdtContent>
+        </w:sdt>
+        <w:sdt>
+          <w:sdtPr>
+            <w:rPr>
+              <w:color w:val="4472C4" w:themeColor="accent1"/>
+              <w:sz w:val="28"/>
+              <w:szCs w:val="28"/>
+            </w:rPr>
+            <w:alias w:val="Subtitle"/>
+            <w:tag w:val=""/>
+            <w:id w:val="328029620"/>
+            <w:placeholder>
+              <w:docPart w:val="7A81850D1387460EB1AD1644EF26D0DF"/>
+            </w:placeholder>
+            <w:dataBinding w:prefixMappings="xmlns:ns0='http://purl.org/dc/elements/1.1/' xmlns:ns1='http://schemas.openxmlformats.org/package/2006/metadata/core-properties' " w:xpath="/ns1:coreProperties[1]/ns0:subject[1]" w:storeItemID="{6C3C8BC8-F283-45AE-878A-BAB7291924A1}"/>
+            <w:text/>
+          </w:sdtPr>
+          <w:sdtContent>
+            <w:p>
+              <w:pPr>
+                <w:pStyle w:val="NoSpacing"/>
+                <w:jc w:val="center"/>
+                <w:rPr>
+                  <w:color w:val="4472C4" w:themeColor="accent1"/>
+                  <w:sz w:val="28"/>
+                  <w:szCs w:val="28"/>
+                </w:rPr>
+              </w:pPr>
+              <w:r>
+                <w:rPr>
+                  <w:color w:val="4472C4" w:themeColor="accent1"/>
+                  <w:sz w:val="28"/>
+                  <w:szCs w:val="28"/>
+                </w:rPr>
+                <w:t>Nathan Share</w:t>
+              </w:r>
+            </w:p>
+          </w:sdtContent>
+        </w:sdt>
+        <w:p>
+          <w:pPr>
+            <w:pStyle w:val="NoSpacing"/>
+            <w:spacing w:before="480"/>
+            <w:jc w:val="center"/>
+            <w:rPr>
+              <w:color w:val="4472C4" w:themeColor="accent1"/>
+            </w:rPr>
+          </w:pPr>
+          <w:r>
+            <w:rPr>
+              <w:noProof/>
+              <w:color w:val="4472C4" w:themeColor="accent1"/>
+            </w:rPr>
+            <w:drawing>
+              <wp:inline distT="0" distB="0" distL="0" distR="0" wp14:anchorId="31674910" wp14:editId="5168780A">
+                <wp:extent cx="758952" cy="478932"/>
+                <wp:effectExtent l="0" t="0" r="3175" b="0"/>
+                <wp:docPr id="144" name="Picture 144"/>
+                <wp:cNvGraphicFramePr>
+                  <a:graphicFrameLocks xmlns:a="http://schemas.openxmlformats.org/drawingml/2006/main" noChangeAspect="1"/>
+                </wp:cNvGraphicFramePr>
+                <a:graphic xmlns:a="http://schemas.openxmlformats.org/drawingml/2006/main">
+                  <a:graphicData uri="http://schemas.openxmlformats.org/drawingml/2006/picture">
+                    <pic:pic xmlns:pic="http://schemas.openxmlformats.org/drawingml/2006/picture">
+                      <pic:nvPicPr>
+                        <pic:cNvPr id="9" name="roco bottom.png"/>
+                        <pic:cNvPicPr/>
+                      </pic:nvPicPr>
+                      <pic:blipFill>
+                        <a:blip r:embed="rId8" cstate="print">
+                          <a:duotone>
+                            <a:schemeClr val="accent1">
+                              <a:shade val="45000"/>
+                              <a:satMod val="135000"/>
+                            </a:schemeClr>
+                            <a:prstClr val="white"/>
+                          </a:duotone>
+                          <a:extLst>
+                            <a:ext uri="{28A0092B-C50C-407E-A947-70E740481C1C}">
+                              <a14:useLocalDpi xmlns:a14="http://schemas.microsoft.com/office/drawing/2010/main" val="0"/>
+                            </a:ext>
+                          </a:extLst>
+                        </a:blip>
+                        <a:stretch>
+                          <a:fillRect/>
+                        </a:stretch>
+                      </pic:blipFill>
+                      <pic:spPr>
+                        <a:xfrm>
+                          <a:off x="0" y="0"/>
+                          <a:ext cx="758952" cy="478932"/>
+                        </a:xfrm>
+                        <a:prstGeom prst="rect">
+                          <a:avLst/>
+                        </a:prstGeom>
+                      </pic:spPr>
+                    </pic:pic>
+                  </a:graphicData>
+                </a:graphic>
+              </wp:inline>
+            </w:drawing>
+          </w:r>
+        </w:p>
+        <w:p>
+          <w:pPr>
+            <w:spacing w:line="240" w:lineRule="auto"/>
+            <w:rPr>
+              <w:rFonts w:ascii="Verdana" w:eastAsia="Verdana" w:hAnsi="Verdana" w:cs="Verdana"/>
+              <w:b/>
+              <w:color w:val="000000"/>
+              <w:sz w:val="32"/>
+              <w:szCs w:val="32"/>
+              <w:u w:val="single"/>
+            </w:rPr>
+          </w:pPr>
+          <w:r>
+            <w:rPr>
+              <w:rFonts w:ascii="Verdana" w:eastAsia="Verdana" w:hAnsi="Verdana" w:cs="Verdana"/>
+              <w:b/>
+              <w:color w:val="000000"/>
+              <w:sz w:val="32"/>
+              <w:szCs w:val="32"/>
+              <w:u w:val="single"/>
+            </w:rPr>
+            <w:br w:type="page"/>
+          </w:r>
+        </w:p>
+      </w:sdtContent>
+    </w:sdt>
     <w:p>
       <w:pPr>
         <w:spacing w:before="80" w:after="80"/>
@@ -14,21 +287,10 @@
           <w:u w:val="single"/>
         </w:rPr>
       </w:pPr>
-      <w:r>
-        <w:rPr>
-          <w:rFonts w:ascii="Verdana" w:eastAsia="Verdana" w:hAnsi="Verdana" w:cs="Verdana"/>
-          <w:b/>
-          <w:color w:val="000000"/>
-          <w:sz w:val="32"/>
-          <w:szCs w:val="32"/>
-          <w:u w:val="single"/>
-        </w:rPr>
-        <w:t>Task 1: Test strategy</w:t>
-      </w:r>
     </w:p>
     <w:tbl>
       <w:tblPr>
-        <w:tblW w:w="12921" w:type="dxa"/>
+        <w:tblW w:w="14748" w:type="dxa"/>
         <w:tblBorders>
           <w:top w:val="single" w:sz="4" w:space="0" w:color="000000"/>
           <w:left w:val="single" w:sz="4" w:space="0" w:color="000000"/>
@@ -41,10 +303,10 @@
         <w:tblLook w:val="0400" w:firstRow="0" w:lastRow="0" w:firstColumn="0" w:lastColumn="0" w:noHBand="0" w:noVBand="1"/>
       </w:tblPr>
       <w:tblGrid>
-        <w:gridCol w:w="1841"/>
-        <w:gridCol w:w="3551"/>
-        <w:gridCol w:w="3693"/>
-        <w:gridCol w:w="3836"/>
+        <w:gridCol w:w="1413"/>
+        <w:gridCol w:w="2126"/>
+        <w:gridCol w:w="1701"/>
+        <w:gridCol w:w="9508"/>
       </w:tblGrid>
       <w:tr>
         <w:trPr>
@@ -52,7 +314,7 @@
         </w:trPr>
         <w:tc>
           <w:tcPr>
-            <w:tcW w:w="1841" w:type="dxa"/>
+            <w:tcW w:w="1413" w:type="dxa"/>
             <w:shd w:val="clear" w:color="auto" w:fill="336699"/>
             <w:vAlign w:val="center"/>
           </w:tcPr>
@@ -77,7 +339,7 @@
         </w:tc>
         <w:tc>
           <w:tcPr>
-            <w:tcW w:w="3551" w:type="dxa"/>
+            <w:tcW w:w="2126" w:type="dxa"/>
             <w:shd w:val="clear" w:color="auto" w:fill="336699"/>
             <w:vAlign w:val="center"/>
           </w:tcPr>
@@ -102,7 +364,7 @@
         </w:tc>
         <w:tc>
           <w:tcPr>
-            <w:tcW w:w="3693" w:type="dxa"/>
+            <w:tcW w:w="1701" w:type="dxa"/>
             <w:shd w:val="clear" w:color="auto" w:fill="336699"/>
             <w:vAlign w:val="center"/>
           </w:tcPr>
@@ -127,7 +389,7 @@
         </w:tc>
         <w:tc>
           <w:tcPr>
-            <w:tcW w:w="3836" w:type="dxa"/>
+            <w:tcW w:w="9508" w:type="dxa"/>
             <w:shd w:val="clear" w:color="auto" w:fill="336699"/>
             <w:vAlign w:val="center"/>
           </w:tcPr>
@@ -157,7 +419,7 @@
         </w:trPr>
         <w:tc>
           <w:tcPr>
-            <w:tcW w:w="1841" w:type="dxa"/>
+            <w:tcW w:w="1413" w:type="dxa"/>
           </w:tcPr>
           <w:p>
             <w:pPr>
@@ -172,7 +434,7 @@
         </w:tc>
         <w:tc>
           <w:tcPr>
-            <w:tcW w:w="3551" w:type="dxa"/>
+            <w:tcW w:w="2126" w:type="dxa"/>
           </w:tcPr>
           <w:p>
             <w:pPr>
@@ -187,7 +449,7 @@
         </w:tc>
         <w:tc>
           <w:tcPr>
-            <w:tcW w:w="3693" w:type="dxa"/>
+            <w:tcW w:w="1701" w:type="dxa"/>
           </w:tcPr>
           <w:p>
             <w:pPr>
@@ -229,7 +491,7 @@
         </w:tc>
         <w:tc>
           <w:tcPr>
-            <w:tcW w:w="3836" w:type="dxa"/>
+            <w:tcW w:w="9508" w:type="dxa"/>
           </w:tcPr>
           <w:p>
             <w:pPr>
@@ -463,6 +725,13 @@
             <w:pPr>
               <w:rPr>
                 <w:rFonts w:eastAsia="Verdana"/>
+              </w:rPr>
+            </w:pPr>
+          </w:p>
+          <w:p>
+            <w:pPr>
+              <w:rPr>
+                <w:rFonts w:eastAsia="Verdana"/>
                 <w:b/>
                 <w:bCs/>
               </w:rPr>
@@ -488,6 +757,13 @@
               </w:rPr>
               <w:t xml:space="preserve">No Prerequisites </w:t>
             </w:r>
+          </w:p>
+          <w:p>
+            <w:pPr>
+              <w:rPr>
+                <w:rFonts w:eastAsia="Verdana"/>
+              </w:rPr>
+            </w:pPr>
           </w:p>
           <w:p>
             <w:pPr>
@@ -527,7 +803,7 @@
         </w:trPr>
         <w:tc>
           <w:tcPr>
-            <w:tcW w:w="1841" w:type="dxa"/>
+            <w:tcW w:w="1413" w:type="dxa"/>
           </w:tcPr>
           <w:p>
             <w:pPr>
@@ -542,7 +818,7 @@
         </w:tc>
         <w:tc>
           <w:tcPr>
-            <w:tcW w:w="3551" w:type="dxa"/>
+            <w:tcW w:w="2126" w:type="dxa"/>
           </w:tcPr>
           <w:p>
             <w:pPr>
@@ -557,7 +833,7 @@
         </w:tc>
         <w:tc>
           <w:tcPr>
-            <w:tcW w:w="3693" w:type="dxa"/>
+            <w:tcW w:w="1701" w:type="dxa"/>
           </w:tcPr>
           <w:p>
             <w:pPr>
@@ -581,7 +857,7 @@
         </w:tc>
         <w:tc>
           <w:tcPr>
-            <w:tcW w:w="3836" w:type="dxa"/>
+            <w:tcW w:w="9508" w:type="dxa"/>
           </w:tcPr>
           <w:p>
             <w:pPr>
@@ -738,20 +1014,20 @@
               <w:rPr>
                 <w:rFonts w:eastAsia="Verdana"/>
               </w:rPr>
+              <w:t>Invalid – Password</w:t>
+            </w:r>
+          </w:p>
+          <w:p>
+            <w:pPr>
+              <w:rPr>
+                <w:rFonts w:eastAsia="Verdana"/>
+              </w:rPr>
+            </w:pPr>
+            <w:r>
+              <w:rPr>
+                <w:rFonts w:eastAsia="Verdana"/>
+              </w:rPr>
               <w:lastRenderedPageBreak/>
-              <w:t>Invalid – Password</w:t>
-            </w:r>
-          </w:p>
-          <w:p>
-            <w:pPr>
-              <w:rPr>
-                <w:rFonts w:eastAsia="Verdana"/>
-              </w:rPr>
-            </w:pPr>
-            <w:r>
-              <w:rPr>
-                <w:rFonts w:eastAsia="Verdana"/>
-              </w:rPr>
               <w:t>Extreme Valid – Password1_3456!</w:t>
             </w:r>
           </w:p>
@@ -772,6 +1048,13 @@
             <w:pPr>
               <w:rPr>
                 <w:rFonts w:eastAsia="Verdana"/>
+              </w:rPr>
+            </w:pPr>
+          </w:p>
+          <w:p>
+            <w:pPr>
+              <w:rPr>
+                <w:rFonts w:eastAsia="Verdana"/>
                 <w:b/>
                 <w:bCs/>
               </w:rPr>
@@ -802,6 +1085,13 @@
             <w:pPr>
               <w:rPr>
                 <w:rFonts w:eastAsia="Verdana"/>
+              </w:rPr>
+            </w:pPr>
+          </w:p>
+          <w:p>
+            <w:pPr>
+              <w:rPr>
+                <w:rFonts w:eastAsia="Verdana"/>
                 <w:b/>
                 <w:bCs/>
               </w:rPr>
@@ -825,13 +1115,7 @@
               <w:rPr>
                 <w:rFonts w:eastAsia="Verdana"/>
               </w:rPr>
-              <w:t xml:space="preserve">The tester will use combinations of valid, invalid, extreme and erroneous test data supplied above to </w:t>
-            </w:r>
-            <w:r>
-              <w:rPr>
-                <w:rFonts w:eastAsia="Verdana"/>
-              </w:rPr>
-              <w:t>stress-test the Login System similarly to the register system.</w:t>
+              <w:t>The tester will use combinations of valid, invalid, extreme and erroneous test data supplied above to stress-test the Login System similarly to the register system.</w:t>
             </w:r>
           </w:p>
         </w:tc>
@@ -842,7 +1126,7 @@
         </w:trPr>
         <w:tc>
           <w:tcPr>
-            <w:tcW w:w="1841" w:type="dxa"/>
+            <w:tcW w:w="1413" w:type="dxa"/>
           </w:tcPr>
           <w:p>
             <w:pPr>
@@ -858,7 +1142,7 @@
         </w:tc>
         <w:tc>
           <w:tcPr>
-            <w:tcW w:w="3551" w:type="dxa"/>
+            <w:tcW w:w="2126" w:type="dxa"/>
           </w:tcPr>
           <w:p>
             <w:pPr>
@@ -873,7 +1157,7 @@
         </w:tc>
         <w:tc>
           <w:tcPr>
-            <w:tcW w:w="3693" w:type="dxa"/>
+            <w:tcW w:w="1701" w:type="dxa"/>
           </w:tcPr>
           <w:p>
             <w:pPr>
@@ -891,7 +1175,7 @@
         </w:tc>
         <w:tc>
           <w:tcPr>
-            <w:tcW w:w="3836" w:type="dxa"/>
+            <w:tcW w:w="9508" w:type="dxa"/>
           </w:tcPr>
           <w:p>
             <w:pPr>
@@ -931,6 +1215,15 @@
             <w:pPr>
               <w:rPr>
                 <w:rFonts w:eastAsia="Verdana"/>
+                <w:bCs/>
+                <w:lang w:eastAsia="en-US"/>
+              </w:rPr>
+            </w:pPr>
+          </w:p>
+          <w:p>
+            <w:pPr>
+              <w:rPr>
+                <w:rFonts w:eastAsia="Verdana"/>
                 <w:b/>
                 <w:bCs/>
               </w:rPr>
@@ -956,6 +1249,13 @@
               </w:rPr>
               <w:t>Must have integrated Google Login</w:t>
             </w:r>
+          </w:p>
+          <w:p>
+            <w:pPr>
+              <w:rPr>
+                <w:rFonts w:eastAsia="Verdana"/>
+              </w:rPr>
+            </w:pPr>
           </w:p>
           <w:p>
             <w:pPr>
@@ -995,7 +1295,7 @@
         </w:trPr>
         <w:tc>
           <w:tcPr>
-            <w:tcW w:w="1841" w:type="dxa"/>
+            <w:tcW w:w="1413" w:type="dxa"/>
           </w:tcPr>
           <w:p>
             <w:pPr>
@@ -1010,7 +1310,7 @@
         </w:tc>
         <w:tc>
           <w:tcPr>
-            <w:tcW w:w="3551" w:type="dxa"/>
+            <w:tcW w:w="2126" w:type="dxa"/>
           </w:tcPr>
           <w:p>
             <w:pPr>
@@ -1025,7 +1325,7 @@
         </w:tc>
         <w:tc>
           <w:tcPr>
-            <w:tcW w:w="3693" w:type="dxa"/>
+            <w:tcW w:w="1701" w:type="dxa"/>
           </w:tcPr>
           <w:p>
             <w:pPr>
@@ -1043,7 +1343,7 @@
         </w:tc>
         <w:tc>
           <w:tcPr>
-            <w:tcW w:w="3836" w:type="dxa"/>
+            <w:tcW w:w="9508" w:type="dxa"/>
           </w:tcPr>
           <w:p>
             <w:pPr>
@@ -1083,6 +1383,15 @@
             <w:pPr>
               <w:rPr>
                 <w:rFonts w:eastAsia="Verdana"/>
+                <w:bCs/>
+                <w:lang w:eastAsia="en-US"/>
+              </w:rPr>
+            </w:pPr>
+          </w:p>
+          <w:p>
+            <w:pPr>
+              <w:rPr>
+                <w:rFonts w:eastAsia="Verdana"/>
                 <w:b/>
                 <w:bCs/>
               </w:rPr>
@@ -1108,6 +1417,13 @@
               </w:rPr>
               <w:t>Must have integrated Google Login</w:t>
             </w:r>
+          </w:p>
+          <w:p>
+            <w:pPr>
+              <w:rPr>
+                <w:rFonts w:eastAsia="Verdana"/>
+              </w:rPr>
+            </w:pPr>
           </w:p>
           <w:p>
             <w:pPr>
@@ -1147,7 +1463,7 @@
         </w:trPr>
         <w:tc>
           <w:tcPr>
-            <w:tcW w:w="1841" w:type="dxa"/>
+            <w:tcW w:w="1413" w:type="dxa"/>
           </w:tcPr>
           <w:p>
             <w:pPr>
@@ -1162,7 +1478,7 @@
         </w:tc>
         <w:tc>
           <w:tcPr>
-            <w:tcW w:w="3551" w:type="dxa"/>
+            <w:tcW w:w="2126" w:type="dxa"/>
           </w:tcPr>
           <w:p>
             <w:pPr>
@@ -1177,7 +1493,7 @@
         </w:tc>
         <w:tc>
           <w:tcPr>
-            <w:tcW w:w="3693" w:type="dxa"/>
+            <w:tcW w:w="1701" w:type="dxa"/>
           </w:tcPr>
           <w:p>
             <w:pPr>
@@ -1195,7 +1511,7 @@
         </w:tc>
         <w:tc>
           <w:tcPr>
-            <w:tcW w:w="3836" w:type="dxa"/>
+            <w:tcW w:w="9508" w:type="dxa"/>
           </w:tcPr>
           <w:p>
             <w:pPr>
@@ -1235,16 +1551,44 @@
             <w:pPr>
               <w:rPr>
                 <w:rFonts w:eastAsia="Verdana"/>
-                <w:b/>
-                <w:bCs/>
-              </w:rPr>
-            </w:pPr>
-            <w:r>
-              <w:rPr>
-                <w:rFonts w:eastAsia="Verdana"/>
-                <w:b/>
-                <w:bCs/>
-              </w:rPr>
+                <w:bCs/>
+                <w:lang w:eastAsia="en-US"/>
+              </w:rPr>
+            </w:pPr>
+          </w:p>
+          <w:p>
+            <w:pPr>
+              <w:rPr>
+                <w:rFonts w:eastAsia="Verdana"/>
+                <w:bCs/>
+                <w:lang w:eastAsia="en-US"/>
+              </w:rPr>
+            </w:pPr>
+          </w:p>
+          <w:p>
+            <w:pPr>
+              <w:rPr>
+                <w:rFonts w:eastAsia="Verdana"/>
+                <w:bCs/>
+                <w:lang w:eastAsia="en-US"/>
+              </w:rPr>
+            </w:pPr>
+          </w:p>
+          <w:p>
+            <w:pPr>
+              <w:rPr>
+                <w:rFonts w:eastAsia="Verdana"/>
+                <w:b/>
+                <w:bCs/>
+              </w:rPr>
+            </w:pPr>
+            <w:r>
+              <w:rPr>
+                <w:rFonts w:eastAsia="Verdana"/>
+                <w:b/>
+                <w:bCs/>
+              </w:rPr>
+              <w:lastRenderedPageBreak/>
               <w:t>Prerequisites</w:t>
             </w:r>
           </w:p>
@@ -1262,24 +1606,15 @@
                 <w:bCs/>
                 <w:lang w:eastAsia="en-US"/>
               </w:rPr>
-              <w:t xml:space="preserve">Must have completed the navigation bar functionality and the linked </w:t>
-            </w:r>
-            <w:r>
-              <w:rPr>
-                <w:rFonts w:eastAsia="Verdana"/>
-                <w:bCs/>
-                <w:lang w:eastAsia="en-US"/>
-              </w:rPr>
-              <w:lastRenderedPageBreak/>
-              <w:t xml:space="preserve">pages must also exist and be completed. </w:t>
-            </w:r>
-          </w:p>
-          <w:p>
-            <w:pPr>
-              <w:rPr>
-                <w:rFonts w:eastAsia="Verdana"/>
-                <w:bCs/>
-                <w:lang w:eastAsia="en-US"/>
+              <w:t xml:space="preserve">Must have completed the navigation bar functionality and the linked pages must also exist and be completed. </w:t>
+            </w:r>
+          </w:p>
+          <w:p>
+            <w:pPr>
+              <w:rPr>
+                <w:rFonts w:eastAsia="Verdana"/>
+                <w:b/>
+                <w:bCs/>
               </w:rPr>
             </w:pPr>
             <w:r>
@@ -1290,6 +1625,15 @@
               </w:rPr>
               <w:t>Test Plan</w:t>
             </w:r>
+          </w:p>
+          <w:p>
+            <w:pPr>
+              <w:rPr>
+                <w:rFonts w:eastAsia="Verdana"/>
+                <w:bCs/>
+                <w:lang w:eastAsia="en-US"/>
+              </w:rPr>
+            </w:pPr>
           </w:p>
           <w:p>
             <w:pPr>
@@ -1314,7 +1658,7 @@
         </w:trPr>
         <w:tc>
           <w:tcPr>
-            <w:tcW w:w="1841" w:type="dxa"/>
+            <w:tcW w:w="1413" w:type="dxa"/>
           </w:tcPr>
           <w:p>
             <w:pPr>
@@ -1330,7 +1674,7 @@
         </w:tc>
         <w:tc>
           <w:tcPr>
-            <w:tcW w:w="3551" w:type="dxa"/>
+            <w:tcW w:w="2126" w:type="dxa"/>
           </w:tcPr>
           <w:p>
             <w:pPr>
@@ -1345,7 +1689,7 @@
         </w:tc>
         <w:tc>
           <w:tcPr>
-            <w:tcW w:w="3693" w:type="dxa"/>
+            <w:tcW w:w="1701" w:type="dxa"/>
           </w:tcPr>
           <w:p>
             <w:pPr>
@@ -1363,7 +1707,7 @@
         </w:tc>
         <w:tc>
           <w:tcPr>
-            <w:tcW w:w="3836" w:type="dxa"/>
+            <w:tcW w:w="9508" w:type="dxa"/>
           </w:tcPr>
           <w:p>
             <w:pPr>
@@ -1403,6 +1747,15 @@
             <w:pPr>
               <w:rPr>
                 <w:rFonts w:eastAsia="Verdana"/>
+                <w:bCs/>
+                <w:lang w:eastAsia="en-US"/>
+              </w:rPr>
+            </w:pPr>
+          </w:p>
+          <w:p>
+            <w:pPr>
+              <w:rPr>
+                <w:rFonts w:eastAsia="Verdana"/>
                 <w:b/>
                 <w:bCs/>
               </w:rPr>
@@ -1428,6 +1781,13 @@
               </w:rPr>
               <w:t>Log in system must first work effectively, whether via google or email.</w:t>
             </w:r>
+          </w:p>
+          <w:p>
+            <w:pPr>
+              <w:rPr>
+                <w:rFonts w:eastAsia="Verdana"/>
+              </w:rPr>
+            </w:pPr>
           </w:p>
           <w:p>
             <w:pPr>
@@ -1467,7 +1827,7 @@
         </w:trPr>
         <w:tc>
           <w:tcPr>
-            <w:tcW w:w="1841" w:type="dxa"/>
+            <w:tcW w:w="1413" w:type="dxa"/>
           </w:tcPr>
           <w:p>
             <w:pPr>
@@ -1482,7 +1842,7 @@
         </w:tc>
         <w:tc>
           <w:tcPr>
-            <w:tcW w:w="3551" w:type="dxa"/>
+            <w:tcW w:w="2126" w:type="dxa"/>
           </w:tcPr>
           <w:p>
             <w:pPr>
@@ -1497,7 +1857,7 @@
         </w:tc>
         <w:tc>
           <w:tcPr>
-            <w:tcW w:w="3693" w:type="dxa"/>
+            <w:tcW w:w="1701" w:type="dxa"/>
           </w:tcPr>
           <w:p>
             <w:pPr>
@@ -1515,7 +1875,7 @@
         </w:tc>
         <w:tc>
           <w:tcPr>
-            <w:tcW w:w="3836" w:type="dxa"/>
+            <w:tcW w:w="9508" w:type="dxa"/>
           </w:tcPr>
           <w:p>
             <w:pPr>
@@ -1551,6 +1911,13 @@
             <w:pPr>
               <w:rPr>
                 <w:rFonts w:eastAsia="Verdana"/>
+              </w:rPr>
+            </w:pPr>
+          </w:p>
+          <w:p>
+            <w:pPr>
+              <w:rPr>
+                <w:rFonts w:eastAsia="Verdana"/>
                 <w:b/>
                 <w:bCs/>
               </w:rPr>
@@ -1589,6 +1956,13 @@
               </w:rPr>
               <w:t>Must have seeded products and shops databases</w:t>
             </w:r>
+          </w:p>
+          <w:p>
+            <w:pPr>
+              <w:rPr>
+                <w:rFonts w:eastAsia="Verdana"/>
+              </w:rPr>
+            </w:pPr>
           </w:p>
           <w:p>
             <w:pPr>
@@ -1628,7 +2002,7 @@
         </w:trPr>
         <w:tc>
           <w:tcPr>
-            <w:tcW w:w="1841" w:type="dxa"/>
+            <w:tcW w:w="1413" w:type="dxa"/>
           </w:tcPr>
           <w:p>
             <w:pPr>
@@ -1643,7 +2017,7 @@
         </w:tc>
         <w:tc>
           <w:tcPr>
-            <w:tcW w:w="3551" w:type="dxa"/>
+            <w:tcW w:w="2126" w:type="dxa"/>
           </w:tcPr>
           <w:p>
             <w:pPr>
@@ -1658,7 +2032,7 @@
         </w:tc>
         <w:tc>
           <w:tcPr>
-            <w:tcW w:w="3693" w:type="dxa"/>
+            <w:tcW w:w="1701" w:type="dxa"/>
           </w:tcPr>
           <w:p>
             <w:pPr>
@@ -1676,7 +2050,7 @@
         </w:tc>
         <w:tc>
           <w:tcPr>
-            <w:tcW w:w="3836" w:type="dxa"/>
+            <w:tcW w:w="9508" w:type="dxa"/>
           </w:tcPr>
           <w:p>
             <w:pPr>
@@ -1712,6 +2086,13 @@
             <w:pPr>
               <w:rPr>
                 <w:rFonts w:eastAsia="Verdana"/>
+              </w:rPr>
+            </w:pPr>
+          </w:p>
+          <w:p>
+            <w:pPr>
+              <w:rPr>
+                <w:rFonts w:eastAsia="Verdana"/>
                 <w:b/>
                 <w:bCs/>
               </w:rPr>
@@ -1742,17 +2123,23 @@
             <w:pPr>
               <w:rPr>
                 <w:rFonts w:eastAsia="Verdana"/>
-                <w:b/>
-                <w:bCs/>
-              </w:rPr>
-            </w:pPr>
-            <w:r>
-              <w:rPr>
-                <w:rFonts w:eastAsia="Verdana"/>
-                <w:b/>
-                <w:bCs/>
-              </w:rPr>
-              <w:lastRenderedPageBreak/>
+              </w:rPr>
+            </w:pPr>
+          </w:p>
+          <w:p>
+            <w:pPr>
+              <w:rPr>
+                <w:rFonts w:eastAsia="Verdana"/>
+                <w:b/>
+                <w:bCs/>
+              </w:rPr>
+            </w:pPr>
+            <w:r>
+              <w:rPr>
+                <w:rFonts w:eastAsia="Verdana"/>
+                <w:b/>
+                <w:bCs/>
+              </w:rPr>
               <w:t>Test Plan</w:t>
             </w:r>
           </w:p>
@@ -1777,7 +2164,7 @@
         </w:trPr>
         <w:tc>
           <w:tcPr>
-            <w:tcW w:w="1841" w:type="dxa"/>
+            <w:tcW w:w="1413" w:type="dxa"/>
           </w:tcPr>
           <w:p>
             <w:pPr>
@@ -1793,7 +2180,7 @@
         </w:tc>
         <w:tc>
           <w:tcPr>
-            <w:tcW w:w="3551" w:type="dxa"/>
+            <w:tcW w:w="2126" w:type="dxa"/>
           </w:tcPr>
           <w:p>
             <w:pPr>
@@ -1808,7 +2195,7 @@
         </w:tc>
         <w:tc>
           <w:tcPr>
-            <w:tcW w:w="3693" w:type="dxa"/>
+            <w:tcW w:w="1701" w:type="dxa"/>
           </w:tcPr>
           <w:p>
             <w:pPr>
@@ -1832,7 +2219,7 @@
         </w:tc>
         <w:tc>
           <w:tcPr>
-            <w:tcW w:w="3836" w:type="dxa"/>
+            <w:tcW w:w="9508" w:type="dxa"/>
           </w:tcPr>
           <w:p>
             <w:pPr>
@@ -1987,65 +2374,41 @@
                 <w:bCs/>
                 <w:lang w:eastAsia="en-US"/>
               </w:rPr>
-              <w:t xml:space="preserve">Valid – </w:t>
-            </w:r>
-            <w:r>
-              <w:rPr>
-                <w:rFonts w:eastAsia="Verdana"/>
-                <w:bCs/>
-                <w:lang w:eastAsia="en-US"/>
-              </w:rPr>
-              <w:t>John Smith</w:t>
-            </w:r>
-          </w:p>
-          <w:p>
-            <w:pPr>
-              <w:rPr>
-                <w:rFonts w:eastAsia="Verdana"/>
-                <w:bCs/>
-                <w:lang w:eastAsia="en-US"/>
-              </w:rPr>
-            </w:pPr>
-            <w:r>
-              <w:rPr>
-                <w:rFonts w:eastAsia="Verdana"/>
-                <w:bCs/>
-                <w:lang w:eastAsia="en-US"/>
-              </w:rPr>
-              <w:t xml:space="preserve">Invalid – </w:t>
-            </w:r>
-            <w:r>
-              <w:rPr>
-                <w:rFonts w:eastAsia="Verdana"/>
-                <w:bCs/>
-                <w:lang w:eastAsia="en-US"/>
-              </w:rPr>
-              <w:t>Bloke2123</w:t>
-            </w:r>
-          </w:p>
-          <w:p>
-            <w:pPr>
-              <w:rPr>
-                <w:rFonts w:eastAsia="Verdana"/>
-                <w:bCs/>
-                <w:lang w:eastAsia="en-US"/>
-              </w:rPr>
-            </w:pPr>
-            <w:r>
-              <w:rPr>
-                <w:rFonts w:eastAsia="Verdana"/>
-                <w:bCs/>
-                <w:lang w:eastAsia="en-US"/>
-              </w:rPr>
-              <w:t xml:space="preserve">Erroneous – </w:t>
-            </w:r>
-            <w:r>
-              <w:rPr>
-                <w:rFonts w:eastAsia="Verdana"/>
-                <w:bCs/>
-                <w:lang w:eastAsia="en-US"/>
-              </w:rPr>
-              <w:t>‘#;’</w:t>
+              <w:t>Valid – John Smith</w:t>
+            </w:r>
+          </w:p>
+          <w:p>
+            <w:pPr>
+              <w:rPr>
+                <w:rFonts w:eastAsia="Verdana"/>
+                <w:bCs/>
+                <w:lang w:eastAsia="en-US"/>
+              </w:rPr>
+            </w:pPr>
+            <w:r>
+              <w:rPr>
+                <w:rFonts w:eastAsia="Verdana"/>
+                <w:bCs/>
+                <w:lang w:eastAsia="en-US"/>
+              </w:rPr>
+              <w:t>Invalid – Bloke2123</w:t>
+            </w:r>
+          </w:p>
+          <w:p>
+            <w:pPr>
+              <w:rPr>
+                <w:rFonts w:eastAsia="Verdana"/>
+                <w:bCs/>
+                <w:lang w:eastAsia="en-US"/>
+              </w:rPr>
+            </w:pPr>
+            <w:r>
+              <w:rPr>
+                <w:rFonts w:eastAsia="Verdana"/>
+                <w:bCs/>
+                <w:lang w:eastAsia="en-US"/>
+              </w:rPr>
+              <w:t>Erroneous – ‘#;’</w:t>
             </w:r>
             <w:proofErr w:type="gramStart"/>
             <w:r>
@@ -2104,73 +2467,41 @@
                 <w:bCs/>
                 <w:lang w:eastAsia="en-US"/>
               </w:rPr>
-              <w:t xml:space="preserve">Valid – </w:t>
-            </w:r>
-            <w:r>
-              <w:rPr>
-                <w:rFonts w:eastAsia="Verdana"/>
-                <w:bCs/>
-                <w:lang w:eastAsia="en-US"/>
-              </w:rPr>
-              <w:t>1234 5678 9012 3456</w:t>
-            </w:r>
-          </w:p>
-          <w:p>
-            <w:pPr>
-              <w:rPr>
-                <w:rFonts w:eastAsia="Verdana"/>
-                <w:bCs/>
-                <w:lang w:eastAsia="en-US"/>
-              </w:rPr>
-            </w:pPr>
-            <w:r>
-              <w:rPr>
-                <w:rFonts w:eastAsia="Verdana"/>
-                <w:bCs/>
-                <w:lang w:eastAsia="en-US"/>
-              </w:rPr>
-              <w:t>Invalid –</w:t>
-            </w:r>
-            <w:r>
-              <w:rPr>
-                <w:rFonts w:eastAsia="Verdana"/>
-                <w:bCs/>
-                <w:lang w:eastAsia="en-US"/>
-              </w:rPr>
-              <w:t xml:space="preserve"> 1245</w:t>
-            </w:r>
-            <w:r>
-              <w:rPr>
-                <w:rFonts w:eastAsia="Verdana"/>
-                <w:bCs/>
-                <w:lang w:eastAsia="en-US"/>
-              </w:rPr>
-              <w:t xml:space="preserve"> </w:t>
-            </w:r>
-          </w:p>
-          <w:p>
-            <w:pPr>
-              <w:rPr>
-                <w:rFonts w:eastAsia="Verdana"/>
-                <w:bCs/>
-                <w:lang w:eastAsia="en-US"/>
-              </w:rPr>
-            </w:pPr>
-            <w:r>
-              <w:rPr>
-                <w:rFonts w:eastAsia="Verdana"/>
-                <w:bCs/>
-                <w:lang w:eastAsia="en-US"/>
-              </w:rPr>
-              <w:t xml:space="preserve">Erroneous – </w:t>
-            </w:r>
-            <w:r>
-              <w:rPr>
-                <w:rFonts w:eastAsia="Verdana"/>
-                <w:bCs/>
-                <w:lang w:eastAsia="en-US"/>
-              </w:rPr>
-              <w:t>hello</w:t>
+              <w:t>Valid – 1234 5678 9012 3456</w:t>
+            </w:r>
+          </w:p>
+          <w:p>
+            <w:pPr>
+              <w:rPr>
+                <w:rFonts w:eastAsia="Verdana"/>
+                <w:bCs/>
+                <w:lang w:eastAsia="en-US"/>
+              </w:rPr>
+            </w:pPr>
+            <w:r>
+              <w:rPr>
+                <w:rFonts w:eastAsia="Verdana"/>
+                <w:bCs/>
+                <w:lang w:eastAsia="en-US"/>
+              </w:rPr>
+              <w:t xml:space="preserve">Invalid – 1245 </w:t>
+            </w:r>
+          </w:p>
+          <w:p>
+            <w:pPr>
+              <w:rPr>
+                <w:rFonts w:eastAsia="Verdana"/>
+                <w:bCs/>
+                <w:lang w:eastAsia="en-US"/>
+              </w:rPr>
+            </w:pPr>
+            <w:r>
+              <w:rPr>
+                <w:rFonts w:eastAsia="Verdana"/>
+                <w:bCs/>
+                <w:lang w:eastAsia="en-US"/>
+              </w:rPr>
+              <w:t>Erroneous – hello</w:t>
             </w:r>
           </w:p>
           <w:p>
@@ -2230,65 +2561,41 @@
                 <w:bCs/>
                 <w:lang w:eastAsia="en-US"/>
               </w:rPr>
-              <w:t xml:space="preserve">Valid – </w:t>
-            </w:r>
-            <w:r>
-              <w:rPr>
-                <w:rFonts w:eastAsia="Verdana"/>
-                <w:bCs/>
-                <w:lang w:eastAsia="en-US"/>
-              </w:rPr>
-              <w:t>11/28</w:t>
-            </w:r>
-          </w:p>
-          <w:p>
-            <w:pPr>
-              <w:rPr>
-                <w:rFonts w:eastAsia="Verdana"/>
-                <w:bCs/>
-                <w:lang w:eastAsia="en-US"/>
-              </w:rPr>
-            </w:pPr>
-            <w:r>
-              <w:rPr>
-                <w:rFonts w:eastAsia="Verdana"/>
-                <w:bCs/>
-                <w:lang w:eastAsia="en-US"/>
-              </w:rPr>
-              <w:t xml:space="preserve">Invalid – </w:t>
-            </w:r>
-            <w:r>
-              <w:rPr>
-                <w:rFonts w:eastAsia="Verdana"/>
-                <w:bCs/>
-                <w:lang w:eastAsia="en-US"/>
-              </w:rPr>
-              <w:t>10/25</w:t>
-            </w:r>
-          </w:p>
-          <w:p>
-            <w:pPr>
-              <w:rPr>
-                <w:rFonts w:eastAsia="Verdana"/>
-                <w:bCs/>
-                <w:lang w:eastAsia="en-US"/>
-              </w:rPr>
-            </w:pPr>
-            <w:r>
-              <w:rPr>
-                <w:rFonts w:eastAsia="Verdana"/>
-                <w:bCs/>
-                <w:lang w:eastAsia="en-US"/>
-              </w:rPr>
-              <w:t xml:space="preserve">Erroneous – </w:t>
-            </w:r>
-            <w:r>
-              <w:rPr>
-                <w:rFonts w:eastAsia="Verdana"/>
-                <w:bCs/>
-                <w:lang w:eastAsia="en-US"/>
-              </w:rPr>
-              <w:t>hello</w:t>
+              <w:t>Valid – 11/28</w:t>
+            </w:r>
+          </w:p>
+          <w:p>
+            <w:pPr>
+              <w:rPr>
+                <w:rFonts w:eastAsia="Verdana"/>
+                <w:bCs/>
+                <w:lang w:eastAsia="en-US"/>
+              </w:rPr>
+            </w:pPr>
+            <w:r>
+              <w:rPr>
+                <w:rFonts w:eastAsia="Verdana"/>
+                <w:bCs/>
+                <w:lang w:eastAsia="en-US"/>
+              </w:rPr>
+              <w:t>Invalid – 10/25</w:t>
+            </w:r>
+          </w:p>
+          <w:p>
+            <w:pPr>
+              <w:rPr>
+                <w:rFonts w:eastAsia="Verdana"/>
+                <w:bCs/>
+                <w:lang w:eastAsia="en-US"/>
+              </w:rPr>
+            </w:pPr>
+            <w:r>
+              <w:rPr>
+                <w:rFonts w:eastAsia="Verdana"/>
+                <w:bCs/>
+                <w:lang w:eastAsia="en-US"/>
+              </w:rPr>
+              <w:t>Erroneous – hello</w:t>
             </w:r>
           </w:p>
           <w:p>
@@ -2323,91 +2630,59 @@
                 <w:i/>
                 <w:iCs/>
               </w:rPr>
+              <w:t>CVC</w:t>
+            </w:r>
+          </w:p>
+          <w:p>
+            <w:pPr>
+              <w:rPr>
+                <w:rFonts w:eastAsia="Verdana"/>
+                <w:bCs/>
+                <w:lang w:eastAsia="en-US"/>
+              </w:rPr>
+            </w:pPr>
+            <w:r>
+              <w:rPr>
+                <w:rFonts w:eastAsia="Verdana"/>
+                <w:bCs/>
+                <w:lang w:eastAsia="en-US"/>
+              </w:rPr>
+              <w:t xml:space="preserve">Valid – 123 </w:t>
+            </w:r>
+          </w:p>
+          <w:p>
+            <w:pPr>
+              <w:rPr>
+                <w:rFonts w:eastAsia="Verdana"/>
+                <w:bCs/>
+                <w:lang w:eastAsia="en-US"/>
+              </w:rPr>
+            </w:pPr>
+            <w:r>
+              <w:rPr>
+                <w:rFonts w:eastAsia="Verdana"/>
+                <w:bCs/>
+                <w:lang w:eastAsia="en-US"/>
+              </w:rPr>
+              <w:t>Invalid – 12345</w:t>
+            </w:r>
+          </w:p>
+          <w:p>
+            <w:pPr>
+              <w:rPr>
+                <w:rFonts w:eastAsia="Verdana"/>
+                <w:bCs/>
+                <w:lang w:eastAsia="en-US"/>
+              </w:rPr>
+            </w:pPr>
+            <w:r>
+              <w:rPr>
+                <w:rFonts w:eastAsia="Verdana"/>
+                <w:bCs/>
+                <w:lang w:eastAsia="en-US"/>
+              </w:rPr>
               <w:lastRenderedPageBreak/>
-              <w:t>CVC</w:t>
-            </w:r>
-          </w:p>
-          <w:p>
-            <w:pPr>
-              <w:rPr>
-                <w:rFonts w:eastAsia="Verdana"/>
-                <w:bCs/>
-                <w:lang w:eastAsia="en-US"/>
-              </w:rPr>
-            </w:pPr>
-            <w:r>
-              <w:rPr>
-                <w:rFonts w:eastAsia="Verdana"/>
-                <w:bCs/>
-                <w:lang w:eastAsia="en-US"/>
-              </w:rPr>
-              <w:t>Valid –</w:t>
-            </w:r>
-            <w:r>
-              <w:rPr>
-                <w:rFonts w:eastAsia="Verdana"/>
-                <w:bCs/>
-                <w:lang w:eastAsia="en-US"/>
-              </w:rPr>
-              <w:t xml:space="preserve"> 123</w:t>
-            </w:r>
-            <w:r>
-              <w:rPr>
-                <w:rFonts w:eastAsia="Verdana"/>
-                <w:bCs/>
-                <w:lang w:eastAsia="en-US"/>
-              </w:rPr>
-              <w:t xml:space="preserve"> </w:t>
-            </w:r>
-          </w:p>
-          <w:p>
-            <w:pPr>
-              <w:rPr>
-                <w:rFonts w:eastAsia="Verdana"/>
-                <w:bCs/>
-                <w:lang w:eastAsia="en-US"/>
-              </w:rPr>
-            </w:pPr>
-            <w:r>
-              <w:rPr>
-                <w:rFonts w:eastAsia="Verdana"/>
-                <w:bCs/>
-                <w:lang w:eastAsia="en-US"/>
-              </w:rPr>
-              <w:t xml:space="preserve">Invalid – </w:t>
-            </w:r>
-            <w:r>
-              <w:rPr>
-                <w:rFonts w:eastAsia="Verdana"/>
-                <w:bCs/>
-                <w:lang w:eastAsia="en-US"/>
-              </w:rPr>
-              <w:t>12345</w:t>
-            </w:r>
-          </w:p>
-          <w:p>
-            <w:pPr>
-              <w:rPr>
-                <w:rFonts w:eastAsia="Verdana"/>
-                <w:bCs/>
-                <w:lang w:eastAsia="en-US"/>
-              </w:rPr>
-            </w:pPr>
-            <w:r>
-              <w:rPr>
-                <w:rFonts w:eastAsia="Verdana"/>
-                <w:bCs/>
-                <w:lang w:eastAsia="en-US"/>
-              </w:rPr>
-              <w:t xml:space="preserve">Erroneous – </w:t>
-            </w:r>
-            <w:r>
-              <w:rPr>
-                <w:rFonts w:eastAsia="Verdana"/>
-                <w:bCs/>
-                <w:lang w:eastAsia="en-US"/>
-              </w:rPr>
-              <w:t>hello</w:t>
+              <w:t>Erroneous – hello</w:t>
             </w:r>
           </w:p>
           <w:p>
@@ -2461,66 +2736,51 @@
                 <w:bCs/>
                 <w:lang w:eastAsia="en-US"/>
               </w:rPr>
-              <w:t xml:space="preserve">Valid – </w:t>
-            </w:r>
-            <w:r>
-              <w:rPr>
-                <w:rFonts w:eastAsia="Verdana"/>
-                <w:bCs/>
-                <w:lang w:eastAsia="en-US"/>
-              </w:rPr>
-              <w:t>West Midlands</w:t>
-            </w:r>
-          </w:p>
-          <w:p>
-            <w:pPr>
-              <w:rPr>
-                <w:rFonts w:eastAsia="Verdana"/>
-                <w:bCs/>
-                <w:lang w:eastAsia="en-US"/>
-              </w:rPr>
-            </w:pPr>
-            <w:r>
-              <w:rPr>
-                <w:rFonts w:eastAsia="Verdana"/>
-                <w:bCs/>
-                <w:lang w:eastAsia="en-US"/>
-              </w:rPr>
-              <w:t xml:space="preserve">Invalid – </w:t>
-            </w:r>
-            <w:r>
-              <w:rPr>
-                <w:rFonts w:eastAsia="Verdana"/>
-                <w:bCs/>
-                <w:lang w:eastAsia="en-US"/>
-              </w:rPr>
-              <w:t>hello</w:t>
-            </w:r>
-          </w:p>
-          <w:p>
-            <w:pPr>
-              <w:rPr>
-                <w:rFonts w:eastAsia="Verdana"/>
-                <w:bCs/>
-                <w:lang w:eastAsia="en-US"/>
-              </w:rPr>
-            </w:pPr>
-            <w:r>
-              <w:rPr>
-                <w:rFonts w:eastAsia="Verdana"/>
-                <w:bCs/>
-                <w:lang w:eastAsia="en-US"/>
-              </w:rPr>
-              <w:t xml:space="preserve">Erroneous – </w:t>
-            </w:r>
-            <w:r>
-              <w:rPr>
-                <w:rFonts w:eastAsia="Verdana"/>
-                <w:bCs/>
-                <w:lang w:eastAsia="en-US"/>
-              </w:rPr>
-              <w:t>123</w:t>
-            </w:r>
+              <w:t>Valid – West Midlands</w:t>
+            </w:r>
+          </w:p>
+          <w:p>
+            <w:pPr>
+              <w:rPr>
+                <w:rFonts w:eastAsia="Verdana"/>
+                <w:bCs/>
+                <w:lang w:eastAsia="en-US"/>
+              </w:rPr>
+            </w:pPr>
+            <w:r>
+              <w:rPr>
+                <w:rFonts w:eastAsia="Verdana"/>
+                <w:bCs/>
+                <w:lang w:eastAsia="en-US"/>
+              </w:rPr>
+              <w:t>Invalid – hello</w:t>
+            </w:r>
+          </w:p>
+          <w:p>
+            <w:pPr>
+              <w:rPr>
+                <w:rFonts w:eastAsia="Verdana"/>
+                <w:bCs/>
+                <w:lang w:eastAsia="en-US"/>
+              </w:rPr>
+            </w:pPr>
+            <w:r>
+              <w:rPr>
+                <w:rFonts w:eastAsia="Verdana"/>
+                <w:bCs/>
+                <w:lang w:eastAsia="en-US"/>
+              </w:rPr>
+              <w:t>Erroneous – 123</w:t>
+            </w:r>
+          </w:p>
+          <w:p>
+            <w:pPr>
+              <w:rPr>
+                <w:rFonts w:eastAsia="Verdana"/>
+                <w:bCs/>
+                <w:lang w:eastAsia="en-US"/>
+              </w:rPr>
+            </w:pPr>
           </w:p>
           <w:p>
             <w:pPr>
@@ -2551,6 +2811,13 @@
               </w:rPr>
               <w:t>Must have created Orders Page</w:t>
             </w:r>
+          </w:p>
+          <w:p>
+            <w:pPr>
+              <w:rPr>
+                <w:rFonts w:eastAsia="Verdana"/>
+              </w:rPr>
+            </w:pPr>
           </w:p>
           <w:p>
             <w:pPr>
@@ -2590,7 +2857,7 @@
         </w:trPr>
         <w:tc>
           <w:tcPr>
-            <w:tcW w:w="1841" w:type="dxa"/>
+            <w:tcW w:w="1413" w:type="dxa"/>
           </w:tcPr>
           <w:p>
             <w:pPr>
@@ -2606,7 +2873,7 @@
         </w:tc>
         <w:tc>
           <w:tcPr>
-            <w:tcW w:w="3551" w:type="dxa"/>
+            <w:tcW w:w="2126" w:type="dxa"/>
           </w:tcPr>
           <w:p>
             <w:pPr>
@@ -2621,7 +2888,7 @@
         </w:tc>
         <w:tc>
           <w:tcPr>
-            <w:tcW w:w="3693" w:type="dxa"/>
+            <w:tcW w:w="1701" w:type="dxa"/>
           </w:tcPr>
           <w:p>
             <w:pPr>
@@ -2639,7 +2906,7 @@
         </w:tc>
         <w:tc>
           <w:tcPr>
-            <w:tcW w:w="3836" w:type="dxa"/>
+            <w:tcW w:w="9508" w:type="dxa"/>
           </w:tcPr>
           <w:p>
             <w:pPr>
@@ -2687,7 +2954,7 @@
               </w:rPr>
               <w:t xml:space="preserve">Valid – </w:t>
             </w:r>
-            <w:hyperlink r:id="rId5" w:history="1">
+            <w:hyperlink r:id="rId9" w:history="1">
               <w:r>
                 <w:rPr>
                   <w:rStyle w:val="Hyperlink"/>
@@ -2709,7 +2976,7 @@
               </w:rPr>
               <w:t xml:space="preserve">Valid – </w:t>
             </w:r>
-            <w:hyperlink r:id="rId6" w:history="1">
+            <w:hyperlink r:id="rId10" w:history="1">
               <w:r>
                 <w:rPr>
                   <w:rStyle w:val="Hyperlink"/>
@@ -2772,6 +3039,13 @@
             <w:pPr>
               <w:rPr>
                 <w:rFonts w:eastAsia="Verdana"/>
+              </w:rPr>
+            </w:pPr>
+          </w:p>
+          <w:p>
+            <w:pPr>
+              <w:rPr>
+                <w:rFonts w:eastAsia="Verdana"/>
                 <w:b/>
                 <w:bCs/>
               </w:rPr>
@@ -2802,6 +3076,13 @@
             <w:pPr>
               <w:rPr>
                 <w:rFonts w:eastAsia="Verdana"/>
+              </w:rPr>
+            </w:pPr>
+          </w:p>
+          <w:p>
+            <w:pPr>
+              <w:rPr>
+                <w:rFonts w:eastAsia="Verdana"/>
                 <w:b/>
                 <w:bCs/>
               </w:rPr>
@@ -2825,14 +3106,7 @@
               <w:rPr>
                 <w:rFonts w:eastAsia="Verdana"/>
               </w:rPr>
-              <w:t xml:space="preserve">Tester will use each of these login pairs to test logging in as a staff or </w:t>
-            </w:r>
-            <w:r>
-              <w:rPr>
-                <w:rFonts w:eastAsia="Verdana"/>
-              </w:rPr>
-              <w:lastRenderedPageBreak/>
-              <w:t>admin user, allowing them to access and navigate through pages that they previously wouldn’t have access to, like the staff dashboard.</w:t>
+              <w:t>Tester will use each of these login pairs to test logging in as a staff or admin user, allowing them to access and navigate through pages that they previously wouldn’t have access to, like the staff dashboard.</w:t>
             </w:r>
           </w:p>
         </w:tc>
@@ -2843,7 +3117,7 @@
         </w:trPr>
         <w:tc>
           <w:tcPr>
-            <w:tcW w:w="1841" w:type="dxa"/>
+            <w:tcW w:w="1413" w:type="dxa"/>
           </w:tcPr>
           <w:p>
             <w:pPr>
@@ -2859,7 +3133,7 @@
         </w:tc>
         <w:tc>
           <w:tcPr>
-            <w:tcW w:w="3551" w:type="dxa"/>
+            <w:tcW w:w="2126" w:type="dxa"/>
           </w:tcPr>
           <w:p>
             <w:pPr>
@@ -2874,7 +3148,7 @@
         </w:tc>
         <w:tc>
           <w:tcPr>
-            <w:tcW w:w="3693" w:type="dxa"/>
+            <w:tcW w:w="1701" w:type="dxa"/>
           </w:tcPr>
           <w:p>
             <w:pPr>
@@ -2892,7 +3166,7 @@
         </w:tc>
         <w:tc>
           <w:tcPr>
-            <w:tcW w:w="3836" w:type="dxa"/>
+            <w:tcW w:w="9508" w:type="dxa"/>
           </w:tcPr>
           <w:p>
             <w:pPr>
@@ -2928,6 +3202,13 @@
             <w:pPr>
               <w:rPr>
                 <w:rFonts w:eastAsia="Verdana"/>
+              </w:rPr>
+            </w:pPr>
+          </w:p>
+          <w:p>
+            <w:pPr>
+              <w:rPr>
+                <w:rFonts w:eastAsia="Verdana"/>
                 <w:b/>
                 <w:bCs/>
               </w:rPr>
@@ -2953,6 +3234,13 @@
               </w:rPr>
               <w:t>No Prerequisites</w:t>
             </w:r>
+          </w:p>
+          <w:p>
+            <w:pPr>
+              <w:rPr>
+                <w:rFonts w:eastAsia="Verdana"/>
+              </w:rPr>
+            </w:pPr>
           </w:p>
           <w:p>
             <w:pPr>
@@ -2992,7 +3280,7 @@
         </w:trPr>
         <w:tc>
           <w:tcPr>
-            <w:tcW w:w="1841" w:type="dxa"/>
+            <w:tcW w:w="1413" w:type="dxa"/>
           </w:tcPr>
           <w:p>
             <w:pPr>
@@ -3007,7 +3295,7 @@
         </w:tc>
         <w:tc>
           <w:tcPr>
-            <w:tcW w:w="3551" w:type="dxa"/>
+            <w:tcW w:w="2126" w:type="dxa"/>
           </w:tcPr>
           <w:p>
             <w:pPr>
@@ -3022,7 +3310,7 @@
         </w:tc>
         <w:tc>
           <w:tcPr>
-            <w:tcW w:w="3693" w:type="dxa"/>
+            <w:tcW w:w="1701" w:type="dxa"/>
           </w:tcPr>
           <w:p>
             <w:pPr>
@@ -3040,7 +3328,7 @@
         </w:tc>
         <w:tc>
           <w:tcPr>
-            <w:tcW w:w="3836" w:type="dxa"/>
+            <w:tcW w:w="9508" w:type="dxa"/>
           </w:tcPr>
           <w:p>
             <w:pPr>
@@ -3319,37 +3607,51 @@
                 <w:b/>
                 <w:bCs/>
               </w:rPr>
+              <w:t>Prerequisites</w:t>
+            </w:r>
+          </w:p>
+          <w:p>
+            <w:pPr>
+              <w:rPr>
+                <w:rFonts w:eastAsia="Verdana"/>
+              </w:rPr>
+            </w:pPr>
+            <w:r>
+              <w:rPr>
+                <w:rFonts w:eastAsia="Verdana"/>
+              </w:rPr>
+              <w:t>Must have created Producer Dashboard</w:t>
+            </w:r>
+          </w:p>
+          <w:p>
+            <w:pPr>
+              <w:rPr>
+                <w:rFonts w:eastAsia="Verdana"/>
+              </w:rPr>
+            </w:pPr>
+          </w:p>
+          <w:p>
+            <w:pPr>
+              <w:rPr>
+                <w:rFonts w:eastAsia="Verdana"/>
+              </w:rPr>
+            </w:pPr>
+          </w:p>
+          <w:p>
+            <w:pPr>
+              <w:rPr>
+                <w:rFonts w:eastAsia="Verdana"/>
+                <w:b/>
+                <w:bCs/>
+              </w:rPr>
+            </w:pPr>
+            <w:r>
+              <w:rPr>
+                <w:rFonts w:eastAsia="Verdana"/>
+                <w:b/>
+                <w:bCs/>
+              </w:rPr>
               <w:lastRenderedPageBreak/>
-              <w:t>Prerequisites</w:t>
-            </w:r>
-          </w:p>
-          <w:p>
-            <w:pPr>
-              <w:rPr>
-                <w:rFonts w:eastAsia="Verdana"/>
-              </w:rPr>
-            </w:pPr>
-            <w:r>
-              <w:rPr>
-                <w:rFonts w:eastAsia="Verdana"/>
-              </w:rPr>
-              <w:t>Must have created Producer Dashboard</w:t>
-            </w:r>
-          </w:p>
-          <w:p>
-            <w:pPr>
-              <w:rPr>
-                <w:rFonts w:eastAsia="Verdana"/>
-                <w:b/>
-                <w:bCs/>
-              </w:rPr>
-            </w:pPr>
-            <w:r>
-              <w:rPr>
-                <w:rFonts w:eastAsia="Verdana"/>
-                <w:b/>
-                <w:bCs/>
-              </w:rPr>
               <w:t>Test Plan</w:t>
             </w:r>
           </w:p>
@@ -3374,7 +3676,7 @@
         </w:trPr>
         <w:tc>
           <w:tcPr>
-            <w:tcW w:w="1841" w:type="dxa"/>
+            <w:tcW w:w="1413" w:type="dxa"/>
           </w:tcPr>
           <w:p>
             <w:pPr>
@@ -3390,7 +3692,7 @@
         </w:tc>
         <w:tc>
           <w:tcPr>
-            <w:tcW w:w="3551" w:type="dxa"/>
+            <w:tcW w:w="2126" w:type="dxa"/>
           </w:tcPr>
           <w:p>
             <w:pPr>
@@ -3405,7 +3707,7 @@
         </w:tc>
         <w:tc>
           <w:tcPr>
-            <w:tcW w:w="3693" w:type="dxa"/>
+            <w:tcW w:w="1701" w:type="dxa"/>
           </w:tcPr>
           <w:p>
             <w:pPr>
@@ -3423,7 +3725,7 @@
         </w:tc>
         <w:tc>
           <w:tcPr>
-            <w:tcW w:w="3836" w:type="dxa"/>
+            <w:tcW w:w="9508" w:type="dxa"/>
           </w:tcPr>
           <w:p>
             <w:pPr>
@@ -3489,6 +3791,13 @@
             <w:pPr>
               <w:rPr>
                 <w:rFonts w:eastAsia="Verdana"/>
+              </w:rPr>
+            </w:pPr>
+          </w:p>
+          <w:p>
+            <w:pPr>
+              <w:rPr>
+                <w:rFonts w:eastAsia="Verdana"/>
                 <w:b/>
                 <w:bCs/>
               </w:rPr>
@@ -3514,6 +3823,13 @@
               </w:rPr>
               <w:t>Must have created Producer Dashboard</w:t>
             </w:r>
+          </w:p>
+          <w:p>
+            <w:pPr>
+              <w:rPr>
+                <w:rFonts w:eastAsia="Verdana"/>
+              </w:rPr>
+            </w:pPr>
           </w:p>
           <w:p>
             <w:pPr>
@@ -3553,7 +3869,7 @@
         </w:trPr>
         <w:tc>
           <w:tcPr>
-            <w:tcW w:w="1841" w:type="dxa"/>
+            <w:tcW w:w="1413" w:type="dxa"/>
           </w:tcPr>
           <w:p>
             <w:r>
@@ -3563,7 +3879,7 @@
         </w:tc>
         <w:tc>
           <w:tcPr>
-            <w:tcW w:w="3551" w:type="dxa"/>
+            <w:tcW w:w="2126" w:type="dxa"/>
           </w:tcPr>
           <w:p>
             <w:r>
@@ -3573,7 +3889,7 @@
         </w:tc>
         <w:tc>
           <w:tcPr>
-            <w:tcW w:w="3693" w:type="dxa"/>
+            <w:tcW w:w="1701" w:type="dxa"/>
           </w:tcPr>
           <w:p>
             <w:pPr>
@@ -3591,7 +3907,7 @@
         </w:tc>
         <w:tc>
           <w:tcPr>
-            <w:tcW w:w="3836" w:type="dxa"/>
+            <w:tcW w:w="9508" w:type="dxa"/>
           </w:tcPr>
           <w:p>
             <w:pPr>
@@ -3627,6 +3943,13 @@
             <w:pPr>
               <w:rPr>
                 <w:rFonts w:eastAsia="Verdana"/>
+              </w:rPr>
+            </w:pPr>
+          </w:p>
+          <w:p>
+            <w:pPr>
+              <w:rPr>
+                <w:rFonts w:eastAsia="Verdana"/>
                 <w:b/>
                 <w:bCs/>
               </w:rPr>
@@ -3657,6 +3980,13 @@
             <w:pPr>
               <w:rPr>
                 <w:rFonts w:eastAsia="Verdana"/>
+              </w:rPr>
+            </w:pPr>
+          </w:p>
+          <w:p>
+            <w:pPr>
+              <w:rPr>
+                <w:rFonts w:eastAsia="Verdana"/>
                 <w:b/>
                 <w:bCs/>
               </w:rPr>
@@ -3680,14 +4010,7 @@
               <w:rPr>
                 <w:rFonts w:eastAsia="Verdana"/>
               </w:rPr>
-              <w:t xml:space="preserve">Testing functionality of buttons, </w:t>
-            </w:r>
-            <w:r>
-              <w:rPr>
-                <w:rFonts w:eastAsia="Verdana"/>
-              </w:rPr>
-              <w:lastRenderedPageBreak/>
-              <w:t xml:space="preserve">integration of navbar links and situation on the page. Any components on the homepage are fit correctly and colours are assigned where they are intended to be. </w:t>
+              <w:t xml:space="preserve">Testing functionality of buttons, integration of navbar links and situation on the page. Any components on the homepage are fit correctly and colours are assigned where they are intended to be. </w:t>
             </w:r>
           </w:p>
         </w:tc>
@@ -3698,121 +4021,135 @@
         </w:trPr>
         <w:tc>
           <w:tcPr>
-            <w:tcW w:w="1841" w:type="dxa"/>
-          </w:tcPr>
-          <w:p>
-            <w:r>
+            <w:tcW w:w="1413" w:type="dxa"/>
+          </w:tcPr>
+          <w:p>
+            <w:r>
+              <w:t>15/04/2026</w:t>
+            </w:r>
+          </w:p>
+        </w:tc>
+        <w:tc>
+          <w:tcPr>
+            <w:tcW w:w="2126" w:type="dxa"/>
+          </w:tcPr>
+          <w:p>
+            <w:r>
+              <w:t>Search features</w:t>
+            </w:r>
+          </w:p>
+        </w:tc>
+        <w:tc>
+          <w:tcPr>
+            <w:tcW w:w="1701" w:type="dxa"/>
+          </w:tcPr>
+          <w:p>
+            <w:pPr>
+              <w:rPr>
+                <w:rFonts w:eastAsia="Verdana"/>
+              </w:rPr>
+            </w:pPr>
+            <w:r>
+              <w:rPr>
+                <w:rFonts w:eastAsia="Verdana"/>
+              </w:rPr>
+              <w:t>Black Box Testing -&gt; Integration testing</w:t>
+            </w:r>
+          </w:p>
+        </w:tc>
+        <w:tc>
+          <w:tcPr>
+            <w:tcW w:w="9508" w:type="dxa"/>
+          </w:tcPr>
+          <w:p>
+            <w:pPr>
+              <w:rPr>
+                <w:rFonts w:eastAsia="Verdana"/>
+                <w:b/>
+                <w:bCs/>
+              </w:rPr>
+            </w:pPr>
+            <w:r>
+              <w:rPr>
+                <w:rFonts w:eastAsia="Verdana"/>
+                <w:b/>
+                <w:bCs/>
+              </w:rPr>
+              <w:t>Data Inputs Needed</w:t>
+            </w:r>
+          </w:p>
+          <w:p>
+            <w:pPr>
+              <w:rPr>
+                <w:rFonts w:eastAsia="Verdana"/>
+              </w:rPr>
+            </w:pPr>
+            <w:r>
+              <w:rPr>
+                <w:rFonts w:eastAsia="Verdana"/>
+              </w:rPr>
+              <w:t>User can search any term to test if search terms are accurately filtering out irrelevant products</w:t>
+            </w:r>
+          </w:p>
+          <w:p>
+            <w:pPr>
+              <w:rPr>
+                <w:rFonts w:eastAsia="Verdana"/>
+              </w:rPr>
+            </w:pPr>
+          </w:p>
+          <w:p>
+            <w:pPr>
+              <w:rPr>
+                <w:rFonts w:eastAsia="Verdana"/>
+                <w:b/>
+                <w:bCs/>
+              </w:rPr>
+            </w:pPr>
+            <w:r>
+              <w:rPr>
+                <w:rFonts w:eastAsia="Verdana"/>
+                <w:b/>
+                <w:bCs/>
+              </w:rPr>
+              <w:t>Prerequisites</w:t>
+            </w:r>
+          </w:p>
+          <w:p>
+            <w:pPr>
+              <w:rPr>
+                <w:rFonts w:eastAsia="Verdana"/>
+              </w:rPr>
+            </w:pPr>
+            <w:r>
+              <w:rPr>
+                <w:rFonts w:eastAsia="Verdana"/>
+              </w:rPr>
+              <w:t>Must have completed the CSS for homepage and placed the search bar.</w:t>
+            </w:r>
+          </w:p>
+          <w:p>
+            <w:pPr>
+              <w:rPr>
+                <w:rFonts w:eastAsia="Verdana"/>
+              </w:rPr>
+            </w:pPr>
+          </w:p>
+          <w:p>
+            <w:pPr>
+              <w:rPr>
+                <w:rFonts w:eastAsia="Verdana"/>
+                <w:b/>
+                <w:bCs/>
+              </w:rPr>
+            </w:pPr>
+            <w:r>
+              <w:rPr>
+                <w:rFonts w:eastAsia="Verdana"/>
+                <w:b/>
+                <w:bCs/>
+              </w:rPr>
               <w:lastRenderedPageBreak/>
-              <w:t>15/04/2026</w:t>
-            </w:r>
-          </w:p>
-        </w:tc>
-        <w:tc>
-          <w:tcPr>
-            <w:tcW w:w="3551" w:type="dxa"/>
-          </w:tcPr>
-          <w:p>
-            <w:r>
-              <w:t>Search features</w:t>
-            </w:r>
-          </w:p>
-        </w:tc>
-        <w:tc>
-          <w:tcPr>
-            <w:tcW w:w="3693" w:type="dxa"/>
-          </w:tcPr>
-          <w:p>
-            <w:pPr>
-              <w:rPr>
-                <w:rFonts w:eastAsia="Verdana"/>
-              </w:rPr>
-            </w:pPr>
-            <w:r>
-              <w:rPr>
-                <w:rFonts w:eastAsia="Verdana"/>
-              </w:rPr>
-              <w:t>Black Box Testing -&gt; Integration testing</w:t>
-            </w:r>
-          </w:p>
-        </w:tc>
-        <w:tc>
-          <w:tcPr>
-            <w:tcW w:w="3836" w:type="dxa"/>
-          </w:tcPr>
-          <w:p>
-            <w:pPr>
-              <w:rPr>
-                <w:rFonts w:eastAsia="Verdana"/>
-                <w:b/>
-                <w:bCs/>
-              </w:rPr>
-            </w:pPr>
-            <w:r>
-              <w:rPr>
-                <w:rFonts w:eastAsia="Verdana"/>
-                <w:b/>
-                <w:bCs/>
-              </w:rPr>
-              <w:t>Data Inputs Needed</w:t>
-            </w:r>
-          </w:p>
-          <w:p>
-            <w:pPr>
-              <w:rPr>
-                <w:rFonts w:eastAsia="Verdana"/>
-              </w:rPr>
-            </w:pPr>
-            <w:r>
-              <w:rPr>
-                <w:rFonts w:eastAsia="Verdana"/>
-              </w:rPr>
-              <w:t>User can search any term to test if search terms are accurately filtering out irrelevant products</w:t>
-            </w:r>
-          </w:p>
-          <w:p>
-            <w:pPr>
-              <w:rPr>
-                <w:rFonts w:eastAsia="Verdana"/>
-                <w:b/>
-                <w:bCs/>
-              </w:rPr>
-            </w:pPr>
-            <w:r>
-              <w:rPr>
-                <w:rFonts w:eastAsia="Verdana"/>
-                <w:b/>
-                <w:bCs/>
-              </w:rPr>
-              <w:t>Prerequisites</w:t>
-            </w:r>
-          </w:p>
-          <w:p>
-            <w:pPr>
-              <w:rPr>
-                <w:rFonts w:eastAsia="Verdana"/>
-              </w:rPr>
-            </w:pPr>
-            <w:r>
-              <w:rPr>
-                <w:rFonts w:eastAsia="Verdana"/>
-              </w:rPr>
-              <w:t>Must have completed the CSS for homepage and placed the search bar.</w:t>
-            </w:r>
-          </w:p>
-          <w:p>
-            <w:pPr>
-              <w:rPr>
-                <w:rFonts w:eastAsia="Verdana"/>
-                <w:b/>
-                <w:bCs/>
-              </w:rPr>
-            </w:pPr>
-            <w:r>
-              <w:rPr>
-                <w:rFonts w:eastAsia="Verdana"/>
-                <w:b/>
-                <w:bCs/>
-              </w:rPr>
               <w:t>Test Plan</w:t>
             </w:r>
           </w:p>
@@ -3843,17 +4180,18 @@
         </w:trPr>
         <w:tc>
           <w:tcPr>
-            <w:tcW w:w="1841" w:type="dxa"/>
-          </w:tcPr>
-          <w:p>
-            <w:r>
+            <w:tcW w:w="1413" w:type="dxa"/>
+          </w:tcPr>
+          <w:p>
+            <w:r>
+              <w:lastRenderedPageBreak/>
               <w:t>15/04/2026</w:t>
             </w:r>
           </w:p>
         </w:tc>
         <w:tc>
           <w:tcPr>
-            <w:tcW w:w="3551" w:type="dxa"/>
+            <w:tcW w:w="2126" w:type="dxa"/>
           </w:tcPr>
           <w:p>
             <w:r>
@@ -3866,7 +4204,7 @@
         </w:tc>
         <w:tc>
           <w:tcPr>
-            <w:tcW w:w="3693" w:type="dxa"/>
+            <w:tcW w:w="1701" w:type="dxa"/>
           </w:tcPr>
           <w:p>
             <w:pPr>
@@ -3884,7 +4222,7 @@
         </w:tc>
         <w:tc>
           <w:tcPr>
-            <w:tcW w:w="3836" w:type="dxa"/>
+            <w:tcW w:w="9508" w:type="dxa"/>
           </w:tcPr>
           <w:p>
             <w:pPr>
@@ -3920,6 +4258,13 @@
             <w:pPr>
               <w:rPr>
                 <w:rFonts w:eastAsia="Verdana"/>
+              </w:rPr>
+            </w:pPr>
+          </w:p>
+          <w:p>
+            <w:pPr>
+              <w:rPr>
+                <w:rFonts w:eastAsia="Verdana"/>
                 <w:b/>
                 <w:bCs/>
               </w:rPr>
@@ -3945,6 +4290,13 @@
               </w:rPr>
               <w:t>Completed the sorting and filtering features in at least one page</w:t>
             </w:r>
+          </w:p>
+          <w:p>
+            <w:pPr>
+              <w:rPr>
+                <w:rFonts w:eastAsia="Verdana"/>
+              </w:rPr>
+            </w:pPr>
           </w:p>
           <w:p>
             <w:pPr>
@@ -3984,7 +4336,7 @@
         </w:trPr>
         <w:tc>
           <w:tcPr>
-            <w:tcW w:w="1841" w:type="dxa"/>
+            <w:tcW w:w="1413" w:type="dxa"/>
           </w:tcPr>
           <w:p>
             <w:r>
@@ -3994,7 +4346,7 @@
         </w:tc>
         <w:tc>
           <w:tcPr>
-            <w:tcW w:w="3551" w:type="dxa"/>
+            <w:tcW w:w="2126" w:type="dxa"/>
           </w:tcPr>
           <w:p>
             <w:r>
@@ -4004,7 +4356,7 @@
         </w:tc>
         <w:tc>
           <w:tcPr>
-            <w:tcW w:w="3693" w:type="dxa"/>
+            <w:tcW w:w="1701" w:type="dxa"/>
           </w:tcPr>
           <w:p>
             <w:pPr>
@@ -4022,7 +4374,7 @@
         </w:tc>
         <w:tc>
           <w:tcPr>
-            <w:tcW w:w="3836" w:type="dxa"/>
+            <w:tcW w:w="9508" w:type="dxa"/>
           </w:tcPr>
           <w:p>
             <w:pPr>
@@ -4058,6 +4410,13 @@
             <w:pPr>
               <w:rPr>
                 <w:rFonts w:eastAsia="Verdana"/>
+              </w:rPr>
+            </w:pPr>
+          </w:p>
+          <w:p>
+            <w:pPr>
+              <w:rPr>
+                <w:rFonts w:eastAsia="Verdana"/>
                 <w:b/>
                 <w:bCs/>
               </w:rPr>
@@ -4081,15 +4440,15 @@
               <w:rPr>
                 <w:rFonts w:eastAsia="Verdana"/>
               </w:rPr>
-              <w:t xml:space="preserve">Must have completed CSS and </w:t>
-            </w:r>
-            <w:r>
-              <w:rPr>
-                <w:rFonts w:eastAsia="Verdana"/>
-              </w:rPr>
-              <w:lastRenderedPageBreak/>
-              <w:t>HTML coding for the Categories page.</w:t>
-            </w:r>
+              <w:t>Must have completed CSS and HTML coding for the Categories page.</w:t>
+            </w:r>
+          </w:p>
+          <w:p>
+            <w:pPr>
+              <w:rPr>
+                <w:rFonts w:eastAsia="Verdana"/>
+              </w:rPr>
+            </w:pPr>
           </w:p>
           <w:p>
             <w:pPr>
@@ -4129,18 +4488,17 @@
         </w:trPr>
         <w:tc>
           <w:tcPr>
-            <w:tcW w:w="1841" w:type="dxa"/>
-          </w:tcPr>
-          <w:p>
-            <w:r>
-              <w:lastRenderedPageBreak/>
+            <w:tcW w:w="1413" w:type="dxa"/>
+          </w:tcPr>
+          <w:p>
+            <w:r>
               <w:t>15/04/2026</w:t>
             </w:r>
           </w:p>
         </w:tc>
         <w:tc>
           <w:tcPr>
-            <w:tcW w:w="3551" w:type="dxa"/>
+            <w:tcW w:w="2126" w:type="dxa"/>
           </w:tcPr>
           <w:p>
             <w:r>
@@ -4150,7 +4508,7 @@
         </w:tc>
         <w:tc>
           <w:tcPr>
-            <w:tcW w:w="3693" w:type="dxa"/>
+            <w:tcW w:w="1701" w:type="dxa"/>
           </w:tcPr>
           <w:p>
             <w:pPr>
@@ -4168,7 +4526,7 @@
         </w:tc>
         <w:tc>
           <w:tcPr>
-            <w:tcW w:w="3836" w:type="dxa"/>
+            <w:tcW w:w="9508" w:type="dxa"/>
           </w:tcPr>
           <w:p>
             <w:pPr>
@@ -4269,17 +4627,18 @@
         </w:trPr>
         <w:tc>
           <w:tcPr>
-            <w:tcW w:w="1841" w:type="dxa"/>
-          </w:tcPr>
-          <w:p>
-            <w:r>
+            <w:tcW w:w="1413" w:type="dxa"/>
+          </w:tcPr>
+          <w:p>
+            <w:r>
+              <w:lastRenderedPageBreak/>
               <w:t>15/04/2026</w:t>
             </w:r>
           </w:p>
         </w:tc>
         <w:tc>
           <w:tcPr>
-            <w:tcW w:w="3551" w:type="dxa"/>
+            <w:tcW w:w="2126" w:type="dxa"/>
           </w:tcPr>
           <w:p>
             <w:r>
@@ -4289,7 +4648,7 @@
         </w:tc>
         <w:tc>
           <w:tcPr>
-            <w:tcW w:w="3693" w:type="dxa"/>
+            <w:tcW w:w="1701" w:type="dxa"/>
           </w:tcPr>
           <w:p>
             <w:pPr>
@@ -4307,7 +4666,7 @@
         </w:tc>
         <w:tc>
           <w:tcPr>
-            <w:tcW w:w="3836" w:type="dxa"/>
+            <w:tcW w:w="9508" w:type="dxa"/>
           </w:tcPr>
           <w:p>
             <w:pPr>
@@ -4343,6 +4702,13 @@
             <w:pPr>
               <w:rPr>
                 <w:rFonts w:eastAsia="Verdana"/>
+              </w:rPr>
+            </w:pPr>
+          </w:p>
+          <w:p>
+            <w:pPr>
+              <w:rPr>
+                <w:rFonts w:eastAsia="Verdana"/>
                 <w:b/>
                 <w:bCs/>
               </w:rPr>
@@ -4373,6 +4739,13 @@
             <w:pPr>
               <w:rPr>
                 <w:rFonts w:eastAsia="Verdana"/>
+              </w:rPr>
+            </w:pPr>
+          </w:p>
+          <w:p>
+            <w:pPr>
+              <w:rPr>
+                <w:rFonts w:eastAsia="Verdana"/>
                 <w:b/>
                 <w:bCs/>
               </w:rPr>
@@ -4410,14 +4783,7 @@
               <w:rPr>
                 <w:rFonts w:eastAsia="Verdana"/>
               </w:rPr>
-              <w:t xml:space="preserve"> that </w:t>
-            </w:r>
-            <w:r>
-              <w:rPr>
-                <w:rFonts w:eastAsia="Verdana"/>
-              </w:rPr>
-              <w:lastRenderedPageBreak/>
-              <w:t>text is readable and that the page is compatible with accessibility settings, if they are integrated by this point.</w:t>
+              <w:t xml:space="preserve"> that text is readable and that the page is compatible with accessibility settings, if they are integrated by this point.</w:t>
             </w:r>
           </w:p>
         </w:tc>
@@ -4428,18 +4794,17 @@
         </w:trPr>
         <w:tc>
           <w:tcPr>
-            <w:tcW w:w="1841" w:type="dxa"/>
-          </w:tcPr>
-          <w:p>
-            <w:r>
-              <w:lastRenderedPageBreak/>
+            <w:tcW w:w="1413" w:type="dxa"/>
+          </w:tcPr>
+          <w:p>
+            <w:r>
               <w:t>15/04/2026</w:t>
             </w:r>
           </w:p>
         </w:tc>
         <w:tc>
           <w:tcPr>
-            <w:tcW w:w="3551" w:type="dxa"/>
+            <w:tcW w:w="2126" w:type="dxa"/>
           </w:tcPr>
           <w:p>
             <w:r>
@@ -4449,25 +4814,37 @@
         </w:tc>
         <w:tc>
           <w:tcPr>
-            <w:tcW w:w="3693" w:type="dxa"/>
-          </w:tcPr>
-          <w:p>
-            <w:pPr>
-              <w:rPr>
-                <w:rFonts w:eastAsia="Verdana"/>
-              </w:rPr>
-            </w:pPr>
-            <w:r>
-              <w:rPr>
-                <w:rFonts w:eastAsia="Verdana"/>
-              </w:rPr>
-              <w:t>White Box Testing, Black Box testing -&gt; Unit Testing, Security Testing</w:t>
-            </w:r>
-          </w:p>
-        </w:tc>
-        <w:tc>
-          <w:tcPr>
-            <w:tcW w:w="3836" w:type="dxa"/>
+            <w:tcW w:w="1701" w:type="dxa"/>
+          </w:tcPr>
+          <w:p>
+            <w:pPr>
+              <w:rPr>
+                <w:rFonts w:eastAsia="Verdana"/>
+              </w:rPr>
+            </w:pPr>
+            <w:r>
+              <w:rPr>
+                <w:rFonts w:eastAsia="Verdana"/>
+              </w:rPr>
+              <w:t xml:space="preserve">White Box Testing, Black Box testing -&gt; </w:t>
+            </w:r>
+            <w:r>
+              <w:rPr>
+                <w:rFonts w:eastAsia="Verdana"/>
+              </w:rPr>
+              <w:t>Integration</w:t>
+            </w:r>
+            <w:r>
+              <w:rPr>
+                <w:rFonts w:eastAsia="Verdana"/>
+              </w:rPr>
+              <w:t xml:space="preserve"> Testing, Security Testing</w:t>
+            </w:r>
+          </w:p>
+        </w:tc>
+        <w:tc>
+          <w:tcPr>
+            <w:tcW w:w="9508" w:type="dxa"/>
           </w:tcPr>
           <w:p>
             <w:pPr>
@@ -4490,8 +4867,19 @@
             <w:pPr>
               <w:rPr>
                 <w:rFonts w:eastAsia="Verdana"/>
-                <w:b/>
-                <w:bCs/>
+              </w:rPr>
+            </w:pPr>
+            <w:r>
+              <w:rPr>
+                <w:rFonts w:eastAsia="Verdana"/>
+              </w:rPr>
+              <w:t>No Data Inputs needed</w:t>
+            </w:r>
+          </w:p>
+          <w:p>
+            <w:pPr>
+              <w:rPr>
+                <w:rFonts w:eastAsia="Verdana"/>
               </w:rPr>
             </w:pPr>
           </w:p>
@@ -4521,10 +4909,51 @@
             <w:r>
               <w:rPr>
                 <w:rFonts w:eastAsia="Verdana"/>
+              </w:rPr>
+              <w:t>CSS and HTML for the Contact Us page must be complete and a link to it must be included somewhere on the site.</w:t>
+            </w:r>
+          </w:p>
+          <w:p>
+            <w:pPr>
+              <w:rPr>
+                <w:rFonts w:eastAsia="Verdana"/>
+              </w:rPr>
+            </w:pPr>
+          </w:p>
+          <w:p>
+            <w:pPr>
+              <w:rPr>
+                <w:rFonts w:eastAsia="Verdana"/>
+                <w:b/>
+                <w:bCs/>
+              </w:rPr>
+            </w:pPr>
+            <w:r>
+              <w:rPr>
+                <w:rFonts w:eastAsia="Verdana"/>
                 <w:b/>
                 <w:bCs/>
               </w:rPr>
               <w:t>Test Plan</w:t>
+            </w:r>
+          </w:p>
+          <w:p>
+            <w:pPr>
+              <w:rPr>
+                <w:rFonts w:eastAsia="Verdana"/>
+              </w:rPr>
+            </w:pPr>
+            <w:r>
+              <w:rPr>
+                <w:rFonts w:eastAsia="Verdana"/>
+              </w:rPr>
+              <w:t xml:space="preserve">Tester will access the Contact Us page to ensure that </w:t>
+            </w:r>
+            <w:r>
+              <w:rPr>
+                <w:rFonts w:eastAsia="Verdana"/>
+              </w:rPr>
+              <w:t>access is smooth and works as expected, such as links going to the correct pages, Nav Bar and footer integration, or page loading speeds being industry standard.</w:t>
             </w:r>
           </w:p>
         </w:tc>
@@ -4535,7 +4964,7 @@
         </w:trPr>
         <w:tc>
           <w:tcPr>
-            <w:tcW w:w="1841" w:type="dxa"/>
+            <w:tcW w:w="1413" w:type="dxa"/>
           </w:tcPr>
           <w:p>
             <w:r>
@@ -4545,7 +4974,7 @@
         </w:tc>
         <w:tc>
           <w:tcPr>
-            <w:tcW w:w="3551" w:type="dxa"/>
+            <w:tcW w:w="2126" w:type="dxa"/>
           </w:tcPr>
           <w:p>
             <w:r>
@@ -4555,7 +4984,7 @@
         </w:tc>
         <w:tc>
           <w:tcPr>
-            <w:tcW w:w="3693" w:type="dxa"/>
+            <w:tcW w:w="1701" w:type="dxa"/>
           </w:tcPr>
           <w:p>
             <w:pPr>
@@ -4573,7 +5002,7 @@
         </w:tc>
         <w:tc>
           <w:tcPr>
-            <w:tcW w:w="3836" w:type="dxa"/>
+            <w:tcW w:w="9508" w:type="dxa"/>
           </w:tcPr>
           <w:p>
             <w:pPr>
@@ -4596,8 +5025,19 @@
             <w:pPr>
               <w:rPr>
                 <w:rFonts w:eastAsia="Verdana"/>
-                <w:b/>
-                <w:bCs/>
+              </w:rPr>
+            </w:pPr>
+            <w:r>
+              <w:rPr>
+                <w:rFonts w:eastAsia="Verdana"/>
+              </w:rPr>
+              <w:t>No data inputs needed</w:t>
+            </w:r>
+          </w:p>
+          <w:p>
+            <w:pPr>
+              <w:rPr>
+                <w:rFonts w:eastAsia="Verdana"/>
               </w:rPr>
             </w:pPr>
           </w:p>
@@ -4627,10 +5067,46 @@
             <w:r>
               <w:rPr>
                 <w:rFonts w:eastAsia="Verdana"/>
+              </w:rPr>
+              <w:t>Footer Bar HTML/CSS and connecting links must be completed, along with linked pages being created to some standard</w:t>
+            </w:r>
+          </w:p>
+          <w:p>
+            <w:pPr>
+              <w:rPr>
+                <w:rFonts w:eastAsia="Verdana"/>
+              </w:rPr>
+            </w:pPr>
+          </w:p>
+          <w:p>
+            <w:pPr>
+              <w:rPr>
+                <w:rFonts w:eastAsia="Verdana"/>
+                <w:b/>
+                <w:bCs/>
+              </w:rPr>
+            </w:pPr>
+            <w:r>
+              <w:rPr>
+                <w:rFonts w:eastAsia="Verdana"/>
                 <w:b/>
                 <w:bCs/>
               </w:rPr>
               <w:t>Test Plan</w:t>
+            </w:r>
+          </w:p>
+          <w:p>
+            <w:pPr>
+              <w:rPr>
+                <w:rFonts w:eastAsia="Verdana"/>
+              </w:rPr>
+            </w:pPr>
+            <w:r>
+              <w:rPr>
+                <w:rFonts w:eastAsia="Verdana"/>
+              </w:rPr>
+              <w:lastRenderedPageBreak/>
+              <w:t>Tester will test each link on the footer bar to ensure that they all direct to the correct locations without issue. Any external links on the footer bar must also be validated.</w:t>
             </w:r>
           </w:p>
         </w:tc>
@@ -4641,17 +5117,18 @@
         </w:trPr>
         <w:tc>
           <w:tcPr>
-            <w:tcW w:w="1841" w:type="dxa"/>
-          </w:tcPr>
-          <w:p>
-            <w:r>
+            <w:tcW w:w="1413" w:type="dxa"/>
+          </w:tcPr>
+          <w:p>
+            <w:r>
+              <w:lastRenderedPageBreak/>
               <w:t>15/04/2026</w:t>
             </w:r>
           </w:p>
         </w:tc>
         <w:tc>
           <w:tcPr>
-            <w:tcW w:w="3551" w:type="dxa"/>
+            <w:tcW w:w="2126" w:type="dxa"/>
           </w:tcPr>
           <w:p>
             <w:r>
@@ -4661,7 +5138,7 @@
         </w:tc>
         <w:tc>
           <w:tcPr>
-            <w:tcW w:w="3693" w:type="dxa"/>
+            <w:tcW w:w="1701" w:type="dxa"/>
           </w:tcPr>
           <w:p>
             <w:pPr>
@@ -4679,7 +5156,7 @@
         </w:tc>
         <w:tc>
           <w:tcPr>
-            <w:tcW w:w="3836" w:type="dxa"/>
+            <w:tcW w:w="9508" w:type="dxa"/>
           </w:tcPr>
           <w:p>
             <w:pPr>
@@ -4702,8 +5179,25 @@
             <w:pPr>
               <w:rPr>
                 <w:rFonts w:eastAsia="Verdana"/>
-                <w:b/>
-                <w:bCs/>
+              </w:rPr>
+            </w:pPr>
+            <w:r>
+              <w:rPr>
+                <w:rFonts w:eastAsia="Verdana"/>
+              </w:rPr>
+              <w:t>No data inputs neede</w:t>
+            </w:r>
+            <w:r>
+              <w:rPr>
+                <w:rFonts w:eastAsia="Verdana"/>
+              </w:rPr>
+              <w:t>d</w:t>
+            </w:r>
+          </w:p>
+          <w:p>
+            <w:pPr>
+              <w:rPr>
+                <w:rFonts w:eastAsia="Verdana"/>
               </w:rPr>
             </w:pPr>
           </w:p>
@@ -4733,10 +5227,53 @@
             <w:r>
               <w:rPr>
                 <w:rFonts w:eastAsia="Verdana"/>
+              </w:rPr>
+              <w:t xml:space="preserve">CSS and HTML </w:t>
+            </w:r>
+            <w:r>
+              <w:rPr>
+                <w:rFonts w:eastAsia="Verdana"/>
+              </w:rPr>
+              <w:t>for the FAQ page will need to be completed before this test can be done</w:t>
+            </w:r>
+          </w:p>
+          <w:p>
+            <w:pPr>
+              <w:rPr>
+                <w:rFonts w:eastAsia="Verdana"/>
+                <w:b/>
+                <w:bCs/>
+              </w:rPr>
+            </w:pPr>
+            <w:r>
+              <w:rPr>
+                <w:rFonts w:eastAsia="Verdana"/>
                 <w:b/>
                 <w:bCs/>
               </w:rPr>
               <w:t>Test Plan</w:t>
+            </w:r>
+          </w:p>
+          <w:p>
+            <w:pPr>
+              <w:rPr>
+                <w:rFonts w:eastAsia="Verdana"/>
+                <w:b/>
+                <w:bCs/>
+              </w:rPr>
+            </w:pPr>
+          </w:p>
+          <w:p>
+            <w:pPr>
+              <w:rPr>
+                <w:rFonts w:eastAsia="Verdana"/>
+              </w:rPr>
+            </w:pPr>
+            <w:r>
+              <w:rPr>
+                <w:rFonts w:eastAsia="Verdana"/>
+              </w:rPr>
+              <w:t>Tester will test all access points to the FAQ page as well as all links leading from the FAQ page to ensure that all lead to the correct places and are loaded without issue and at a high speed.</w:t>
             </w:r>
           </w:p>
         </w:tc>
@@ -4747,7 +5284,7 @@
         </w:trPr>
         <w:tc>
           <w:tcPr>
-            <w:tcW w:w="1841" w:type="dxa"/>
+            <w:tcW w:w="1413" w:type="dxa"/>
           </w:tcPr>
           <w:p>
             <w:pPr>
@@ -4762,7 +5299,7 @@
         </w:tc>
         <w:tc>
           <w:tcPr>
-            <w:tcW w:w="3551" w:type="dxa"/>
+            <w:tcW w:w="2126" w:type="dxa"/>
           </w:tcPr>
           <w:p>
             <w:pPr>
@@ -4777,7 +5314,7 @@
         </w:tc>
         <w:tc>
           <w:tcPr>
-            <w:tcW w:w="3693" w:type="dxa"/>
+            <w:tcW w:w="1701" w:type="dxa"/>
           </w:tcPr>
           <w:p>
             <w:pPr>
@@ -4795,7 +5332,7 @@
         </w:tc>
         <w:tc>
           <w:tcPr>
-            <w:tcW w:w="3836" w:type="dxa"/>
+            <w:tcW w:w="9508" w:type="dxa"/>
           </w:tcPr>
           <w:p>
             <w:pPr>
@@ -4818,8 +5355,19 @@
             <w:pPr>
               <w:rPr>
                 <w:rFonts w:eastAsia="Verdana"/>
-                <w:b/>
-                <w:bCs/>
+              </w:rPr>
+            </w:pPr>
+            <w:r>
+              <w:rPr>
+                <w:rFonts w:eastAsia="Verdana"/>
+              </w:rPr>
+              <w:t>No data inputs needed</w:t>
+            </w:r>
+          </w:p>
+          <w:p>
+            <w:pPr>
+              <w:rPr>
+                <w:rFonts w:eastAsia="Verdana"/>
               </w:rPr>
             </w:pPr>
           </w:p>
@@ -4850,13 +5398,27 @@
               <w:rPr>
                 <w:rFonts w:eastAsia="Verdana"/>
               </w:rPr>
-              <w:t>Must have created featured products page and seeded products database</w:t>
-            </w:r>
-          </w:p>
-          <w:p>
-            <w:pPr>
-              <w:rPr>
-                <w:rFonts w:eastAsia="Verdana"/>
+              <w:t>Must have c</w:t>
+            </w:r>
+            <w:r>
+              <w:rPr>
+                <w:rFonts w:eastAsia="Verdana"/>
+              </w:rPr>
+              <w:t xml:space="preserve">ompleted CSS and HTML for </w:t>
+            </w:r>
+            <w:r>
+              <w:rPr>
+                <w:rFonts w:eastAsia="Verdana"/>
+              </w:rPr>
+              <w:t>featured products page and seeded products database</w:t>
+            </w:r>
+          </w:p>
+          <w:p>
+            <w:pPr>
+              <w:rPr>
+                <w:rFonts w:eastAsia="Verdana"/>
+                <w:b/>
+                <w:bCs/>
               </w:rPr>
             </w:pPr>
             <w:r>
@@ -4866,6 +5428,28 @@
                 <w:bCs/>
               </w:rPr>
               <w:t>Test Plan</w:t>
+            </w:r>
+          </w:p>
+          <w:p>
+            <w:pPr>
+              <w:rPr>
+                <w:rFonts w:eastAsia="Verdana"/>
+                <w:b/>
+                <w:bCs/>
+              </w:rPr>
+            </w:pPr>
+          </w:p>
+          <w:p>
+            <w:pPr>
+              <w:rPr>
+                <w:rFonts w:eastAsia="Verdana"/>
+              </w:rPr>
+            </w:pPr>
+            <w:r>
+              <w:rPr>
+                <w:rFonts w:eastAsia="Verdana"/>
+              </w:rPr>
+              <w:t>Tester will navigate to the featured page and ensure that the page loads as intended, quickly and efficiently. This includes any visual calls from the database.</w:t>
             </w:r>
           </w:p>
         </w:tc>
@@ -4876,7 +5460,7 @@
         </w:trPr>
         <w:tc>
           <w:tcPr>
-            <w:tcW w:w="1841" w:type="dxa"/>
+            <w:tcW w:w="1413" w:type="dxa"/>
           </w:tcPr>
           <w:p>
             <w:pPr>
@@ -4891,7 +5475,7 @@
         </w:tc>
         <w:tc>
           <w:tcPr>
-            <w:tcW w:w="3551" w:type="dxa"/>
+            <w:tcW w:w="2126" w:type="dxa"/>
           </w:tcPr>
           <w:p>
             <w:pPr>
@@ -4906,7 +5490,7 @@
         </w:tc>
         <w:tc>
           <w:tcPr>
-            <w:tcW w:w="3693" w:type="dxa"/>
+            <w:tcW w:w="1701" w:type="dxa"/>
           </w:tcPr>
           <w:p>
             <w:pPr>
@@ -4930,7 +5514,7 @@
         </w:tc>
         <w:tc>
           <w:tcPr>
-            <w:tcW w:w="3836" w:type="dxa"/>
+            <w:tcW w:w="9508" w:type="dxa"/>
           </w:tcPr>
           <w:p>
             <w:pPr>
@@ -4953,8 +5537,19 @@
             <w:pPr>
               <w:rPr>
                 <w:rFonts w:eastAsia="Verdana"/>
-                <w:b/>
-                <w:bCs/>
+              </w:rPr>
+            </w:pPr>
+            <w:r>
+              <w:rPr>
+                <w:rFonts w:eastAsia="Verdana"/>
+              </w:rPr>
+              <w:t>Tester must click on both thumbs up and down buttons</w:t>
+            </w:r>
+          </w:p>
+          <w:p>
+            <w:pPr>
+              <w:rPr>
+                <w:rFonts w:eastAsia="Verdana"/>
               </w:rPr>
             </w:pPr>
           </w:p>
@@ -4994,13 +5589,50 @@
                 <w:rFonts w:eastAsia="Verdana"/>
               </w:rPr>
             </w:pPr>
-            <w:r>
-              <w:rPr>
-                <w:rFonts w:eastAsia="Verdana"/>
-                <w:b/>
-                <w:bCs/>
-              </w:rPr>
+          </w:p>
+          <w:p>
+            <w:pPr>
+              <w:rPr>
+                <w:rFonts w:eastAsia="Verdana"/>
+              </w:rPr>
+            </w:pPr>
+          </w:p>
+          <w:p>
+            <w:pPr>
+              <w:rPr>
+                <w:rFonts w:eastAsia="Verdana"/>
+              </w:rPr>
+            </w:pPr>
+          </w:p>
+          <w:p>
+            <w:pPr>
+              <w:rPr>
+                <w:rFonts w:eastAsia="Verdana"/>
+                <w:b/>
+                <w:bCs/>
+              </w:rPr>
+            </w:pPr>
+            <w:r>
+              <w:rPr>
+                <w:rFonts w:eastAsia="Verdana"/>
+                <w:b/>
+                <w:bCs/>
+              </w:rPr>
+              <w:lastRenderedPageBreak/>
               <w:t>Test Plan</w:t>
+            </w:r>
+          </w:p>
+          <w:p>
+            <w:pPr>
+              <w:rPr>
+                <w:rFonts w:eastAsia="Verdana"/>
+              </w:rPr>
+            </w:pPr>
+            <w:r>
+              <w:rPr>
+                <w:rFonts w:eastAsia="Verdana"/>
+              </w:rPr>
+              <w:t>Tester will test both the likes and dislikes, to ensure that the system works, and that when the user clicks like, the value goes up by 1, and the opposite for dislike.</w:t>
             </w:r>
           </w:p>
         </w:tc>
@@ -5011,7 +5643,7 @@
         </w:trPr>
         <w:tc>
           <w:tcPr>
-            <w:tcW w:w="1841" w:type="dxa"/>
+            <w:tcW w:w="1413" w:type="dxa"/>
           </w:tcPr>
           <w:p>
             <w:pPr>
@@ -5027,25 +5659,22 @@
         </w:tc>
         <w:tc>
           <w:tcPr>
-            <w:tcW w:w="3551" w:type="dxa"/>
-          </w:tcPr>
-          <w:p>
-            <w:pPr>
-              <w:rPr>
-                <w:rFonts w:eastAsia="Verdana"/>
-              </w:rPr>
-            </w:pPr>
-            <w:r>
-              <w:t xml:space="preserve">Test </w:t>
-            </w:r>
-            <w:r>
-              <w:t>Password Hashing</w:t>
-            </w:r>
-          </w:p>
-        </w:tc>
-        <w:tc>
-          <w:tcPr>
-            <w:tcW w:w="3693" w:type="dxa"/>
+            <w:tcW w:w="2126" w:type="dxa"/>
+          </w:tcPr>
+          <w:p>
+            <w:pPr>
+              <w:rPr>
+                <w:rFonts w:eastAsia="Verdana"/>
+              </w:rPr>
+            </w:pPr>
+            <w:r>
+              <w:t>Test Password Hashing</w:t>
+            </w:r>
+          </w:p>
+        </w:tc>
+        <w:tc>
+          <w:tcPr>
+            <w:tcW w:w="1701" w:type="dxa"/>
           </w:tcPr>
           <w:p>
             <w:pPr>
@@ -5063,7 +5692,7 @@
         </w:tc>
         <w:tc>
           <w:tcPr>
-            <w:tcW w:w="3836" w:type="dxa"/>
+            <w:tcW w:w="9508" w:type="dxa"/>
           </w:tcPr>
           <w:p>
             <w:pPr>
@@ -5086,8 +5715,19 @@
             <w:pPr>
               <w:rPr>
                 <w:rFonts w:eastAsia="Verdana"/>
-                <w:b/>
-                <w:bCs/>
+              </w:rPr>
+            </w:pPr>
+            <w:r>
+              <w:rPr>
+                <w:rFonts w:eastAsia="Verdana"/>
+              </w:rPr>
+              <w:t>No Data Inputs Needed</w:t>
+            </w:r>
+          </w:p>
+          <w:p>
+            <w:pPr>
+              <w:rPr>
+                <w:rFonts w:eastAsia="Verdana"/>
               </w:rPr>
             </w:pPr>
           </w:p>
@@ -5127,6 +5767,15 @@
                 <w:rFonts w:eastAsia="Verdana"/>
               </w:rPr>
             </w:pPr>
+          </w:p>
+          <w:p>
+            <w:pPr>
+              <w:rPr>
+                <w:rFonts w:eastAsia="Verdana"/>
+                <w:b/>
+                <w:bCs/>
+              </w:rPr>
+            </w:pPr>
             <w:r>
               <w:rPr>
                 <w:rFonts w:eastAsia="Verdana"/>
@@ -5134,6 +5783,19 @@
                 <w:bCs/>
               </w:rPr>
               <w:t>Test Plan</w:t>
+            </w:r>
+          </w:p>
+          <w:p>
+            <w:pPr>
+              <w:rPr>
+                <w:rFonts w:eastAsia="Verdana"/>
+              </w:rPr>
+            </w:pPr>
+            <w:r>
+              <w:rPr>
+                <w:rFonts w:eastAsia="Verdana"/>
+              </w:rPr>
+              <w:t>Tester will view the backend SQL database and ensure that passwords stored there (even from seeded users) are hashed in a secure way.</w:t>
             </w:r>
           </w:p>
         </w:tc>
@@ -5144,7 +5806,7 @@
         </w:trPr>
         <w:tc>
           <w:tcPr>
-            <w:tcW w:w="1841" w:type="dxa"/>
+            <w:tcW w:w="1413" w:type="dxa"/>
           </w:tcPr>
           <w:p>
             <w:pPr>
@@ -5162,7 +5824,7 @@
         </w:tc>
         <w:tc>
           <w:tcPr>
-            <w:tcW w:w="3551" w:type="dxa"/>
+            <w:tcW w:w="2126" w:type="dxa"/>
           </w:tcPr>
           <w:p>
             <w:pPr>
@@ -5180,7 +5842,7 @@
         </w:tc>
         <w:tc>
           <w:tcPr>
-            <w:tcW w:w="3693" w:type="dxa"/>
+            <w:tcW w:w="1701" w:type="dxa"/>
           </w:tcPr>
           <w:p>
             <w:pPr>
@@ -5198,7 +5860,7 @@
         </w:tc>
         <w:tc>
           <w:tcPr>
-            <w:tcW w:w="3836" w:type="dxa"/>
+            <w:tcW w:w="9508" w:type="dxa"/>
           </w:tcPr>
           <w:p>
             <w:pPr>
@@ -5221,8 +5883,19 @@
             <w:pPr>
               <w:rPr>
                 <w:rFonts w:eastAsia="Verdana"/>
-                <w:b/>
-                <w:bCs/>
+              </w:rPr>
+            </w:pPr>
+            <w:r>
+              <w:rPr>
+                <w:rFonts w:eastAsia="Verdana"/>
+              </w:rPr>
+              <w:t>No data inputs needed</w:t>
+            </w:r>
+          </w:p>
+          <w:p>
+            <w:pPr>
+              <w:rPr>
+                <w:rFonts w:eastAsia="Verdana"/>
               </w:rPr>
             </w:pPr>
           </w:p>
@@ -5252,6 +5925,41 @@
             <w:r>
               <w:rPr>
                 <w:rFonts w:eastAsia="Verdana"/>
+              </w:rPr>
+              <w:t>Staff seeded user role must be completed and Producer Dashboard HTML and CSS must be completed.</w:t>
+            </w:r>
+          </w:p>
+          <w:p>
+            <w:pPr>
+              <w:rPr>
+                <w:rFonts w:eastAsia="Verdana"/>
+              </w:rPr>
+            </w:pPr>
+            <w:r>
+              <w:rPr>
+                <w:rFonts w:eastAsia="Verdana"/>
+              </w:rPr>
+              <w:t>Producer Dashboard must be linked to the Staff User role</w:t>
+            </w:r>
+          </w:p>
+          <w:p>
+            <w:pPr>
+              <w:rPr>
+                <w:rFonts w:eastAsia="Verdana"/>
+              </w:rPr>
+            </w:pPr>
+          </w:p>
+          <w:p>
+            <w:pPr>
+              <w:rPr>
+                <w:rFonts w:eastAsia="Verdana"/>
+                <w:b/>
+                <w:bCs/>
+              </w:rPr>
+            </w:pPr>
+            <w:r>
+              <w:rPr>
+                <w:rFonts w:eastAsia="Verdana"/>
                 <w:b/>
                 <w:bCs/>
               </w:rPr>
@@ -5264,6 +5972,19 @@
                 <w:bCs/>
               </w:rPr>
               <w:t>n</w:t>
+            </w:r>
+          </w:p>
+          <w:p>
+            <w:pPr>
+              <w:rPr>
+                <w:rFonts w:eastAsia="Verdana"/>
+              </w:rPr>
+            </w:pPr>
+            <w:r>
+              <w:rPr>
+                <w:rFonts w:eastAsia="Verdana"/>
+              </w:rPr>
+              <w:t>Tester will ensure that only a staff user can gain access to the producer dashboard, and that links to and from the dashboard all lead to the correct locations as intended.</w:t>
             </w:r>
           </w:p>
         </w:tc>
@@ -5274,7 +5995,7 @@
         </w:trPr>
         <w:tc>
           <w:tcPr>
-            <w:tcW w:w="1841" w:type="dxa"/>
+            <w:tcW w:w="1413" w:type="dxa"/>
           </w:tcPr>
           <w:p>
             <w:pPr>
@@ -5292,7 +6013,7 @@
         </w:tc>
         <w:tc>
           <w:tcPr>
-            <w:tcW w:w="3551" w:type="dxa"/>
+            <w:tcW w:w="2126" w:type="dxa"/>
           </w:tcPr>
           <w:p>
             <w:pPr>
@@ -5310,7 +6031,7 @@
         </w:tc>
         <w:tc>
           <w:tcPr>
-            <w:tcW w:w="3693" w:type="dxa"/>
+            <w:tcW w:w="1701" w:type="dxa"/>
           </w:tcPr>
           <w:p>
             <w:pPr>
@@ -5328,7 +6049,7 @@
         </w:tc>
         <w:tc>
           <w:tcPr>
-            <w:tcW w:w="3836" w:type="dxa"/>
+            <w:tcW w:w="9508" w:type="dxa"/>
           </w:tcPr>
           <w:p>
             <w:pPr>
@@ -5351,25 +6072,128 @@
             <w:pPr>
               <w:rPr>
                 <w:rFonts w:eastAsia="Verdana"/>
-                <w:b/>
-                <w:bCs/>
-              </w:rPr>
-            </w:pPr>
-          </w:p>
-          <w:p>
-            <w:pPr>
-              <w:rPr>
-                <w:rFonts w:eastAsia="Verdana"/>
-                <w:b/>
-                <w:bCs/>
-              </w:rPr>
-            </w:pPr>
-            <w:r>
-              <w:rPr>
-                <w:rFonts w:eastAsia="Verdana"/>
-                <w:b/>
-                <w:bCs/>
-              </w:rPr>
+                <w:i/>
+                <w:iCs/>
+              </w:rPr>
+            </w:pPr>
+            <w:r>
+              <w:rPr>
+                <w:rFonts w:eastAsia="Verdana"/>
+                <w:i/>
+                <w:iCs/>
+              </w:rPr>
+              <w:t>Email</w:t>
+            </w:r>
+          </w:p>
+          <w:p>
+            <w:pPr>
+              <w:rPr>
+                <w:rFonts w:eastAsia="Verdana"/>
+              </w:rPr>
+            </w:pPr>
+            <w:r>
+              <w:rPr>
+                <w:rFonts w:eastAsia="Verdana"/>
+              </w:rPr>
+              <w:t xml:space="preserve">Valid – </w:t>
+            </w:r>
+            <w:hyperlink r:id="rId11" w:history="1">
+              <w:r>
+                <w:rPr>
+                  <w:rStyle w:val="Hyperlink"/>
+                  <w:rFonts w:eastAsia="Verdana"/>
+                </w:rPr>
+                <w:t>Email123@Gmail.com</w:t>
+              </w:r>
+            </w:hyperlink>
+          </w:p>
+          <w:p>
+            <w:pPr>
+              <w:rPr>
+                <w:rFonts w:eastAsia="Verdana"/>
+              </w:rPr>
+            </w:pPr>
+            <w:r>
+              <w:rPr>
+                <w:rFonts w:eastAsia="Verdana"/>
+              </w:rPr>
+              <w:t>Invalid – Email123@Gmail</w:t>
+            </w:r>
+          </w:p>
+          <w:p>
+            <w:pPr>
+              <w:rPr>
+                <w:rFonts w:eastAsia="Verdana"/>
+              </w:rPr>
+            </w:pPr>
+            <w:r>
+              <w:rPr>
+                <w:rFonts w:eastAsia="Verdana"/>
+              </w:rPr>
+              <w:t>Invalid – Email123Gmail.com</w:t>
+            </w:r>
+          </w:p>
+          <w:p>
+            <w:pPr>
+              <w:rPr>
+                <w:rFonts w:eastAsia="Verdana"/>
+              </w:rPr>
+            </w:pPr>
+            <w:r>
+              <w:rPr>
+                <w:rFonts w:eastAsia="Verdana"/>
+              </w:rPr>
+              <w:t xml:space="preserve">Erroneous </w:t>
+            </w:r>
+            <w:r>
+              <w:rPr>
+                <w:rFonts w:eastAsia="Verdana"/>
+              </w:rPr>
+              <w:t>– #£</w:t>
+            </w:r>
+            <w:proofErr w:type="gramStart"/>
+            <w:r>
+              <w:rPr>
+                <w:rFonts w:eastAsia="Verdana"/>
+              </w:rPr>
+              <w:t>&amp;(</w:t>
+            </w:r>
+            <w:proofErr w:type="gramEnd"/>
+            <w:r>
+              <w:rPr>
+                <w:rFonts w:eastAsia="Verdana"/>
+              </w:rPr>
+              <w:t>^!</w:t>
+            </w:r>
+            <w:r>
+              <w:rPr>
+                <w:rFonts w:eastAsia="Verdana"/>
+              </w:rPr>
+              <w:t xml:space="preserve"> </w:t>
+            </w:r>
+          </w:p>
+          <w:p>
+            <w:pPr>
+              <w:rPr>
+                <w:rFonts w:eastAsia="Verdana"/>
+              </w:rPr>
+            </w:pPr>
+          </w:p>
+          <w:p>
+            <w:pPr>
+              <w:rPr>
+                <w:rFonts w:eastAsia="Verdana"/>
+                <w:b/>
+                <w:bCs/>
+              </w:rPr>
+            </w:pPr>
+            <w:r>
+              <w:rPr>
+                <w:rFonts w:eastAsia="Verdana"/>
+                <w:b/>
+                <w:bCs/>
+              </w:rPr>
+              <w:lastRenderedPageBreak/>
               <w:t>Prerequisites</w:t>
             </w:r>
           </w:p>
@@ -5383,13 +6207,34 @@
               <w:rPr>
                 <w:rFonts w:eastAsia="Verdana"/>
               </w:rPr>
-              <w:t>Must have created Shop Creation screen for Producers</w:t>
-            </w:r>
-          </w:p>
-          <w:p>
-            <w:pPr>
-              <w:rPr>
-                <w:rFonts w:eastAsia="Verdana"/>
+              <w:t>Must have c</w:t>
+            </w:r>
+            <w:r>
+              <w:rPr>
+                <w:rFonts w:eastAsia="Verdana"/>
+              </w:rPr>
+              <w:t>ompleted CSS and HTML</w:t>
+            </w:r>
+            <w:r>
+              <w:rPr>
+                <w:rFonts w:eastAsia="Verdana"/>
+              </w:rPr>
+              <w:t xml:space="preserve"> Shop Creation screen for Producers</w:t>
+            </w:r>
+          </w:p>
+          <w:p>
+            <w:pPr>
+              <w:rPr>
+                <w:rFonts w:eastAsia="Verdana"/>
+              </w:rPr>
+            </w:pPr>
+          </w:p>
+          <w:p>
+            <w:pPr>
+              <w:rPr>
+                <w:rFonts w:eastAsia="Verdana"/>
+                <w:b/>
+                <w:bCs/>
               </w:rPr>
             </w:pPr>
             <w:r>
@@ -5399,6 +6244,19 @@
                 <w:bCs/>
               </w:rPr>
               <w:t>Test Plan</w:t>
+            </w:r>
+          </w:p>
+          <w:p>
+            <w:pPr>
+              <w:rPr>
+                <w:rFonts w:eastAsia="Verdana"/>
+              </w:rPr>
+            </w:pPr>
+            <w:r>
+              <w:rPr>
+                <w:rFonts w:eastAsia="Verdana"/>
+              </w:rPr>
+              <w:t>Tester will use data inputs above to test the validation fields of the “Owner Email” field in the Shop Creation screen. This tests that an email address is valid, including an @ symbol and Domain name inclusion.</w:t>
             </w:r>
           </w:p>
         </w:tc>
@@ -5409,25 +6267,26 @@
         </w:trPr>
         <w:tc>
           <w:tcPr>
-            <w:tcW w:w="1841" w:type="dxa"/>
-          </w:tcPr>
-          <w:p>
-            <w:pPr>
-              <w:rPr>
-                <w:rFonts w:eastAsia="Verdana"/>
-              </w:rPr>
-            </w:pPr>
-            <w:r>
-              <w:rPr>
-                <w:rFonts w:eastAsia="Verdana"/>
-              </w:rPr>
+            <w:tcW w:w="1413" w:type="dxa"/>
+          </w:tcPr>
+          <w:p>
+            <w:pPr>
+              <w:rPr>
+                <w:rFonts w:eastAsia="Verdana"/>
+              </w:rPr>
+            </w:pPr>
+            <w:r>
+              <w:rPr>
+                <w:rFonts w:eastAsia="Verdana"/>
+              </w:rPr>
+              <w:lastRenderedPageBreak/>
               <w:t>16/04/2026</w:t>
             </w:r>
           </w:p>
         </w:tc>
         <w:tc>
           <w:tcPr>
-            <w:tcW w:w="3551" w:type="dxa"/>
+            <w:tcW w:w="2126" w:type="dxa"/>
           </w:tcPr>
           <w:p>
             <w:pPr>
@@ -5445,7 +6304,7 @@
         </w:tc>
         <w:tc>
           <w:tcPr>
-            <w:tcW w:w="3693" w:type="dxa"/>
+            <w:tcW w:w="1701" w:type="dxa"/>
           </w:tcPr>
           <w:p>
             <w:pPr>
@@ -5463,7 +6322,7 @@
         </w:tc>
         <w:tc>
           <w:tcPr>
-            <w:tcW w:w="3836" w:type="dxa"/>
+            <w:tcW w:w="9508" w:type="dxa"/>
           </w:tcPr>
           <w:p>
             <w:pPr>
@@ -5486,8 +6345,58 @@
             <w:pPr>
               <w:rPr>
                 <w:rFonts w:eastAsia="Verdana"/>
-                <w:b/>
-                <w:bCs/>
+              </w:rPr>
+            </w:pPr>
+            <w:r>
+              <w:rPr>
+                <w:rFonts w:eastAsia="Verdana"/>
+              </w:rPr>
+              <w:t>Delivery – True</w:t>
+            </w:r>
+          </w:p>
+          <w:p>
+            <w:pPr>
+              <w:rPr>
+                <w:rFonts w:eastAsia="Verdana"/>
+              </w:rPr>
+            </w:pPr>
+            <w:r>
+              <w:rPr>
+                <w:rFonts w:eastAsia="Verdana"/>
+              </w:rPr>
+              <w:t>Pickup – True</w:t>
+            </w:r>
+          </w:p>
+          <w:p>
+            <w:pPr>
+              <w:rPr>
+                <w:rFonts w:eastAsia="Verdana"/>
+              </w:rPr>
+            </w:pPr>
+            <w:r>
+              <w:rPr>
+                <w:rFonts w:eastAsia="Verdana"/>
+              </w:rPr>
+              <w:t>Delivery – False</w:t>
+            </w:r>
+          </w:p>
+          <w:p>
+            <w:pPr>
+              <w:rPr>
+                <w:rFonts w:eastAsia="Verdana"/>
+              </w:rPr>
+            </w:pPr>
+            <w:r>
+              <w:rPr>
+                <w:rFonts w:eastAsia="Verdana"/>
+              </w:rPr>
+              <w:t>Pickup – False</w:t>
+            </w:r>
+          </w:p>
+          <w:p>
+            <w:pPr>
+              <w:rPr>
+                <w:rFonts w:eastAsia="Verdana"/>
               </w:rPr>
             </w:pPr>
           </w:p>
@@ -5518,13 +6427,22 @@
               <w:rPr>
                 <w:rFonts w:eastAsia="Verdana"/>
               </w:rPr>
-              <w:t>Must have created Shop Creation screen for Producers</w:t>
-            </w:r>
-          </w:p>
-          <w:p>
-            <w:pPr>
-              <w:rPr>
-                <w:rFonts w:eastAsia="Verdana"/>
+              <w:t>Must have completed CSS and HTML Shop Creation screen for Producers</w:t>
+            </w:r>
+          </w:p>
+          <w:p>
+            <w:pPr>
+              <w:rPr>
+                <w:rFonts w:eastAsia="Verdana"/>
+              </w:rPr>
+            </w:pPr>
+          </w:p>
+          <w:p>
+            <w:pPr>
+              <w:rPr>
+                <w:rFonts w:eastAsia="Verdana"/>
+                <w:b/>
+                <w:bCs/>
               </w:rPr>
             </w:pPr>
             <w:r>
@@ -5534,6 +6452,32 @@
                 <w:bCs/>
               </w:rPr>
               <w:t>Test Plan</w:t>
+            </w:r>
+          </w:p>
+          <w:p>
+            <w:pPr>
+              <w:rPr>
+                <w:rFonts w:eastAsia="Verdana"/>
+              </w:rPr>
+            </w:pPr>
+            <w:r>
+              <w:rPr>
+                <w:rFonts w:eastAsia="Verdana"/>
+              </w:rPr>
+              <w:t>Tester will use every combination of inputs above (Tr/Tr, Tr/Fa, Fa/Tr, Fa/Fa) to test the validation of what is allowed for a shop to do.</w:t>
+            </w:r>
+          </w:p>
+          <w:p>
+            <w:pPr>
+              <w:rPr>
+                <w:rFonts w:eastAsia="Verdana"/>
+              </w:rPr>
+            </w:pPr>
+            <w:r>
+              <w:rPr>
+                <w:rFonts w:eastAsia="Verdana"/>
+              </w:rPr>
+              <w:t>Only Fa/Fa should be considered invalid.</w:t>
             </w:r>
           </w:p>
         </w:tc>
@@ -5544,7 +6488,7 @@
         </w:trPr>
         <w:tc>
           <w:tcPr>
-            <w:tcW w:w="1841" w:type="dxa"/>
+            <w:tcW w:w="1413" w:type="dxa"/>
           </w:tcPr>
           <w:p>
             <w:pPr>
@@ -5562,7 +6506,7 @@
         </w:tc>
         <w:tc>
           <w:tcPr>
-            <w:tcW w:w="3551" w:type="dxa"/>
+            <w:tcW w:w="2126" w:type="dxa"/>
           </w:tcPr>
           <w:p>
             <w:pPr>
@@ -5580,31 +6524,25 @@
         </w:tc>
         <w:tc>
           <w:tcPr>
-            <w:tcW w:w="3693" w:type="dxa"/>
-          </w:tcPr>
-          <w:p>
-            <w:pPr>
-              <w:rPr>
-                <w:rFonts w:eastAsia="Verdana"/>
-              </w:rPr>
-            </w:pPr>
-            <w:r>
-              <w:rPr>
-                <w:rFonts w:eastAsia="Verdana"/>
-              </w:rPr>
-              <w:t>White box testing, Black Box testing -&gt; Integration Testing</w:t>
-            </w:r>
-            <w:r>
-              <w:rPr>
-                <w:rFonts w:eastAsia="Verdana"/>
-              </w:rPr>
-              <w:t>, Security Testing</w:t>
-            </w:r>
-          </w:p>
-        </w:tc>
-        <w:tc>
-          <w:tcPr>
-            <w:tcW w:w="3836" w:type="dxa"/>
+            <w:tcW w:w="1701" w:type="dxa"/>
+          </w:tcPr>
+          <w:p>
+            <w:pPr>
+              <w:rPr>
+                <w:rFonts w:eastAsia="Verdana"/>
+              </w:rPr>
+            </w:pPr>
+            <w:r>
+              <w:rPr>
+                <w:rFonts w:eastAsia="Verdana"/>
+              </w:rPr>
+              <w:t>White box testing, Black Box testing -&gt; Integration Testing, Security Testing</w:t>
+            </w:r>
+          </w:p>
+        </w:tc>
+        <w:tc>
+          <w:tcPr>
+            <w:tcW w:w="9508" w:type="dxa"/>
           </w:tcPr>
           <w:p>
             <w:pPr>
@@ -5627,8 +6565,19 @@
             <w:pPr>
               <w:rPr>
                 <w:rFonts w:eastAsia="Verdana"/>
-                <w:b/>
-                <w:bCs/>
+              </w:rPr>
+            </w:pPr>
+            <w:r>
+              <w:rPr>
+                <w:rFonts w:eastAsia="Verdana"/>
+              </w:rPr>
+              <w:t>No data inputs needed</w:t>
+            </w:r>
+          </w:p>
+          <w:p>
+            <w:pPr>
+              <w:rPr>
+                <w:rFonts w:eastAsia="Verdana"/>
               </w:rPr>
             </w:pPr>
           </w:p>
@@ -5658,10 +6607,45 @@
             <w:r>
               <w:rPr>
                 <w:rFonts w:eastAsia="Verdana"/>
+              </w:rPr>
+              <w:t>Must have seeded a few users and test orders to populate the database</w:t>
+            </w:r>
+          </w:p>
+          <w:p>
+            <w:pPr>
+              <w:rPr>
+                <w:rFonts w:eastAsia="Verdana"/>
+              </w:rPr>
+            </w:pPr>
+          </w:p>
+          <w:p>
+            <w:pPr>
+              <w:rPr>
+                <w:rFonts w:eastAsia="Verdana"/>
+                <w:b/>
+                <w:bCs/>
+              </w:rPr>
+            </w:pPr>
+            <w:r>
+              <w:rPr>
+                <w:rFonts w:eastAsia="Verdana"/>
                 <w:b/>
                 <w:bCs/>
               </w:rPr>
               <w:t>Test Plan</w:t>
+            </w:r>
+          </w:p>
+          <w:p>
+            <w:pPr>
+              <w:rPr>
+                <w:rFonts w:eastAsia="Verdana"/>
+              </w:rPr>
+            </w:pPr>
+            <w:r>
+              <w:rPr>
+                <w:rFonts w:eastAsia="Verdana"/>
+              </w:rPr>
+              <w:t>Tester will navigate to the “view my orders” as a seeded user account to ensure that they can only see the orders where the user ID matches their own.</w:t>
             </w:r>
           </w:p>
         </w:tc>
@@ -5672,25 +6656,26 @@
         </w:trPr>
         <w:tc>
           <w:tcPr>
-            <w:tcW w:w="1841" w:type="dxa"/>
-          </w:tcPr>
-          <w:p>
-            <w:pPr>
-              <w:rPr>
-                <w:rFonts w:eastAsia="Verdana"/>
-              </w:rPr>
-            </w:pPr>
-            <w:r>
-              <w:rPr>
-                <w:rFonts w:eastAsia="Verdana"/>
-              </w:rPr>
+            <w:tcW w:w="1413" w:type="dxa"/>
+          </w:tcPr>
+          <w:p>
+            <w:pPr>
+              <w:rPr>
+                <w:rFonts w:eastAsia="Verdana"/>
+              </w:rPr>
+            </w:pPr>
+            <w:r>
+              <w:rPr>
+                <w:rFonts w:eastAsia="Verdana"/>
+              </w:rPr>
+              <w:lastRenderedPageBreak/>
               <w:t>17/04/2026</w:t>
             </w:r>
           </w:p>
         </w:tc>
         <w:tc>
           <w:tcPr>
-            <w:tcW w:w="3551" w:type="dxa"/>
+            <w:tcW w:w="2126" w:type="dxa"/>
           </w:tcPr>
           <w:p>
             <w:pPr>
@@ -5708,31 +6693,25 @@
         </w:tc>
         <w:tc>
           <w:tcPr>
-            <w:tcW w:w="3693" w:type="dxa"/>
-          </w:tcPr>
-          <w:p>
-            <w:pPr>
-              <w:rPr>
-                <w:rFonts w:eastAsia="Verdana"/>
-              </w:rPr>
-            </w:pPr>
-            <w:r>
-              <w:rPr>
-                <w:rFonts w:eastAsia="Verdana"/>
-              </w:rPr>
-              <w:t>White box testing, Black Box testing -&gt; Integration Testing</w:t>
-            </w:r>
-            <w:r>
-              <w:rPr>
-                <w:rFonts w:eastAsia="Verdana"/>
-              </w:rPr>
-              <w:t>, Security Testing</w:t>
-            </w:r>
-          </w:p>
-        </w:tc>
-        <w:tc>
-          <w:tcPr>
-            <w:tcW w:w="3836" w:type="dxa"/>
+            <w:tcW w:w="1701" w:type="dxa"/>
+          </w:tcPr>
+          <w:p>
+            <w:pPr>
+              <w:rPr>
+                <w:rFonts w:eastAsia="Verdana"/>
+              </w:rPr>
+            </w:pPr>
+            <w:r>
+              <w:rPr>
+                <w:rFonts w:eastAsia="Verdana"/>
+              </w:rPr>
+              <w:t>White box testing, Black Box testing -&gt; Integration Testing, Security Testing</w:t>
+            </w:r>
+          </w:p>
+        </w:tc>
+        <w:tc>
+          <w:tcPr>
+            <w:tcW w:w="9508" w:type="dxa"/>
           </w:tcPr>
           <w:p>
             <w:pPr>
@@ -5755,8 +6734,19 @@
             <w:pPr>
               <w:rPr>
                 <w:rFonts w:eastAsia="Verdana"/>
-                <w:b/>
-                <w:bCs/>
+              </w:rPr>
+            </w:pPr>
+            <w:r>
+              <w:rPr>
+                <w:rFonts w:eastAsia="Verdana"/>
+              </w:rPr>
+              <w:t>No Data inputs needed</w:t>
+            </w:r>
+          </w:p>
+          <w:p>
+            <w:pPr>
+              <w:rPr>
+                <w:rFonts w:eastAsia="Verdana"/>
               </w:rPr>
             </w:pPr>
           </w:p>
@@ -5787,20 +6777,48 @@
               <w:rPr>
                 <w:rFonts w:eastAsia="Verdana"/>
               </w:rPr>
-              <w:t xml:space="preserve">Must have seeded orders or created </w:t>
-            </w:r>
-            <w:r>
-              <w:rPr>
-                <w:rFonts w:eastAsia="Verdana"/>
-              </w:rPr>
-              <w:lastRenderedPageBreak/>
-              <w:t>orders as a prototype user</w:t>
-            </w:r>
-          </w:p>
-          <w:p>
-            <w:pPr>
-              <w:rPr>
-                <w:rFonts w:eastAsia="Verdana"/>
+              <w:t>Must have seeded orders or created orders as a prototype user</w:t>
+            </w:r>
+          </w:p>
+          <w:p>
+            <w:pPr>
+              <w:rPr>
+                <w:rFonts w:eastAsia="Verdana"/>
+              </w:rPr>
+            </w:pPr>
+            <w:r>
+              <w:rPr>
+                <w:rFonts w:eastAsia="Verdana"/>
+              </w:rPr>
+              <w:t>Must have completed CSS and HTML for Producer Dashboard page.</w:t>
+            </w:r>
+          </w:p>
+          <w:p>
+            <w:pPr>
+              <w:rPr>
+                <w:rFonts w:eastAsia="Verdana"/>
+              </w:rPr>
+            </w:pPr>
+            <w:r>
+              <w:rPr>
+                <w:rFonts w:eastAsia="Verdana"/>
+              </w:rPr>
+              <w:t>Must have seeded a staff user or an admin user.</w:t>
+            </w:r>
+          </w:p>
+          <w:p>
+            <w:pPr>
+              <w:rPr>
+                <w:rFonts w:eastAsia="Verdana"/>
+              </w:rPr>
+            </w:pPr>
+          </w:p>
+          <w:p>
+            <w:pPr>
+              <w:rPr>
+                <w:rFonts w:eastAsia="Verdana"/>
+                <w:b/>
+                <w:bCs/>
               </w:rPr>
             </w:pPr>
             <w:r>
@@ -5810,6 +6828,19 @@
                 <w:bCs/>
               </w:rPr>
               <w:t>Test Plan</w:t>
+            </w:r>
+          </w:p>
+          <w:p>
+            <w:pPr>
+              <w:rPr>
+                <w:rFonts w:eastAsia="Verdana"/>
+              </w:rPr>
+            </w:pPr>
+            <w:r>
+              <w:rPr>
+                <w:rFonts w:eastAsia="Verdana"/>
+              </w:rPr>
+              <w:t>Tester will log in as a staff user and navigate to their producer dashboard, where they will test their ability to deny orders that users have created from their shop.</w:t>
             </w:r>
           </w:p>
         </w:tc>
@@ -5820,26 +6851,25 @@
         </w:trPr>
         <w:tc>
           <w:tcPr>
-            <w:tcW w:w="1841" w:type="dxa"/>
-          </w:tcPr>
-          <w:p>
-            <w:pPr>
-              <w:rPr>
-                <w:rFonts w:eastAsia="Verdana"/>
-              </w:rPr>
-            </w:pPr>
-            <w:r>
-              <w:rPr>
-                <w:rFonts w:eastAsia="Verdana"/>
-              </w:rPr>
-              <w:lastRenderedPageBreak/>
+            <w:tcW w:w="1413" w:type="dxa"/>
+          </w:tcPr>
+          <w:p>
+            <w:pPr>
+              <w:rPr>
+                <w:rFonts w:eastAsia="Verdana"/>
+              </w:rPr>
+            </w:pPr>
+            <w:r>
+              <w:rPr>
+                <w:rFonts w:eastAsia="Verdana"/>
+              </w:rPr>
               <w:t>17/04/2026</w:t>
             </w:r>
           </w:p>
         </w:tc>
         <w:tc>
           <w:tcPr>
-            <w:tcW w:w="3551" w:type="dxa"/>
+            <w:tcW w:w="2126" w:type="dxa"/>
           </w:tcPr>
           <w:p>
             <w:pPr>
@@ -5857,7 +6887,7 @@
         </w:tc>
         <w:tc>
           <w:tcPr>
-            <w:tcW w:w="3693" w:type="dxa"/>
+            <w:tcW w:w="1701" w:type="dxa"/>
           </w:tcPr>
           <w:p>
             <w:pPr>
@@ -5875,7 +6905,7 @@
         </w:tc>
         <w:tc>
           <w:tcPr>
-            <w:tcW w:w="3836" w:type="dxa"/>
+            <w:tcW w:w="9508" w:type="dxa"/>
           </w:tcPr>
           <w:p>
             <w:pPr>
@@ -5898,32 +6928,73 @@
             <w:pPr>
               <w:rPr>
                 <w:rFonts w:eastAsia="Verdana"/>
-                <w:b/>
-                <w:bCs/>
-              </w:rPr>
-            </w:pPr>
-          </w:p>
-          <w:p>
-            <w:pPr>
-              <w:rPr>
-                <w:rFonts w:eastAsia="Verdana"/>
-                <w:b/>
-                <w:bCs/>
-              </w:rPr>
-            </w:pPr>
-            <w:r>
-              <w:rPr>
-                <w:rFonts w:eastAsia="Verdana"/>
-                <w:b/>
-                <w:bCs/>
-              </w:rPr>
-              <w:t>Prerequisites</w:t>
-            </w:r>
-          </w:p>
-          <w:p>
-            <w:pPr>
-              <w:rPr>
-                <w:rFonts w:eastAsia="Verdana"/>
+              </w:rPr>
+            </w:pPr>
+            <w:r>
+              <w:rPr>
+                <w:rFonts w:eastAsia="Verdana"/>
+              </w:rPr>
+              <w:t>No data inputs needed</w:t>
+            </w:r>
+          </w:p>
+          <w:p>
+            <w:pPr>
+              <w:rPr>
+                <w:rFonts w:eastAsia="Verdana"/>
+              </w:rPr>
+            </w:pPr>
+          </w:p>
+          <w:p>
+            <w:pPr>
+              <w:rPr>
+                <w:rFonts w:eastAsia="Verdana"/>
+                <w:b/>
+                <w:bCs/>
+              </w:rPr>
+            </w:pPr>
+            <w:r>
+              <w:rPr>
+                <w:rFonts w:eastAsia="Verdana"/>
+                <w:b/>
+                <w:bCs/>
+              </w:rPr>
+              <w:t>Prerequisite</w:t>
+            </w:r>
+            <w:r>
+              <w:rPr>
+                <w:rFonts w:eastAsia="Verdana"/>
+                <w:b/>
+                <w:bCs/>
+              </w:rPr>
+              <w:t>s</w:t>
+            </w:r>
+          </w:p>
+          <w:p>
+            <w:pPr>
+              <w:rPr>
+                <w:rFonts w:eastAsia="Verdana"/>
+              </w:rPr>
+            </w:pPr>
+            <w:r>
+              <w:rPr>
+                <w:rFonts w:eastAsia="Verdana"/>
+              </w:rPr>
+              <w:t>CSS and HTML for orders page must be completed</w:t>
+            </w:r>
+          </w:p>
+          <w:p>
+            <w:pPr>
+              <w:rPr>
+                <w:rFonts w:eastAsia="Verdana"/>
+              </w:rPr>
+            </w:pPr>
+          </w:p>
+          <w:p>
+            <w:pPr>
+              <w:rPr>
+                <w:rFonts w:eastAsia="Verdana"/>
+                <w:b/>
+                <w:bCs/>
               </w:rPr>
             </w:pPr>
             <w:r>
@@ -5933,6 +7004,19 @@
                 <w:bCs/>
               </w:rPr>
               <w:t>Test Plan</w:t>
+            </w:r>
+          </w:p>
+          <w:p>
+            <w:pPr>
+              <w:rPr>
+                <w:rFonts w:eastAsia="Verdana"/>
+              </w:rPr>
+            </w:pPr>
+            <w:r>
+              <w:rPr>
+                <w:rFonts w:eastAsia="Verdana"/>
+              </w:rPr>
+              <w:t>Tester will fill a basket with a number of items of their choice, and will then proceed to make an order. They will test that the “Subtotal” field in the orders screen is accurate and is accounting for things like delivery costs where applicable.</w:t>
             </w:r>
           </w:p>
         </w:tc>
@@ -5943,7 +7027,7 @@
         </w:trPr>
         <w:tc>
           <w:tcPr>
-            <w:tcW w:w="1841" w:type="dxa"/>
+            <w:tcW w:w="1413" w:type="dxa"/>
           </w:tcPr>
           <w:p>
             <w:pPr>
@@ -5961,7 +7045,7 @@
         </w:tc>
         <w:tc>
           <w:tcPr>
-            <w:tcW w:w="3551" w:type="dxa"/>
+            <w:tcW w:w="2126" w:type="dxa"/>
           </w:tcPr>
           <w:p>
             <w:pPr>
@@ -5979,7 +7063,7 @@
         </w:tc>
         <w:tc>
           <w:tcPr>
-            <w:tcW w:w="3693" w:type="dxa"/>
+            <w:tcW w:w="1701" w:type="dxa"/>
           </w:tcPr>
           <w:p>
             <w:pPr>
@@ -5997,7 +7081,7 @@
         </w:tc>
         <w:tc>
           <w:tcPr>
-            <w:tcW w:w="3836" w:type="dxa"/>
+            <w:tcW w:w="9508" w:type="dxa"/>
           </w:tcPr>
           <w:p>
             <w:pPr>
@@ -6020,8 +7104,19 @@
             <w:pPr>
               <w:rPr>
                 <w:rFonts w:eastAsia="Verdana"/>
-                <w:b/>
-                <w:bCs/>
+              </w:rPr>
+            </w:pPr>
+            <w:r>
+              <w:rPr>
+                <w:rFonts w:eastAsia="Verdana"/>
+              </w:rPr>
+              <w:t>No data inputs needed</w:t>
+            </w:r>
+          </w:p>
+          <w:p>
+            <w:pPr>
+              <w:rPr>
+                <w:rFonts w:eastAsia="Verdana"/>
               </w:rPr>
             </w:pPr>
           </w:p>
@@ -6061,6 +7156,15 @@
                 <w:rFonts w:eastAsia="Verdana"/>
               </w:rPr>
             </w:pPr>
+          </w:p>
+          <w:p>
+            <w:pPr>
+              <w:rPr>
+                <w:rFonts w:eastAsia="Verdana"/>
+                <w:b/>
+                <w:bCs/>
+              </w:rPr>
+            </w:pPr>
             <w:r>
               <w:rPr>
                 <w:rFonts w:eastAsia="Verdana"/>
@@ -6068,6 +7172,19 @@
                 <w:bCs/>
               </w:rPr>
               <w:t>Test Plan</w:t>
+            </w:r>
+          </w:p>
+          <w:p>
+            <w:pPr>
+              <w:rPr>
+                <w:rFonts w:eastAsia="Verdana"/>
+              </w:rPr>
+            </w:pPr>
+            <w:r>
+              <w:rPr>
+                <w:rFonts w:eastAsia="Verdana"/>
+              </w:rPr>
+              <w:t>User will toggle each of the accessibility settings on the site and navigate through the pages with each enabled to test that they all work as expected on all pages.</w:t>
             </w:r>
           </w:p>
         </w:tc>
@@ -6078,25 +7195,26 @@
         </w:trPr>
         <w:tc>
           <w:tcPr>
-            <w:tcW w:w="1841" w:type="dxa"/>
-          </w:tcPr>
-          <w:p>
-            <w:pPr>
-              <w:rPr>
-                <w:rFonts w:eastAsia="Verdana"/>
-              </w:rPr>
-            </w:pPr>
-            <w:r>
-              <w:rPr>
-                <w:rFonts w:eastAsia="Verdana"/>
-              </w:rPr>
+            <w:tcW w:w="1413" w:type="dxa"/>
+          </w:tcPr>
+          <w:p>
+            <w:pPr>
+              <w:rPr>
+                <w:rFonts w:eastAsia="Verdana"/>
+              </w:rPr>
+            </w:pPr>
+            <w:r>
+              <w:rPr>
+                <w:rFonts w:eastAsia="Verdana"/>
+              </w:rPr>
+              <w:lastRenderedPageBreak/>
               <w:t>20/04/2026</w:t>
             </w:r>
           </w:p>
         </w:tc>
         <w:tc>
           <w:tcPr>
-            <w:tcW w:w="3551" w:type="dxa"/>
+            <w:tcW w:w="2126" w:type="dxa"/>
           </w:tcPr>
           <w:p>
             <w:pPr>
@@ -6120,7 +7238,7 @@
         </w:tc>
         <w:tc>
           <w:tcPr>
-            <w:tcW w:w="3693" w:type="dxa"/>
+            <w:tcW w:w="1701" w:type="dxa"/>
           </w:tcPr>
           <w:p>
             <w:pPr>
@@ -6138,7 +7256,7 @@
         </w:tc>
         <w:tc>
           <w:tcPr>
-            <w:tcW w:w="3836" w:type="dxa"/>
+            <w:tcW w:w="9508" w:type="dxa"/>
           </w:tcPr>
           <w:p>
             <w:pPr>
@@ -6161,8 +7279,19 @@
             <w:pPr>
               <w:rPr>
                 <w:rFonts w:eastAsia="Verdana"/>
-                <w:b/>
-                <w:bCs/>
+              </w:rPr>
+            </w:pPr>
+            <w:r>
+              <w:rPr>
+                <w:rFonts w:eastAsia="Verdana"/>
+              </w:rPr>
+              <w:t>No data inputs needed</w:t>
+            </w:r>
+          </w:p>
+          <w:p>
+            <w:pPr>
+              <w:rPr>
+                <w:rFonts w:eastAsia="Verdana"/>
               </w:rPr>
             </w:pPr>
           </w:p>
@@ -6202,6 +7331,15 @@
                 <w:rFonts w:eastAsia="Verdana"/>
               </w:rPr>
             </w:pPr>
+          </w:p>
+          <w:p>
+            <w:pPr>
+              <w:rPr>
+                <w:rFonts w:eastAsia="Verdana"/>
+                <w:b/>
+                <w:bCs/>
+              </w:rPr>
+            </w:pPr>
             <w:r>
               <w:rPr>
                 <w:rFonts w:eastAsia="Verdana"/>
@@ -6209,6 +7347,19 @@
                 <w:bCs/>
               </w:rPr>
               <w:t>Test Plan</w:t>
+            </w:r>
+          </w:p>
+          <w:p>
+            <w:pPr>
+              <w:rPr>
+                <w:rFonts w:eastAsia="Verdana"/>
+              </w:rPr>
+            </w:pPr>
+            <w:r>
+              <w:rPr>
+                <w:rFonts w:eastAsia="Verdana"/>
+              </w:rPr>
+              <w:t>Tester will navigate through each page in dark and light mode to test that all text and colours account for each being enabled.</w:t>
             </w:r>
           </w:p>
         </w:tc>
@@ -6219,7 +7370,7 @@
         </w:trPr>
         <w:tc>
           <w:tcPr>
-            <w:tcW w:w="1841" w:type="dxa"/>
+            <w:tcW w:w="1413" w:type="dxa"/>
           </w:tcPr>
           <w:p>
             <w:pPr>
@@ -6237,7 +7388,7 @@
         </w:tc>
         <w:tc>
           <w:tcPr>
-            <w:tcW w:w="3551" w:type="dxa"/>
+            <w:tcW w:w="2126" w:type="dxa"/>
           </w:tcPr>
           <w:p>
             <w:pPr>
@@ -6255,7 +7406,7 @@
         </w:tc>
         <w:tc>
           <w:tcPr>
-            <w:tcW w:w="3693" w:type="dxa"/>
+            <w:tcW w:w="1701" w:type="dxa"/>
           </w:tcPr>
           <w:p>
             <w:pPr>
@@ -6273,7 +7424,7 @@
         </w:tc>
         <w:tc>
           <w:tcPr>
-            <w:tcW w:w="3836" w:type="dxa"/>
+            <w:tcW w:w="9508" w:type="dxa"/>
           </w:tcPr>
           <w:p>
             <w:pPr>
@@ -6296,8 +7447,19 @@
             <w:pPr>
               <w:rPr>
                 <w:rFonts w:eastAsia="Verdana"/>
-                <w:b/>
-                <w:bCs/>
+              </w:rPr>
+            </w:pPr>
+            <w:r>
+              <w:rPr>
+                <w:rFonts w:eastAsia="Verdana"/>
+              </w:rPr>
+              <w:t>No data inputs needed</w:t>
+            </w:r>
+          </w:p>
+          <w:p>
+            <w:pPr>
+              <w:rPr>
+                <w:rFonts w:eastAsia="Verdana"/>
               </w:rPr>
             </w:pPr>
           </w:p>
@@ -6337,6 +7499,15 @@
                 <w:rFonts w:eastAsia="Verdana"/>
               </w:rPr>
             </w:pPr>
+          </w:p>
+          <w:p>
+            <w:pPr>
+              <w:rPr>
+                <w:rFonts w:eastAsia="Verdana"/>
+                <w:b/>
+                <w:bCs/>
+              </w:rPr>
+            </w:pPr>
             <w:r>
               <w:rPr>
                 <w:rFonts w:eastAsia="Verdana"/>
@@ -6344,6 +7515,31 @@
                 <w:bCs/>
               </w:rPr>
               <w:t>Test Plan</w:t>
+            </w:r>
+          </w:p>
+          <w:p>
+            <w:pPr>
+              <w:rPr>
+                <w:rFonts w:eastAsia="Verdana"/>
+              </w:rPr>
+            </w:pPr>
+            <w:r>
+              <w:rPr>
+                <w:rFonts w:eastAsia="Verdana"/>
+              </w:rPr>
+              <w:t xml:space="preserve">Tester will navigate through each page in </w:t>
+            </w:r>
+            <w:r>
+              <w:rPr>
+                <w:rFonts w:eastAsia="Verdana"/>
+              </w:rPr>
+              <w:t>each colourblind</w:t>
+            </w:r>
+            <w:r>
+              <w:rPr>
+                <w:rFonts w:eastAsia="Verdana"/>
+              </w:rPr>
+              <w:t xml:space="preserve"> mode to test that all text and colours account for each being enabled.</w:t>
             </w:r>
           </w:p>
         </w:tc>
@@ -6354,7 +7550,7 @@
         </w:trPr>
         <w:tc>
           <w:tcPr>
-            <w:tcW w:w="1841" w:type="dxa"/>
+            <w:tcW w:w="1413" w:type="dxa"/>
           </w:tcPr>
           <w:p>
             <w:pPr>
@@ -6372,7 +7568,7 @@
         </w:tc>
         <w:tc>
           <w:tcPr>
-            <w:tcW w:w="3551" w:type="dxa"/>
+            <w:tcW w:w="2126" w:type="dxa"/>
           </w:tcPr>
           <w:p>
             <w:pPr>
@@ -6390,7 +7586,7 @@
         </w:tc>
         <w:tc>
           <w:tcPr>
-            <w:tcW w:w="3693" w:type="dxa"/>
+            <w:tcW w:w="1701" w:type="dxa"/>
           </w:tcPr>
           <w:p>
             <w:pPr>
@@ -6408,7 +7604,7 @@
         </w:tc>
         <w:tc>
           <w:tcPr>
-            <w:tcW w:w="3836" w:type="dxa"/>
+            <w:tcW w:w="9508" w:type="dxa"/>
           </w:tcPr>
           <w:p>
             <w:pPr>
@@ -6431,8 +7627,19 @@
             <w:pPr>
               <w:rPr>
                 <w:rFonts w:eastAsia="Verdana"/>
-                <w:b/>
-                <w:bCs/>
+              </w:rPr>
+            </w:pPr>
+            <w:r>
+              <w:rPr>
+                <w:rFonts w:eastAsia="Verdana"/>
+              </w:rPr>
+              <w:t>No data inputs needed</w:t>
+            </w:r>
+          </w:p>
+          <w:p>
+            <w:pPr>
+              <w:rPr>
+                <w:rFonts w:eastAsia="Verdana"/>
               </w:rPr>
             </w:pPr>
           </w:p>
@@ -6472,162 +7679,71 @@
                 <w:rFonts w:eastAsia="Verdana"/>
               </w:rPr>
             </w:pPr>
-            <w:r>
-              <w:rPr>
-                <w:rFonts w:eastAsia="Verdana"/>
-                <w:b/>
-                <w:bCs/>
-              </w:rPr>
-              <w:lastRenderedPageBreak/>
+          </w:p>
+          <w:p>
+            <w:pPr>
+              <w:rPr>
+                <w:rFonts w:eastAsia="Verdana"/>
+                <w:b/>
+                <w:bCs/>
+              </w:rPr>
+            </w:pPr>
+            <w:r>
+              <w:rPr>
+                <w:rFonts w:eastAsia="Verdana"/>
+                <w:b/>
+                <w:bCs/>
+              </w:rPr>
               <w:t>Test Plan</w:t>
             </w:r>
           </w:p>
-        </w:tc>
-      </w:tr>
-      <w:tr>
-        <w:trPr>
-          <w:trHeight w:val="839"/>
-        </w:trPr>
-        <w:tc>
-          <w:tcPr>
-            <w:tcW w:w="1841" w:type="dxa"/>
-          </w:tcPr>
-          <w:p>
-            <w:pPr>
-              <w:rPr>
-                <w:rFonts w:eastAsia="Verdana"/>
-              </w:rPr>
-            </w:pPr>
-            <w:r>
-              <w:rPr>
-                <w:rFonts w:eastAsia="Verdana"/>
-              </w:rPr>
-              <w:lastRenderedPageBreak/>
-              <w:t>20/04/2026</w:t>
-            </w:r>
-          </w:p>
-        </w:tc>
-        <w:tc>
-          <w:tcPr>
-            <w:tcW w:w="3551" w:type="dxa"/>
-          </w:tcPr>
-          <w:p>
-            <w:pPr>
-              <w:rPr>
-                <w:rFonts w:eastAsia="Verdana"/>
-              </w:rPr>
-            </w:pPr>
-            <w:r>
-              <w:rPr>
-                <w:rFonts w:eastAsia="Verdana"/>
-              </w:rPr>
-              <w:t>Test Prototype payment details screen</w:t>
-            </w:r>
-          </w:p>
-        </w:tc>
-        <w:tc>
-          <w:tcPr>
-            <w:tcW w:w="3693" w:type="dxa"/>
-          </w:tcPr>
-          <w:p>
-            <w:pPr>
-              <w:rPr>
-                <w:rFonts w:eastAsia="Verdana"/>
-              </w:rPr>
-            </w:pPr>
-            <w:r>
-              <w:rPr>
-                <w:rFonts w:eastAsia="Verdana"/>
-              </w:rPr>
-              <w:t>White box testing, Black Box testing -&gt; Integration Testing</w:t>
-            </w:r>
-            <w:r>
-              <w:rPr>
-                <w:rFonts w:eastAsia="Verdana"/>
-              </w:rPr>
-              <w:t>, Security Testing, Unit testing</w:t>
-            </w:r>
-          </w:p>
-        </w:tc>
-        <w:tc>
-          <w:tcPr>
-            <w:tcW w:w="3836" w:type="dxa"/>
-          </w:tcPr>
-          <w:p>
-            <w:pPr>
-              <w:rPr>
-                <w:rFonts w:eastAsia="Verdana"/>
-                <w:b/>
-                <w:bCs/>
-              </w:rPr>
-            </w:pPr>
-            <w:r>
-              <w:rPr>
-                <w:rFonts w:eastAsia="Verdana"/>
-                <w:b/>
-                <w:bCs/>
-              </w:rPr>
-              <w:t>Data Inputs Needed</w:t>
-            </w:r>
-          </w:p>
-          <w:p>
-            <w:pPr>
-              <w:rPr>
-                <w:rFonts w:eastAsia="Verdana"/>
-                <w:b/>
-                <w:bCs/>
-              </w:rPr>
-            </w:pPr>
-          </w:p>
-          <w:p>
-            <w:pPr>
-              <w:rPr>
-                <w:rFonts w:eastAsia="Verdana"/>
-                <w:b/>
-                <w:bCs/>
-              </w:rPr>
-            </w:pPr>
-            <w:r>
-              <w:rPr>
-                <w:rFonts w:eastAsia="Verdana"/>
-                <w:b/>
-                <w:bCs/>
-              </w:rPr>
-              <w:t>Prerequisites</w:t>
-            </w:r>
-          </w:p>
-          <w:p>
-            <w:pPr>
-              <w:rPr>
-                <w:rFonts w:eastAsia="Verdana"/>
-              </w:rPr>
-            </w:pPr>
-            <w:r>
-              <w:rPr>
-                <w:rFonts w:eastAsia="Verdana"/>
-              </w:rPr>
-              <w:t xml:space="preserve">Must have </w:t>
-            </w:r>
-            <w:r>
-              <w:rPr>
-                <w:rFonts w:eastAsia="Verdana"/>
-              </w:rPr>
-              <w:t>working order capabilities</w:t>
-            </w:r>
-          </w:p>
-          <w:p>
-            <w:pPr>
-              <w:rPr>
-                <w:rFonts w:eastAsia="Verdana"/>
-              </w:rPr>
-            </w:pPr>
-            <w:r>
-              <w:rPr>
-                <w:rFonts w:eastAsia="Verdana"/>
-                <w:b/>
-                <w:bCs/>
-              </w:rPr>
-              <w:t>Test Plan</w:t>
+          <w:p>
+            <w:pPr>
+              <w:rPr>
+                <w:rFonts w:eastAsia="Verdana"/>
+              </w:rPr>
+            </w:pPr>
+            <w:r>
+              <w:rPr>
+                <w:rFonts w:eastAsia="Verdana"/>
+              </w:rPr>
+              <w:t xml:space="preserve">Tester will navigate through each page in </w:t>
+            </w:r>
+            <w:r>
+              <w:rPr>
+                <w:rFonts w:eastAsia="Verdana"/>
+              </w:rPr>
+              <w:t xml:space="preserve">each font size </w:t>
+            </w:r>
+            <w:r>
+              <w:rPr>
+                <w:rFonts w:eastAsia="Verdana"/>
+              </w:rPr>
+              <w:t>to test that all text account</w:t>
+            </w:r>
+            <w:r>
+              <w:rPr>
+                <w:rFonts w:eastAsia="Verdana"/>
+              </w:rPr>
+              <w:t>s</w:t>
+            </w:r>
+            <w:r>
+              <w:rPr>
+                <w:rFonts w:eastAsia="Verdana"/>
+              </w:rPr>
+              <w:t xml:space="preserve"> for </w:t>
+            </w:r>
+            <w:r>
+              <w:rPr>
+                <w:rFonts w:eastAsia="Verdana"/>
+              </w:rPr>
+              <w:t>it</w:t>
+            </w:r>
+            <w:r>
+              <w:rPr>
+                <w:rFonts w:eastAsia="Verdana"/>
+              </w:rPr>
+              <w:t xml:space="preserve"> being enabled.</w:t>
             </w:r>
           </w:p>
         </w:tc>
@@ -6637,11 +7753,63 @@
     <w:sectPr>
       <w:pgSz w:w="16838" w:h="11906" w:orient="landscape"/>
       <w:pgMar w:top="1440" w:right="1440" w:bottom="1440" w:left="1440" w:header="708" w:footer="708" w:gutter="0"/>
+      <w:pgNumType w:start="0"/>
       <w:cols w:space="708"/>
+      <w:titlePg/>
       <w:docGrid w:linePitch="360"/>
     </w:sectPr>
   </w:body>
 </w:document>
+</file>
+
+<file path=word/endnotes.xml><?xml version="1.0" encoding="utf-8"?>
+<w:endnotes xmlns:wpc="http://schemas.microsoft.com/office/word/2010/wordprocessingCanvas" xmlns:cx="http://schemas.microsoft.com/office/drawing/2014/chartex" xmlns:cx1="http://schemas.microsoft.com/office/drawing/2015/9/8/chartex" xmlns:cx2="http://schemas.microsoft.com/office/drawing/2015/10/21/chartex" xmlns:cx3="http://schemas.microsoft.com/office/drawing/2016/5/9/chartex" xmlns:cx4="http://schemas.microsoft.com/office/drawing/2016/5/10/chartex" xmlns:cx5="http://schemas.microsoft.com/office/drawing/2016/5/11/chartex" xmlns:cx6="http://schemas.microsoft.com/office/drawing/2016/5/12/chartex" xmlns:cx7="http://schemas.microsoft.com/office/drawing/2016/5/13/chartex" xmlns:cx8="http://schemas.microsoft.com/office/drawing/2016/5/14/chartex" xmlns:mc="http://schemas.openxmlformats.org/markup-compatibility/2006" xmlns:aink="http://schemas.microsoft.com/office/drawing/2016/ink" xmlns:am3d="http://schemas.microsoft.com/office/drawing/2017/model3d" xmlns:o="urn:schemas-microsoft-com:office:office" xmlns:r="http://schemas.openxmlformats.org/officeDocument/2006/relationships" xmlns:m="http://schemas.openxmlformats.org/officeDocument/2006/math" xmlns:v="urn:schemas-microsoft-com:vml" xmlns:wp14="http://schemas.microsoft.com/office/word/2010/wordprocessingDrawing" xmlns:wp="http://schemas.openxmlformats.org/drawingml/2006/wordprocessingDrawing" xmlns:w10="urn:schemas-microsoft-com:office:word" xmlns:w="http://schemas.openxmlformats.org/wordprocessingml/2006/main" xmlns:w14="http://schemas.microsoft.com/office/word/2010/wordml" xmlns:w15="http://schemas.microsoft.com/office/word/2012/wordml" xmlns:w16cex="http://schemas.microsoft.com/office/word/2018/wordml/cex" xmlns:w16cid="http://schemas.microsoft.com/office/word/2016/wordml/cid" xmlns:w16="http://schemas.microsoft.com/office/word/2018/wordml" xmlns:w16sdtdh="http://schemas.microsoft.com/office/word/2020/wordml/sdtdatahash" xmlns:w16se="http://schemas.microsoft.com/office/word/2015/wordml/symex" xmlns:wpg="http://schemas.microsoft.com/office/word/2010/wordprocessingGroup" xmlns:wpi="http://schemas.microsoft.com/office/word/2010/wordprocessingInk" xmlns:wne="http://schemas.microsoft.com/office/word/2006/wordml" xmlns:wps="http://schemas.microsoft.com/office/word/2010/wordprocessingShape" mc:Ignorable="w14 w15 w16se w16cid w16 w16cex w16sdtdh wp14">
+  <w:endnote w:type="separator" w:id="-1">
+    <w:p>
+      <w:pPr>
+        <w:spacing w:line="240" w:lineRule="auto"/>
+      </w:pPr>
+      <w:r>
+        <w:separator/>
+      </w:r>
+    </w:p>
+  </w:endnote>
+  <w:endnote w:type="continuationSeparator" w:id="0">
+    <w:p>
+      <w:pPr>
+        <w:spacing w:line="240" w:lineRule="auto"/>
+      </w:pPr>
+      <w:r>
+        <w:continuationSeparator/>
+      </w:r>
+    </w:p>
+  </w:endnote>
+</w:endnotes>
+</file>
+
+<file path=word/footnotes.xml><?xml version="1.0" encoding="utf-8"?>
+<w:footnotes xmlns:wpc="http://schemas.microsoft.com/office/word/2010/wordprocessingCanvas" xmlns:cx="http://schemas.microsoft.com/office/drawing/2014/chartex" xmlns:cx1="http://schemas.microsoft.com/office/drawing/2015/9/8/chartex" xmlns:cx2="http://schemas.microsoft.com/office/drawing/2015/10/21/chartex" xmlns:cx3="http://schemas.microsoft.com/office/drawing/2016/5/9/chartex" xmlns:cx4="http://schemas.microsoft.com/office/drawing/2016/5/10/chartex" xmlns:cx5="http://schemas.microsoft.com/office/drawing/2016/5/11/chartex" xmlns:cx6="http://schemas.microsoft.com/office/drawing/2016/5/12/chartex" xmlns:cx7="http://schemas.microsoft.com/office/drawing/2016/5/13/chartex" xmlns:cx8="http://schemas.microsoft.com/office/drawing/2016/5/14/chartex" xmlns:mc="http://schemas.openxmlformats.org/markup-compatibility/2006" xmlns:aink="http://schemas.microsoft.com/office/drawing/2016/ink" xmlns:am3d="http://schemas.microsoft.com/office/drawing/2017/model3d" xmlns:o="urn:schemas-microsoft-com:office:office" xmlns:r="http://schemas.openxmlformats.org/officeDocument/2006/relationships" xmlns:m="http://schemas.openxmlformats.org/officeDocument/2006/math" xmlns:v="urn:schemas-microsoft-com:vml" xmlns:wp14="http://schemas.microsoft.com/office/word/2010/wordprocessingDrawing" xmlns:wp="http://schemas.openxmlformats.org/drawingml/2006/wordprocessingDrawing" xmlns:w10="urn:schemas-microsoft-com:office:word" xmlns:w="http://schemas.openxmlformats.org/wordprocessingml/2006/main" xmlns:w14="http://schemas.microsoft.com/office/word/2010/wordml" xmlns:w15="http://schemas.microsoft.com/office/word/2012/wordml" xmlns:w16cex="http://schemas.microsoft.com/office/word/2018/wordml/cex" xmlns:w16cid="http://schemas.microsoft.com/office/word/2016/wordml/cid" xmlns:w16="http://schemas.microsoft.com/office/word/2018/wordml" xmlns:w16sdtdh="http://schemas.microsoft.com/office/word/2020/wordml/sdtdatahash" xmlns:w16se="http://schemas.microsoft.com/office/word/2015/wordml/symex" xmlns:wpg="http://schemas.microsoft.com/office/word/2010/wordprocessingGroup" xmlns:wpi="http://schemas.microsoft.com/office/word/2010/wordprocessingInk" xmlns:wne="http://schemas.microsoft.com/office/word/2006/wordml" xmlns:wps="http://schemas.microsoft.com/office/word/2010/wordprocessingShape" mc:Ignorable="w14 w15 w16se w16cid w16 w16cex w16sdtdh wp14">
+  <w:footnote w:type="separator" w:id="-1">
+    <w:p>
+      <w:pPr>
+        <w:spacing w:line="240" w:lineRule="auto"/>
+      </w:pPr>
+      <w:r>
+        <w:separator/>
+      </w:r>
+    </w:p>
+  </w:footnote>
+  <w:footnote w:type="continuationSeparator" w:id="0">
+    <w:p>
+      <w:pPr>
+        <w:spacing w:line="240" w:lineRule="auto"/>
+      </w:pPr>
+      <w:r>
+        <w:continuationSeparator/>
+      </w:r>
+    </w:p>
+  </w:footnote>
+</w:footnotes>
 </file>
 
 <file path=word/styles.xml><?xml version="1.0" encoding="utf-8"?>
@@ -7096,7 +8264,679 @@
       <w:shd w:val="clear" w:color="auto" w:fill="E1DFDD"/>
     </w:rPr>
   </w:style>
+  <w:style w:type="paragraph" w:styleId="NoSpacing">
+    <w:name w:val="No Spacing"/>
+    <w:link w:val="NoSpacingChar"/>
+    <w:uiPriority w:val="1"/>
+    <w:qFormat/>
+    <w:rsid w:val="00647736"/>
+    <w:rPr>
+      <w:rFonts w:asciiTheme="minorHAnsi" w:eastAsiaTheme="minorEastAsia" w:hAnsiTheme="minorHAnsi" w:cstheme="minorBidi"/>
+      <w:sz w:val="22"/>
+      <w:szCs w:val="22"/>
+    </w:rPr>
+  </w:style>
+  <w:style w:type="character" w:customStyle="1" w:styleId="NoSpacingChar">
+    <w:name w:val="No Spacing Char"/>
+    <w:basedOn w:val="DefaultParagraphFont"/>
+    <w:link w:val="NoSpacing"/>
+    <w:uiPriority w:val="1"/>
+    <w:rsid w:val="00647736"/>
+    <w:rPr>
+      <w:rFonts w:asciiTheme="minorHAnsi" w:eastAsiaTheme="minorEastAsia" w:hAnsiTheme="minorHAnsi" w:cstheme="minorBidi"/>
+      <w:sz w:val="22"/>
+      <w:szCs w:val="22"/>
+    </w:rPr>
+  </w:style>
+  <w:style w:type="paragraph" w:styleId="Header">
+    <w:name w:val="header"/>
+    <w:basedOn w:val="Normal"/>
+    <w:link w:val="HeaderChar"/>
+    <w:uiPriority w:val="99"/>
+    <w:unhideWhenUsed/>
+    <w:rsid w:val="00647736"/>
+    <w:pPr>
+      <w:tabs>
+        <w:tab w:val="center" w:pos="4513"/>
+        <w:tab w:val="right" w:pos="9026"/>
+      </w:tabs>
+      <w:spacing w:line="240" w:lineRule="auto"/>
+    </w:pPr>
+  </w:style>
+  <w:style w:type="character" w:customStyle="1" w:styleId="HeaderChar">
+    <w:name w:val="Header Char"/>
+    <w:basedOn w:val="DefaultParagraphFont"/>
+    <w:link w:val="Header"/>
+    <w:uiPriority w:val="99"/>
+    <w:rsid w:val="00647736"/>
+    <w:rPr>
+      <w:rFonts w:ascii="Arial" w:eastAsia="Arial" w:hAnsi="Arial" w:cs="Arial"/>
+      <w:sz w:val="22"/>
+      <w:szCs w:val="22"/>
+    </w:rPr>
+  </w:style>
+  <w:style w:type="paragraph" w:styleId="Footer">
+    <w:name w:val="footer"/>
+    <w:basedOn w:val="Normal"/>
+    <w:link w:val="FooterChar"/>
+    <w:uiPriority w:val="99"/>
+    <w:unhideWhenUsed/>
+    <w:rsid w:val="00647736"/>
+    <w:pPr>
+      <w:tabs>
+        <w:tab w:val="center" w:pos="4513"/>
+        <w:tab w:val="right" w:pos="9026"/>
+      </w:tabs>
+      <w:spacing w:line="240" w:lineRule="auto"/>
+    </w:pPr>
+  </w:style>
+  <w:style w:type="character" w:customStyle="1" w:styleId="FooterChar">
+    <w:name w:val="Footer Char"/>
+    <w:basedOn w:val="DefaultParagraphFont"/>
+    <w:link w:val="Footer"/>
+    <w:uiPriority w:val="99"/>
+    <w:rsid w:val="00647736"/>
+    <w:rPr>
+      <w:rFonts w:ascii="Arial" w:eastAsia="Arial" w:hAnsi="Arial" w:cs="Arial"/>
+      <w:sz w:val="22"/>
+      <w:szCs w:val="22"/>
+    </w:rPr>
+  </w:style>
 </w:styles>
+</file>
+
+<file path=word/glossary/document.xml><?xml version="1.0" encoding="utf-8"?>
+<w:glossaryDocument xmlns:wpc="http://schemas.microsoft.com/office/word/2010/wordprocessingCanvas" xmlns:cx="http://schemas.microsoft.com/office/drawing/2014/chartex" xmlns:cx1="http://schemas.microsoft.com/office/drawing/2015/9/8/chartex" xmlns:cx2="http://schemas.microsoft.com/office/drawing/2015/10/21/chartex" xmlns:cx3="http://schemas.microsoft.com/office/drawing/2016/5/9/chartex" xmlns:cx4="http://schemas.microsoft.com/office/drawing/2016/5/10/chartex" xmlns:cx5="http://schemas.microsoft.com/office/drawing/2016/5/11/chartex" xmlns:cx6="http://schemas.microsoft.com/office/drawing/2016/5/12/chartex" xmlns:cx7="http://schemas.microsoft.com/office/drawing/2016/5/13/chartex" xmlns:cx8="http://schemas.microsoft.com/office/drawing/2016/5/14/chartex" xmlns:mc="http://schemas.openxmlformats.org/markup-compatibility/2006" xmlns:aink="http://schemas.microsoft.com/office/drawing/2016/ink" xmlns:am3d="http://schemas.microsoft.com/office/drawing/2017/model3d" xmlns:o="urn:schemas-microsoft-com:office:office" xmlns:r="http://schemas.openxmlformats.org/officeDocument/2006/relationships" xmlns:m="http://schemas.openxmlformats.org/officeDocument/2006/math" xmlns:v="urn:schemas-microsoft-com:vml" xmlns:wp14="http://schemas.microsoft.com/office/word/2010/wordprocessingDrawing" xmlns:wp="http://schemas.openxmlformats.org/drawingml/2006/wordprocessingDrawing" xmlns:w10="urn:schemas-microsoft-com:office:word" xmlns:w="http://schemas.openxmlformats.org/wordprocessingml/2006/main" xmlns:w14="http://schemas.microsoft.com/office/word/2010/wordml" xmlns:w15="http://schemas.microsoft.com/office/word/2012/wordml" xmlns:w16cex="http://schemas.microsoft.com/office/word/2018/wordml/cex" xmlns:w16cid="http://schemas.microsoft.com/office/word/2016/wordml/cid" xmlns:w16="http://schemas.microsoft.com/office/word/2018/wordml" xmlns:w16sdtdh="http://schemas.microsoft.com/office/word/2020/wordml/sdtdatahash" xmlns:w16se="http://schemas.microsoft.com/office/word/2015/wordml/symex" xmlns:wpg="http://schemas.microsoft.com/office/word/2010/wordprocessingGroup" xmlns:wpi="http://schemas.microsoft.com/office/word/2010/wordprocessingInk" xmlns:wne="http://schemas.microsoft.com/office/word/2006/wordml" xmlns:wps="http://schemas.microsoft.com/office/word/2010/wordprocessingShape" mc:Ignorable="w14 w15 w16se w16cid w16 w16cex w16sdtdh wp14">
+  <w:docParts>
+    <w:docPart>
+      <w:docPartPr>
+        <w:name w:val="19DA9D6A857143469E66B78C0FC54E29"/>
+        <w:category>
+          <w:name w:val="General"/>
+          <w:gallery w:val="placeholder"/>
+        </w:category>
+        <w:types>
+          <w:type w:val="bbPlcHdr"/>
+        </w:types>
+        <w:behaviors>
+          <w:behavior w:val="content"/>
+        </w:behaviors>
+        <w:guid w:val="{E3795539-0D3D-43B2-B706-D47629331B58}"/>
+      </w:docPartPr>
+      <w:docPartBody>
+        <w:p>
+          <w:pPr>
+            <w:pStyle w:val="19DA9D6A857143469E66B78C0FC54E29"/>
+          </w:pPr>
+          <w:r>
+            <w:rPr>
+              <w:rFonts w:asciiTheme="majorHAnsi" w:eastAsiaTheme="majorEastAsia" w:hAnsiTheme="majorHAnsi" w:cstheme="majorBidi"/>
+              <w:caps/>
+              <w:color w:val="4472C4" w:themeColor="accent1"/>
+              <w:sz w:val="80"/>
+              <w:szCs w:val="80"/>
+            </w:rPr>
+            <w:t>[Document title]</w:t>
+          </w:r>
+        </w:p>
+      </w:docPartBody>
+    </w:docPart>
+    <w:docPart>
+      <w:docPartPr>
+        <w:name w:val="7A81850D1387460EB1AD1644EF26D0DF"/>
+        <w:category>
+          <w:name w:val="General"/>
+          <w:gallery w:val="placeholder"/>
+        </w:category>
+        <w:types>
+          <w:type w:val="bbPlcHdr"/>
+        </w:types>
+        <w:behaviors>
+          <w:behavior w:val="content"/>
+        </w:behaviors>
+        <w:guid w:val="{04B72929-9667-4CAD-BAD5-99D2A7977D7C}"/>
+      </w:docPartPr>
+      <w:docPartBody>
+        <w:p>
+          <w:pPr>
+            <w:pStyle w:val="7A81850D1387460EB1AD1644EF26D0DF"/>
+          </w:pPr>
+          <w:r>
+            <w:rPr>
+              <w:color w:val="4472C4" w:themeColor="accent1"/>
+              <w:sz w:val="28"/>
+              <w:szCs w:val="28"/>
+            </w:rPr>
+            <w:t>[Document subtitle]</w:t>
+          </w:r>
+        </w:p>
+      </w:docPartBody>
+    </w:docPart>
+  </w:docParts>
+</w:glossaryDocument>
+</file>
+
+<file path=word/glossary/fontTable.xml><?xml version="1.0" encoding="utf-8"?>
+<w:fonts xmlns:mc="http://schemas.openxmlformats.org/markup-compatibility/2006" xmlns:r="http://schemas.openxmlformats.org/officeDocument/2006/relationships" xmlns:w="http://schemas.openxmlformats.org/wordprocessingml/2006/main" xmlns:w14="http://schemas.microsoft.com/office/word/2010/wordml" xmlns:w15="http://schemas.microsoft.com/office/word/2012/wordml" xmlns:w16cex="http://schemas.microsoft.com/office/word/2018/wordml/cex" xmlns:w16cid="http://schemas.microsoft.com/office/word/2016/wordml/cid" xmlns:w16="http://schemas.microsoft.com/office/word/2018/wordml" xmlns:w16sdtdh="http://schemas.microsoft.com/office/word/2020/wordml/sdtdatahash" xmlns:w16se="http://schemas.microsoft.com/office/word/2015/wordml/symex" mc:Ignorable="w14 w15 w16se w16cid w16 w16cex w16sdtdh">
+  <w:font w:name="Calibri">
+    <w:panose1 w:val="020F0502020204030204"/>
+    <w:charset w:val="00"/>
+    <w:family w:val="swiss"/>
+    <w:pitch w:val="variable"/>
+    <w:sig w:usb0="E4002EFF" w:usb1="C200247B" w:usb2="00000009" w:usb3="00000000" w:csb0="000001FF" w:csb1="00000000"/>
+  </w:font>
+  <w:font w:name="Times New Roman">
+    <w:panose1 w:val="02020603050405020304"/>
+    <w:charset w:val="00"/>
+    <w:family w:val="roman"/>
+    <w:pitch w:val="variable"/>
+    <w:sig w:usb0="E0002EFF" w:usb1="C000785B" w:usb2="00000009" w:usb3="00000000" w:csb0="000001FF" w:csb1="00000000"/>
+  </w:font>
+  <w:font w:name="Arial">
+    <w:panose1 w:val="020B0604020202020204"/>
+    <w:charset w:val="00"/>
+    <w:family w:val="swiss"/>
+    <w:pitch w:val="variable"/>
+    <w:sig w:usb0="E0002EFF" w:usb1="C000785B" w:usb2="00000009" w:usb3="00000000" w:csb0="000001FF" w:csb1="00000000"/>
+  </w:font>
+  <w:font w:name="Verdana">
+    <w:panose1 w:val="020B0604030504040204"/>
+    <w:charset w:val="00"/>
+    <w:family w:val="swiss"/>
+    <w:pitch w:val="variable"/>
+    <w:sig w:usb0="A00006FF" w:usb1="4000205B" w:usb2="00000010" w:usb3="00000000" w:csb0="0000019F" w:csb1="00000000"/>
+  </w:font>
+  <w:font w:name="Calibri Light">
+    <w:panose1 w:val="020F0302020204030204"/>
+    <w:charset w:val="00"/>
+    <w:family w:val="swiss"/>
+    <w:pitch w:val="variable"/>
+    <w:sig w:usb0="E4002EFF" w:usb1="C200247B" w:usb2="00000009" w:usb3="00000000" w:csb0="000001FF" w:csb1="00000000"/>
+  </w:font>
+</w:fonts>
+</file>
+
+<file path=word/glossary/settings.xml><?xml version="1.0" encoding="utf-8"?>
+<w:settings xmlns:mc="http://schemas.openxmlformats.org/markup-compatibility/2006" xmlns:o="urn:schemas-microsoft-com:office:office" xmlns:r="http://schemas.openxmlformats.org/officeDocument/2006/relationships" xmlns:m="http://schemas.openxmlformats.org/officeDocument/2006/math" xmlns:v="urn:schemas-microsoft-com:vml" xmlns:w10="urn:schemas-microsoft-com:office:word" xmlns:w="http://schemas.openxmlformats.org/wordprocessingml/2006/main" xmlns:w14="http://schemas.microsoft.com/office/word/2010/wordml" xmlns:w15="http://schemas.microsoft.com/office/word/2012/wordml" xmlns:w16cex="http://schemas.microsoft.com/office/word/2018/wordml/cex" xmlns:w16cid="http://schemas.microsoft.com/office/word/2016/wordml/cid" xmlns:w16="http://schemas.microsoft.com/office/word/2018/wordml" xmlns:w16sdtdh="http://schemas.microsoft.com/office/word/2020/wordml/sdtdatahash" xmlns:w16se="http://schemas.microsoft.com/office/word/2015/wordml/symex" xmlns:sl="http://schemas.openxmlformats.org/schemaLibrary/2006/main" mc:Ignorable="w14 w15 w16se w16cid w16 w16cex w16sdtdh">
+  <w:view w:val="normal"/>
+  <w:defaultTabStop w:val="720"/>
+  <w:characterSpacingControl w:val="doNotCompress"/>
+  <w:compat>
+    <w:useFELayout/>
+    <w:compatSetting w:name="compatibilityMode" w:uri="http://schemas.microsoft.com/office/word" w:val="15"/>
+    <w:compatSetting w:name="overrideTableStyleFontSizeAndJustification" w:uri="http://schemas.microsoft.com/office/word" w:val="1"/>
+    <w:compatSetting w:name="enableOpenTypeFeatures" w:uri="http://schemas.microsoft.com/office/word" w:val="1"/>
+    <w:compatSetting w:name="doNotFlipMirrorIndents" w:uri="http://schemas.microsoft.com/office/word" w:val="1"/>
+    <w:compatSetting w:name="differentiateMultirowTableHeaders" w:uri="http://schemas.microsoft.com/office/word" w:val="1"/>
+    <w:compatSetting w:name="useWord2013TrackBottomHyphenation" w:uri="http://schemas.microsoft.com/office/word" w:val="0"/>
+  </w:compat>
+  <w:rsids>
+    <w:rsidRoot w:val="00612D1B"/>
+    <w:rsid w:val="00612D1B"/>
+  </w:rsids>
+  <m:mathPr>
+    <m:mathFont m:val="Cambria Math"/>
+    <m:brkBin m:val="before"/>
+    <m:brkBinSub m:val="--"/>
+    <m:smallFrac m:val="0"/>
+    <m:dispDef/>
+    <m:lMargin m:val="0"/>
+    <m:rMargin m:val="0"/>
+    <m:defJc m:val="centerGroup"/>
+    <m:wrapIndent m:val="1440"/>
+    <m:intLim m:val="subSup"/>
+    <m:naryLim m:val="undOvr"/>
+  </m:mathPr>
+  <w:themeFontLang w:val="en-GB"/>
+  <w:clrSchemeMapping w:bg1="light1" w:t1="dark1" w:bg2="light2" w:t2="dark2" w:accent1="accent1" w:accent2="accent2" w:accent3="accent3" w:accent4="accent4" w:accent5="accent5" w:accent6="accent6" w:hyperlink="hyperlink" w:followedHyperlink="followedHyperlink"/>
+  <w:decimalSymbol w:val="."/>
+  <w:listSeparator w:val=","/>
+  <w15:chartTrackingRefBased/>
+</w:settings>
+</file>
+
+<file path=word/glossary/styles.xml><?xml version="1.0" encoding="utf-8"?>
+<w:styles xmlns:mc="http://schemas.openxmlformats.org/markup-compatibility/2006" xmlns:r="http://schemas.openxmlformats.org/officeDocument/2006/relationships" xmlns:w="http://schemas.openxmlformats.org/wordprocessingml/2006/main" xmlns:w14="http://schemas.microsoft.com/office/word/2010/wordml" xmlns:w15="http://schemas.microsoft.com/office/word/2012/wordml" xmlns:w16cex="http://schemas.microsoft.com/office/word/2018/wordml/cex" xmlns:w16cid="http://schemas.microsoft.com/office/word/2016/wordml/cid" xmlns:w16="http://schemas.microsoft.com/office/word/2018/wordml" xmlns:w16sdtdh="http://schemas.microsoft.com/office/word/2020/wordml/sdtdatahash" xmlns:w16se="http://schemas.microsoft.com/office/word/2015/wordml/symex" mc:Ignorable="w14 w15 w16se w16cid w16 w16cex w16sdtdh">
+  <w:docDefaults>
+    <w:rPrDefault>
+      <w:rPr>
+        <w:rFonts w:asciiTheme="minorHAnsi" w:eastAsiaTheme="minorEastAsia" w:hAnsiTheme="minorHAnsi" w:cstheme="minorBidi"/>
+        <w:sz w:val="22"/>
+        <w:szCs w:val="22"/>
+        <w:lang w:val="en-GB" w:eastAsia="en-GB" w:bidi="ar-SA"/>
+      </w:rPr>
+    </w:rPrDefault>
+    <w:pPrDefault>
+      <w:pPr>
+        <w:spacing w:after="160" w:line="259" w:lineRule="auto"/>
+      </w:pPr>
+    </w:pPrDefault>
+  </w:docDefaults>
+  <w:latentStyles w:defLockedState="0" w:defUIPriority="99" w:defSemiHidden="0" w:defUnhideWhenUsed="0" w:defQFormat="0" w:count="376">
+    <w:lsdException w:name="Normal" w:uiPriority="0" w:qFormat="1"/>
+    <w:lsdException w:name="heading 1" w:uiPriority="9" w:qFormat="1"/>
+    <w:lsdException w:name="heading 2" w:semiHidden="1" w:uiPriority="9" w:unhideWhenUsed="1" w:qFormat="1"/>
+    <w:lsdException w:name="heading 3" w:semiHidden="1" w:uiPriority="9" w:unhideWhenUsed="1" w:qFormat="1"/>
+    <w:lsdException w:name="heading 4" w:semiHidden="1" w:uiPriority="9" w:unhideWhenUsed="1" w:qFormat="1"/>
+    <w:lsdException w:name="heading 5" w:semiHidden="1" w:uiPriority="9" w:unhideWhenUsed="1" w:qFormat="1"/>
+    <w:lsdException w:name="heading 6" w:semiHidden="1" w:uiPriority="9" w:unhideWhenUsed="1" w:qFormat="1"/>
+    <w:lsdException w:name="heading 7" w:semiHidden="1" w:uiPriority="9" w:unhideWhenUsed="1" w:qFormat="1"/>
+    <w:lsdException w:name="heading 8" w:semiHidden="1" w:uiPriority="9" w:unhideWhenUsed="1" w:qFormat="1"/>
+    <w:lsdException w:name="heading 9" w:semiHidden="1" w:uiPriority="9" w:unhideWhenUsed="1" w:qFormat="1"/>
+    <w:lsdException w:name="index 1" w:semiHidden="1" w:unhideWhenUsed="1"/>
+    <w:lsdException w:name="index 2" w:semiHidden="1" w:unhideWhenUsed="1"/>
+    <w:lsdException w:name="index 3" w:semiHidden="1" w:unhideWhenUsed="1"/>
+    <w:lsdException w:name="index 4" w:semiHidden="1" w:unhideWhenUsed="1"/>
+    <w:lsdException w:name="index 5" w:semiHidden="1" w:unhideWhenUsed="1"/>
+    <w:lsdException w:name="index 6" w:semiHidden="1" w:unhideWhenUsed="1"/>
+    <w:lsdException w:name="index 7" w:semiHidden="1" w:unhideWhenUsed="1"/>
+    <w:lsdException w:name="index 8" w:semiHidden="1" w:unhideWhenUsed="1"/>
+    <w:lsdException w:name="index 9" w:semiHidden="1" w:unhideWhenUsed="1"/>
+    <w:lsdException w:name="toc 1" w:semiHidden="1" w:uiPriority="39" w:unhideWhenUsed="1"/>
+    <w:lsdException w:name="toc 2" w:semiHidden="1" w:uiPriority="39" w:unhideWhenUsed="1"/>
+    <w:lsdException w:name="toc 3" w:semiHidden="1" w:uiPriority="39" w:unhideWhenUsed="1"/>
+    <w:lsdException w:name="toc 4" w:semiHidden="1" w:uiPriority="39" w:unhideWhenUsed="1"/>
+    <w:lsdException w:name="toc 5" w:semiHidden="1" w:uiPriority="39" w:unhideWhenUsed="1"/>
+    <w:lsdException w:name="toc 6" w:semiHidden="1" w:uiPriority="39" w:unhideWhenUsed="1"/>
+    <w:lsdException w:name="toc 7" w:semiHidden="1" w:uiPriority="39" w:unhideWhenUsed="1"/>
+    <w:lsdException w:name="toc 8" w:semiHidden="1" w:uiPriority="39" w:unhideWhenUsed="1"/>
+    <w:lsdException w:name="toc 9" w:semiHidden="1" w:uiPriority="39" w:unhideWhenUsed="1"/>
+    <w:lsdException w:name="Normal Indent" w:semiHidden="1" w:unhideWhenUsed="1"/>
+    <w:lsdException w:name="footnote text" w:semiHidden="1" w:unhideWhenUsed="1"/>
+    <w:lsdException w:name="annotation text" w:semiHidden="1" w:unhideWhenUsed="1"/>
+    <w:lsdException w:name="header" w:semiHidden="1" w:unhideWhenUsed="1"/>
+    <w:lsdException w:name="footer" w:semiHidden="1" w:unhideWhenUsed="1"/>
+    <w:lsdException w:name="index heading" w:semiHidden="1" w:unhideWhenUsed="1"/>
+    <w:lsdException w:name="caption" w:semiHidden="1" w:uiPriority="35" w:unhideWhenUsed="1" w:qFormat="1"/>
+    <w:lsdException w:name="table of figures" w:semiHidden="1" w:unhideWhenUsed="1"/>
+    <w:lsdException w:name="envelope address" w:semiHidden="1" w:unhideWhenUsed="1"/>
+    <w:lsdException w:name="envelope return" w:semiHidden="1" w:unhideWhenUsed="1"/>
+    <w:lsdException w:name="footnote reference" w:semiHidden="1" w:unhideWhenUsed="1"/>
+    <w:lsdException w:name="annotation reference" w:semiHidden="1" w:unhideWhenUsed="1"/>
+    <w:lsdException w:name="line number" w:semiHidden="1" w:unhideWhenUsed="1"/>
+    <w:lsdException w:name="page number" w:semiHidden="1" w:unhideWhenUsed="1"/>
+    <w:lsdException w:name="endnote reference" w:semiHidden="1" w:unhideWhenUsed="1"/>
+    <w:lsdException w:name="endnote text" w:semiHidden="1" w:unhideWhenUsed="1"/>
+    <w:lsdException w:name="table of authorities" w:semiHidden="1" w:unhideWhenUsed="1"/>
+    <w:lsdException w:name="macro" w:semiHidden="1" w:unhideWhenUsed="1"/>
+    <w:lsdException w:name="toa heading" w:semiHidden="1" w:unhideWhenUsed="1"/>
+    <w:lsdException w:name="List" w:semiHidden="1" w:unhideWhenUsed="1"/>
+    <w:lsdException w:name="List Bullet" w:semiHidden="1" w:unhideWhenUsed="1"/>
+    <w:lsdException w:name="List Number" w:semiHidden="1" w:unhideWhenUsed="1"/>
+    <w:lsdException w:name="List 2" w:semiHidden="1" w:unhideWhenUsed="1"/>
+    <w:lsdException w:name="List 3" w:semiHidden="1" w:unhideWhenUsed="1"/>
+    <w:lsdException w:name="List 4" w:semiHidden="1" w:unhideWhenUsed="1"/>
+    <w:lsdException w:name="List 5" w:semiHidden="1" w:unhideWhenUsed="1"/>
+    <w:lsdException w:name="List Bullet 2" w:semiHidden="1" w:unhideWhenUsed="1"/>
+    <w:lsdException w:name="List Bullet 3" w:semiHidden="1" w:unhideWhenUsed="1"/>
+    <w:lsdException w:name="List Bullet 4" w:semiHidden="1" w:unhideWhenUsed="1"/>
+    <w:lsdException w:name="List Bullet 5" w:semiHidden="1" w:unhideWhenUsed="1"/>
+    <w:lsdException w:name="List Number 2" w:semiHidden="1" w:unhideWhenUsed="1"/>
+    <w:lsdException w:name="List Number 3" w:semiHidden="1" w:unhideWhenUsed="1"/>
+    <w:lsdException w:name="List Number 4" w:semiHidden="1" w:unhideWhenUsed="1"/>
+    <w:lsdException w:name="List Number 5" w:semiHidden="1" w:unhideWhenUsed="1"/>
+    <w:lsdException w:name="Title" w:uiPriority="10" w:qFormat="1"/>
+    <w:lsdException w:name="Closing" w:semiHidden="1" w:unhideWhenUsed="1"/>
+    <w:lsdException w:name="Signature" w:semiHidden="1" w:unhideWhenUsed="1"/>
+    <w:lsdException w:name="Default Paragraph Font" w:semiHidden="1" w:uiPriority="1" w:unhideWhenUsed="1"/>
+    <w:lsdException w:name="Body Text" w:semiHidden="1" w:unhideWhenUsed="1"/>
+    <w:lsdException w:name="Body Text Indent" w:semiHidden="1" w:unhideWhenUsed="1"/>
+    <w:lsdException w:name="List Continue" w:semiHidden="1" w:unhideWhenUsed="1"/>
+    <w:lsdException w:name="List Continue 2" w:semiHidden="1" w:unhideWhenUsed="1"/>
+    <w:lsdException w:name="List Continue 3" w:semiHidden="1" w:unhideWhenUsed="1"/>
+    <w:lsdException w:name="List Continue 4" w:semiHidden="1" w:unhideWhenUsed="1"/>
+    <w:lsdException w:name="List Continue 5" w:semiHidden="1" w:unhideWhenUsed="1"/>
+    <w:lsdException w:name="Message Header" w:semiHidden="1" w:unhideWhenUsed="1"/>
+    <w:lsdException w:name="Subtitle" w:uiPriority="11" w:qFormat="1"/>
+    <w:lsdException w:name="Salutation" w:semiHidden="1" w:unhideWhenUsed="1"/>
+    <w:lsdException w:name="Date" w:semiHidden="1" w:unhideWhenUsed="1"/>
+    <w:lsdException w:name="Body Text First Indent" w:semiHidden="1" w:unhideWhenUsed="1"/>
+    <w:lsdException w:name="Body Text First Indent 2" w:semiHidden="1" w:unhideWhenUsed="1"/>
+    <w:lsdException w:name="Note Heading" w:semiHidden="1" w:unhideWhenUsed="1"/>
+    <w:lsdException w:name="Body Text 2" w:semiHidden="1" w:unhideWhenUsed="1"/>
+    <w:lsdException w:name="Body Text 3" w:semiHidden="1" w:unhideWhenUsed="1"/>
+    <w:lsdException w:name="Body Text Indent 2" w:semiHidden="1" w:unhideWhenUsed="1"/>
+    <w:lsdException w:name="Body Text Indent 3" w:semiHidden="1" w:unhideWhenUsed="1"/>
+    <w:lsdException w:name="Block Text" w:semiHidden="1" w:unhideWhenUsed="1"/>
+    <w:lsdException w:name="Hyperlink" w:semiHidden="1" w:unhideWhenUsed="1"/>
+    <w:lsdException w:name="FollowedHyperlink" w:semiHidden="1" w:unhideWhenUsed="1"/>
+    <w:lsdException w:name="Strong" w:uiPriority="22" w:qFormat="1"/>
+    <w:lsdException w:name="Emphasis" w:uiPriority="20" w:qFormat="1"/>
+    <w:lsdException w:name="Document Map" w:semiHidden="1" w:unhideWhenUsed="1"/>
+    <w:lsdException w:name="Plain Text" w:semiHidden="1" w:unhideWhenUsed="1"/>
+    <w:lsdException w:name="E-mail Signature" w:semiHidden="1" w:unhideWhenUsed="1"/>
+    <w:lsdException w:name="HTML Top of Form" w:semiHidden="1" w:unhideWhenUsed="1"/>
+    <w:lsdException w:name="HTML Bottom of Form" w:semiHidden="1" w:unhideWhenUsed="1"/>
+    <w:lsdException w:name="Normal (Web)" w:semiHidden="1" w:unhideWhenUsed="1"/>
+    <w:lsdException w:name="HTML Acronym" w:semiHidden="1" w:unhideWhenUsed="1"/>
+    <w:lsdException w:name="HTML Address" w:semiHidden="1" w:unhideWhenUsed="1"/>
+    <w:lsdException w:name="HTML Cite" w:semiHidden="1" w:unhideWhenUsed="1"/>
+    <w:lsdException w:name="HTML Code" w:semiHidden="1" w:unhideWhenUsed="1"/>
+    <w:lsdException w:name="HTML Definition" w:semiHidden="1" w:unhideWhenUsed="1"/>
+    <w:lsdException w:name="HTML Keyboard" w:semiHidden="1" w:unhideWhenUsed="1"/>
+    <w:lsdException w:name="HTML Preformatted" w:semiHidden="1" w:unhideWhenUsed="1"/>
+    <w:lsdException w:name="HTML Sample" w:semiHidden="1" w:unhideWhenUsed="1"/>
+    <w:lsdException w:name="HTML Typewriter" w:semiHidden="1" w:unhideWhenUsed="1"/>
+    <w:lsdException w:name="HTML Variable" w:semiHidden="1" w:unhideWhenUsed="1"/>
+    <w:lsdException w:name="Normal Table" w:semiHidden="1" w:unhideWhenUsed="1"/>
+    <w:lsdException w:name="annotation subject" w:semiHidden="1" w:unhideWhenUsed="1"/>
+    <w:lsdException w:name="No List" w:semiHidden="1" w:unhideWhenUsed="1"/>
+    <w:lsdException w:name="Outline List 1" w:semiHidden="1" w:unhideWhenUsed="1"/>
+    <w:lsdException w:name="Outline List 2" w:semiHidden="1" w:unhideWhenUsed="1"/>
+    <w:lsdException w:name="Outline List 3" w:semiHidden="1" w:unhideWhenUsed="1"/>
+    <w:lsdException w:name="Table Simple 1" w:semiHidden="1" w:unhideWhenUsed="1"/>
+    <w:lsdException w:name="Table Simple 2" w:semiHidden="1" w:unhideWhenUsed="1"/>
+    <w:lsdException w:name="Table Simple 3" w:semiHidden="1" w:unhideWhenUsed="1"/>
+    <w:lsdException w:name="Table Classic 1" w:semiHidden="1" w:unhideWhenUsed="1"/>
+    <w:lsdException w:name="Table Classic 2" w:semiHidden="1" w:unhideWhenUsed="1"/>
+    <w:lsdException w:name="Table Classic 3" w:semiHidden="1" w:unhideWhenUsed="1"/>
+    <w:lsdException w:name="Table Classic 4" w:semiHidden="1" w:unhideWhenUsed="1"/>
+    <w:lsdException w:name="Table Colorful 1" w:semiHidden="1" w:unhideWhenUsed="1"/>
+    <w:lsdException w:name="Table Colorful 2" w:semiHidden="1" w:unhideWhenUsed="1"/>
+    <w:lsdException w:name="Table Colorful 3" w:semiHidden="1" w:unhideWhenUsed="1"/>
+    <w:lsdException w:name="Table Columns 1" w:semiHidden="1" w:unhideWhenUsed="1"/>
+    <w:lsdException w:name="Table Columns 2" w:semiHidden="1" w:unhideWhenUsed="1"/>
+    <w:lsdException w:name="Table Columns 3" w:semiHidden="1" w:unhideWhenUsed="1"/>
+    <w:lsdException w:name="Table Columns 4" w:semiHidden="1" w:unhideWhenUsed="1"/>
+    <w:lsdException w:name="Table Columns 5" w:semiHidden="1" w:unhideWhenUsed="1"/>
+    <w:lsdException w:name="Table Grid 1" w:semiHidden="1" w:unhideWhenUsed="1"/>
+    <w:lsdException w:name="Table Grid 2" w:semiHidden="1" w:unhideWhenUsed="1"/>
+    <w:lsdException w:name="Table Grid 3" w:semiHidden="1" w:unhideWhenUsed="1"/>
+    <w:lsdException w:name="Table Grid 4" w:semiHidden="1" w:unhideWhenUsed="1"/>
+    <w:lsdException w:name="Table Grid 5" w:semiHidden="1" w:unhideWhenUsed="1"/>
+    <w:lsdException w:name="Table Grid 6" w:semiHidden="1" w:unhideWhenUsed="1"/>
+    <w:lsdException w:name="Table Grid 7" w:semiHidden="1" w:unhideWhenUsed="1"/>
+    <w:lsdException w:name="Table Grid 8" w:semiHidden="1" w:unhideWhenUsed="1"/>
+    <w:lsdException w:name="Table List 1" w:semiHidden="1" w:unhideWhenUsed="1"/>
+    <w:lsdException w:name="Table List 2" w:semiHidden="1" w:unhideWhenUsed="1"/>
+    <w:lsdException w:name="Table List 3" w:semiHidden="1" w:unhideWhenUsed="1"/>
+    <w:lsdException w:name="Table List 4" w:semiHidden="1" w:unhideWhenUsed="1"/>
+    <w:lsdException w:name="Table List 5" w:semiHidden="1" w:unhideWhenUsed="1"/>
+    <w:lsdException w:name="Table List 6" w:semiHidden="1" w:unhideWhenUsed="1"/>
+    <w:lsdException w:name="Table List 7" w:semiHidden="1" w:unhideWhenUsed="1"/>
+    <w:lsdException w:name="Table List 8" w:semiHidden="1" w:unhideWhenUsed="1"/>
+    <w:lsdException w:name="Table 3D effects 1" w:semiHidden="1" w:unhideWhenUsed="1"/>
+    <w:lsdException w:name="Table 3D effects 2" w:semiHidden="1" w:unhideWhenUsed="1"/>
+    <w:lsdException w:name="Table 3D effects 3" w:semiHidden="1" w:unhideWhenUsed="1"/>
+    <w:lsdException w:name="Table Contemporary" w:semiHidden="1" w:unhideWhenUsed="1"/>
+    <w:lsdException w:name="Table Elegant" w:semiHidden="1" w:unhideWhenUsed="1"/>
+    <w:lsdException w:name="Table Professional" w:semiHidden="1" w:unhideWhenUsed="1"/>
+    <w:lsdException w:name="Table Subtle 1" w:semiHidden="1" w:unhideWhenUsed="1"/>
+    <w:lsdException w:name="Table Subtle 2" w:semiHidden="1" w:unhideWhenUsed="1"/>
+    <w:lsdException w:name="Table Web 1" w:semiHidden="1" w:unhideWhenUsed="1"/>
+    <w:lsdException w:name="Table Web 2" w:semiHidden="1" w:unhideWhenUsed="1"/>
+    <w:lsdException w:name="Table Web 3" w:semiHidden="1" w:unhideWhenUsed="1"/>
+    <w:lsdException w:name="Balloon Text" w:semiHidden="1" w:unhideWhenUsed="1"/>
+    <w:lsdException w:name="Table Grid" w:uiPriority="39"/>
+    <w:lsdException w:name="Table Theme" w:semiHidden="1" w:unhideWhenUsed="1"/>
+    <w:lsdException w:name="Placeholder Text" w:semiHidden="1"/>
+    <w:lsdException w:name="No Spacing" w:uiPriority="1" w:qFormat="1"/>
+    <w:lsdException w:name="Light Shading" w:uiPriority="60"/>
+    <w:lsdException w:name="Light List" w:uiPriority="61"/>
+    <w:lsdException w:name="Light Grid" w:uiPriority="62"/>
+    <w:lsdException w:name="Medium Shading 1" w:uiPriority="63"/>
+    <w:lsdException w:name="Medium Shading 2" w:uiPriority="64"/>
+    <w:lsdException w:name="Medium List 1" w:uiPriority="65"/>
+    <w:lsdException w:name="Medium List 2" w:uiPriority="66"/>
+    <w:lsdException w:name="Medium Grid 1" w:uiPriority="67"/>
+    <w:lsdException w:name="Medium Grid 2" w:uiPriority="68"/>
+    <w:lsdException w:name="Medium Grid 3" w:uiPriority="69"/>
+    <w:lsdException w:name="Dark List" w:uiPriority="70"/>
+    <w:lsdException w:name="Colorful Shading" w:uiPriority="71"/>
+    <w:lsdException w:name="Colorful List" w:uiPriority="72"/>
+    <w:lsdException w:name="Colorful Grid" w:uiPriority="73"/>
+    <w:lsdException w:name="Light Shading Accent 1" w:uiPriority="60"/>
+    <w:lsdException w:name="Light List Accent 1" w:uiPriority="61"/>
+    <w:lsdException w:name="Light Grid Accent 1" w:uiPriority="62"/>
+    <w:lsdException w:name="Medium Shading 1 Accent 1" w:uiPriority="63"/>
+    <w:lsdException w:name="Medium Shading 2 Accent 1" w:uiPriority="64"/>
+    <w:lsdException w:name="Medium List 1 Accent 1" w:uiPriority="65"/>
+    <w:lsdException w:name="Revision" w:semiHidden="1"/>
+    <w:lsdException w:name="List Paragraph" w:uiPriority="34" w:qFormat="1"/>
+    <w:lsdException w:name="Quote" w:uiPriority="29" w:qFormat="1"/>
+    <w:lsdException w:name="Intense Quote" w:uiPriority="30" w:qFormat="1"/>
+    <w:lsdException w:name="Medium List 2 Accent 1" w:uiPriority="66"/>
+    <w:lsdException w:name="Medium Grid 1 Accent 1" w:uiPriority="67"/>
+    <w:lsdException w:name="Medium Grid 2 Accent 1" w:uiPriority="68"/>
+    <w:lsdException w:name="Medium Grid 3 Accent 1" w:uiPriority="69"/>
+    <w:lsdException w:name="Dark List Accent 1" w:uiPriority="70"/>
+    <w:lsdException w:name="Colorful Shading Accent 1" w:uiPriority="71"/>
+    <w:lsdException w:name="Colorful List Accent 1" w:uiPriority="72"/>
+    <w:lsdException w:name="Colorful Grid Accent 1" w:uiPriority="73"/>
+    <w:lsdException w:name="Light Shading Accent 2" w:uiPriority="60"/>
+    <w:lsdException w:name="Light List Accent 2" w:uiPriority="61"/>
+    <w:lsdException w:name="Light Grid Accent 2" w:uiPriority="62"/>
+    <w:lsdException w:name="Medium Shading 1 Accent 2" w:uiPriority="63"/>
+    <w:lsdException w:name="Medium Shading 2 Accent 2" w:uiPriority="64"/>
+    <w:lsdException w:name="Medium List 1 Accent 2" w:uiPriority="65"/>
+    <w:lsdException w:name="Medium List 2 Accent 2" w:uiPriority="66"/>
+    <w:lsdException w:name="Medium Grid 1 Accent 2" w:uiPriority="67"/>
+    <w:lsdException w:name="Medium Grid 2 Accent 2" w:uiPriority="68"/>
+    <w:lsdException w:name="Medium Grid 3 Accent 2" w:uiPriority="69"/>
+    <w:lsdException w:name="Dark List Accent 2" w:uiPriority="70"/>
+    <w:lsdException w:name="Colorful Shading Accent 2" w:uiPriority="71"/>
+    <w:lsdException w:name="Colorful List Accent 2" w:uiPriority="72"/>
+    <w:lsdException w:name="Colorful Grid Accent 2" w:uiPriority="73"/>
+    <w:lsdException w:name="Light Shading Accent 3" w:uiPriority="60"/>
+    <w:lsdException w:name="Light List Accent 3" w:uiPriority="61"/>
+    <w:lsdException w:name="Light Grid Accent 3" w:uiPriority="62"/>
+    <w:lsdException w:name="Medium Shading 1 Accent 3" w:uiPriority="63"/>
+    <w:lsdException w:name="Medium Shading 2 Accent 3" w:uiPriority="64"/>
+    <w:lsdException w:name="Medium List 1 Accent 3" w:uiPriority="65"/>
+    <w:lsdException w:name="Medium List 2 Accent 3" w:uiPriority="66"/>
+    <w:lsdException w:name="Medium Grid 1 Accent 3" w:uiPriority="67"/>
+    <w:lsdException w:name="Medium Grid 2 Accent 3" w:uiPriority="68"/>
+    <w:lsdException w:name="Medium Grid 3 Accent 3" w:uiPriority="69"/>
+    <w:lsdException w:name="Dark List Accent 3" w:uiPriority="70"/>
+    <w:lsdException w:name="Colorful Shading Accent 3" w:uiPriority="71"/>
+    <w:lsdException w:name="Colorful List Accent 3" w:uiPriority="72"/>
+    <w:lsdException w:name="Colorful Grid Accent 3" w:uiPriority="73"/>
+    <w:lsdException w:name="Light Shading Accent 4" w:uiPriority="60"/>
+    <w:lsdException w:name="Light List Accent 4" w:uiPriority="61"/>
+    <w:lsdException w:name="Light Grid Accent 4" w:uiPriority="62"/>
+    <w:lsdException w:name="Medium Shading 1 Accent 4" w:uiPriority="63"/>
+    <w:lsdException w:name="Medium Shading 2 Accent 4" w:uiPriority="64"/>
+    <w:lsdException w:name="Medium List 1 Accent 4" w:uiPriority="65"/>
+    <w:lsdException w:name="Medium List 2 Accent 4" w:uiPriority="66"/>
+    <w:lsdException w:name="Medium Grid 1 Accent 4" w:uiPriority="67"/>
+    <w:lsdException w:name="Medium Grid 2 Accent 4" w:uiPriority="68"/>
+    <w:lsdException w:name="Medium Grid 3 Accent 4" w:uiPriority="69"/>
+    <w:lsdException w:name="Dark List Accent 4" w:uiPriority="70"/>
+    <w:lsdException w:name="Colorful Shading Accent 4" w:uiPriority="71"/>
+    <w:lsdException w:name="Colorful List Accent 4" w:uiPriority="72"/>
+    <w:lsdException w:name="Colorful Grid Accent 4" w:uiPriority="73"/>
+    <w:lsdException w:name="Light Shading Accent 5" w:uiPriority="60"/>
+    <w:lsdException w:name="Light List Accent 5" w:uiPriority="61"/>
+    <w:lsdException w:name="Light Grid Accent 5" w:uiPriority="62"/>
+    <w:lsdException w:name="Medium Shading 1 Accent 5" w:uiPriority="63"/>
+    <w:lsdException w:name="Medium Shading 2 Accent 5" w:uiPriority="64"/>
+    <w:lsdException w:name="Medium List 1 Accent 5" w:uiPriority="65"/>
+    <w:lsdException w:name="Medium List 2 Accent 5" w:uiPriority="66"/>
+    <w:lsdException w:name="Medium Grid 1 Accent 5" w:uiPriority="67"/>
+    <w:lsdException w:name="Medium Grid 2 Accent 5" w:uiPriority="68"/>
+    <w:lsdException w:name="Medium Grid 3 Accent 5" w:uiPriority="69"/>
+    <w:lsdException w:name="Dark List Accent 5" w:uiPriority="70"/>
+    <w:lsdException w:name="Colorful Shading Accent 5" w:uiPriority="71"/>
+    <w:lsdException w:name="Colorful List Accent 5" w:uiPriority="72"/>
+    <w:lsdException w:name="Colorful Grid Accent 5" w:uiPriority="73"/>
+    <w:lsdException w:name="Light Shading Accent 6" w:uiPriority="60"/>
+    <w:lsdException w:name="Light List Accent 6" w:uiPriority="61"/>
+    <w:lsdException w:name="Light Grid Accent 6" w:uiPriority="62"/>
+    <w:lsdException w:name="Medium Shading 1 Accent 6" w:uiPriority="63"/>
+    <w:lsdException w:name="Medium Shading 2 Accent 6" w:uiPriority="64"/>
+    <w:lsdException w:name="Medium List 1 Accent 6" w:uiPriority="65"/>
+    <w:lsdException w:name="Medium List 2 Accent 6" w:uiPriority="66"/>
+    <w:lsdException w:name="Medium Grid 1 Accent 6" w:uiPriority="67"/>
+    <w:lsdException w:name="Medium Grid 2 Accent 6" w:uiPriority="68"/>
+    <w:lsdException w:name="Medium Grid 3 Accent 6" w:uiPriority="69"/>
+    <w:lsdException w:name="Dark List Accent 6" w:uiPriority="70"/>
+    <w:lsdException w:name="Colorful Shading Accent 6" w:uiPriority="71"/>
+    <w:lsdException w:name="Colorful List Accent 6" w:uiPriority="72"/>
+    <w:lsdException w:name="Colorful Grid Accent 6" w:uiPriority="73"/>
+    <w:lsdException w:name="Subtle Emphasis" w:uiPriority="19" w:qFormat="1"/>
+    <w:lsdException w:name="Intense Emphasis" w:uiPriority="21" w:qFormat="1"/>
+    <w:lsdException w:name="Subtle Reference" w:uiPriority="31" w:qFormat="1"/>
+    <w:lsdException w:name="Intense Reference" w:uiPriority="32" w:qFormat="1"/>
+    <w:lsdException w:name="Book Title" w:uiPriority="33" w:qFormat="1"/>
+    <w:lsdException w:name="Bibliography" w:semiHidden="1" w:uiPriority="37" w:unhideWhenUsed="1"/>
+    <w:lsdException w:name="TOC Heading" w:semiHidden="1" w:uiPriority="39" w:unhideWhenUsed="1" w:qFormat="1"/>
+    <w:lsdException w:name="Plain Table 1" w:uiPriority="41"/>
+    <w:lsdException w:name="Plain Table 2" w:uiPriority="42"/>
+    <w:lsdException w:name="Plain Table 3" w:uiPriority="43"/>
+    <w:lsdException w:name="Plain Table 4" w:uiPriority="44"/>
+    <w:lsdException w:name="Plain Table 5" w:uiPriority="45"/>
+    <w:lsdException w:name="Grid Table Light" w:uiPriority="40"/>
+    <w:lsdException w:name="Grid Table 1 Light" w:uiPriority="46"/>
+    <w:lsdException w:name="Grid Table 2" w:uiPriority="47"/>
+    <w:lsdException w:name="Grid Table 3" w:uiPriority="48"/>
+    <w:lsdException w:name="Grid Table 4" w:uiPriority="49"/>
+    <w:lsdException w:name="Grid Table 5 Dark" w:uiPriority="50"/>
+    <w:lsdException w:name="Grid Table 6 Colorful" w:uiPriority="51"/>
+    <w:lsdException w:name="Grid Table 7 Colorful" w:uiPriority="52"/>
+    <w:lsdException w:name="Grid Table 1 Light Accent 1" w:uiPriority="46"/>
+    <w:lsdException w:name="Grid Table 2 Accent 1" w:uiPriority="47"/>
+    <w:lsdException w:name="Grid Table 3 Accent 1" w:uiPriority="48"/>
+    <w:lsdException w:name="Grid Table 4 Accent 1" w:uiPriority="49"/>
+    <w:lsdException w:name="Grid Table 5 Dark Accent 1" w:uiPriority="50"/>
+    <w:lsdException w:name="Grid Table 6 Colorful Accent 1" w:uiPriority="51"/>
+    <w:lsdException w:name="Grid Table 7 Colorful Accent 1" w:uiPriority="52"/>
+    <w:lsdException w:name="Grid Table 1 Light Accent 2" w:uiPriority="46"/>
+    <w:lsdException w:name="Grid Table 2 Accent 2" w:uiPriority="47"/>
+    <w:lsdException w:name="Grid Table 3 Accent 2" w:uiPriority="48"/>
+    <w:lsdException w:name="Grid Table 4 Accent 2" w:uiPriority="49"/>
+    <w:lsdException w:name="Grid Table 5 Dark Accent 2" w:uiPriority="50"/>
+    <w:lsdException w:name="Grid Table 6 Colorful Accent 2" w:uiPriority="51"/>
+    <w:lsdException w:name="Grid Table 7 Colorful Accent 2" w:uiPriority="52"/>
+    <w:lsdException w:name="Grid Table 1 Light Accent 3" w:uiPriority="46"/>
+    <w:lsdException w:name="Grid Table 2 Accent 3" w:uiPriority="47"/>
+    <w:lsdException w:name="Grid Table 3 Accent 3" w:uiPriority="48"/>
+    <w:lsdException w:name="Grid Table 4 Accent 3" w:uiPriority="49"/>
+    <w:lsdException w:name="Grid Table 5 Dark Accent 3" w:uiPriority="50"/>
+    <w:lsdException w:name="Grid Table 6 Colorful Accent 3" w:uiPriority="51"/>
+    <w:lsdException w:name="Grid Table 7 Colorful Accent 3" w:uiPriority="52"/>
+    <w:lsdException w:name="Grid Table 1 Light Accent 4" w:uiPriority="46"/>
+    <w:lsdException w:name="Grid Table 2 Accent 4" w:uiPriority="47"/>
+    <w:lsdException w:name="Grid Table 3 Accent 4" w:uiPriority="48"/>
+    <w:lsdException w:name="Grid Table 4 Accent 4" w:uiPriority="49"/>
+    <w:lsdException w:name="Grid Table 5 Dark Accent 4" w:uiPriority="50"/>
+    <w:lsdException w:name="Grid Table 6 Colorful Accent 4" w:uiPriority="51"/>
+    <w:lsdException w:name="Grid Table 7 Colorful Accent 4" w:uiPriority="52"/>
+    <w:lsdException w:name="Grid Table 1 Light Accent 5" w:uiPriority="46"/>
+    <w:lsdException w:name="Grid Table 2 Accent 5" w:uiPriority="47"/>
+    <w:lsdException w:name="Grid Table 3 Accent 5" w:uiPriority="48"/>
+    <w:lsdException w:name="Grid Table 4 Accent 5" w:uiPriority="49"/>
+    <w:lsdException w:name="Grid Table 5 Dark Accent 5" w:uiPriority="50"/>
+    <w:lsdException w:name="Grid Table 6 Colorful Accent 5" w:uiPriority="51"/>
+    <w:lsdException w:name="Grid Table 7 Colorful Accent 5" w:uiPriority="52"/>
+    <w:lsdException w:name="Grid Table 1 Light Accent 6" w:uiPriority="46"/>
+    <w:lsdException w:name="Grid Table 2 Accent 6" w:uiPriority="47"/>
+    <w:lsdException w:name="Grid Table 3 Accent 6" w:uiPriority="48"/>
+    <w:lsdException w:name="Grid Table 4 Accent 6" w:uiPriority="49"/>
+    <w:lsdException w:name="Grid Table 5 Dark Accent 6" w:uiPriority="50"/>
+    <w:lsdException w:name="Grid Table 6 Colorful Accent 6" w:uiPriority="51"/>
+    <w:lsdException w:name="Grid Table 7 Colorful Accent 6" w:uiPriority="52"/>
+    <w:lsdException w:name="List Table 1 Light" w:uiPriority="46"/>
+    <w:lsdException w:name="List Table 2" w:uiPriority="47"/>
+    <w:lsdException w:name="List Table 3" w:uiPriority="48"/>
+    <w:lsdException w:name="List Table 4" w:uiPriority="49"/>
+    <w:lsdException w:name="List Table 5 Dark" w:uiPriority="50"/>
+    <w:lsdException w:name="List Table 6 Colorful" w:uiPriority="51"/>
+    <w:lsdException w:name="List Table 7 Colorful" w:uiPriority="52"/>
+    <w:lsdException w:name="List Table 1 Light Accent 1" w:uiPriority="46"/>
+    <w:lsdException w:name="List Table 2 Accent 1" w:uiPriority="47"/>
+    <w:lsdException w:name="List Table 3 Accent 1" w:uiPriority="48"/>
+    <w:lsdException w:name="List Table 4 Accent 1" w:uiPriority="49"/>
+    <w:lsdException w:name="List Table 5 Dark Accent 1" w:uiPriority="50"/>
+    <w:lsdException w:name="List Table 6 Colorful Accent 1" w:uiPriority="51"/>
+    <w:lsdException w:name="List Table 7 Colorful Accent 1" w:uiPriority="52"/>
+    <w:lsdException w:name="List Table 1 Light Accent 2" w:uiPriority="46"/>
+    <w:lsdException w:name="List Table 2 Accent 2" w:uiPriority="47"/>
+    <w:lsdException w:name="List Table 3 Accent 2" w:uiPriority="48"/>
+    <w:lsdException w:name="List Table 4 Accent 2" w:uiPriority="49"/>
+    <w:lsdException w:name="List Table 5 Dark Accent 2" w:uiPriority="50"/>
+    <w:lsdException w:name="List Table 6 Colorful Accent 2" w:uiPriority="51"/>
+    <w:lsdException w:name="List Table 7 Colorful Accent 2" w:uiPriority="52"/>
+    <w:lsdException w:name="List Table 1 Light Accent 3" w:uiPriority="46"/>
+    <w:lsdException w:name="List Table 2 Accent 3" w:uiPriority="47"/>
+    <w:lsdException w:name="List Table 3 Accent 3" w:uiPriority="48"/>
+    <w:lsdException w:name="List Table 4 Accent 3" w:uiPriority="49"/>
+    <w:lsdException w:name="List Table 5 Dark Accent 3" w:uiPriority="50"/>
+    <w:lsdException w:name="List Table 6 Colorful Accent 3" w:uiPriority="51"/>
+    <w:lsdException w:name="List Table 7 Colorful Accent 3" w:uiPriority="52"/>
+    <w:lsdException w:name="List Table 1 Light Accent 4" w:uiPriority="46"/>
+    <w:lsdException w:name="List Table 2 Accent 4" w:uiPriority="47"/>
+    <w:lsdException w:name="List Table 3 Accent 4" w:uiPriority="48"/>
+    <w:lsdException w:name="List Table 4 Accent 4" w:uiPriority="49"/>
+    <w:lsdException w:name="List Table 5 Dark Accent 4" w:uiPriority="50"/>
+    <w:lsdException w:name="List Table 6 Colorful Accent 4" w:uiPriority="51"/>
+    <w:lsdException w:name="List Table 7 Colorful Accent 4" w:uiPriority="52"/>
+    <w:lsdException w:name="List Table 1 Light Accent 5" w:uiPriority="46"/>
+    <w:lsdException w:name="List Table 2 Accent 5" w:uiPriority="47"/>
+    <w:lsdException w:name="List Table 3 Accent 5" w:uiPriority="48"/>
+    <w:lsdException w:name="List Table 4 Accent 5" w:uiPriority="49"/>
+    <w:lsdException w:name="List Table 5 Dark Accent 5" w:uiPriority="50"/>
+    <w:lsdException w:name="List Table 6 Colorful Accent 5" w:uiPriority="51"/>
+    <w:lsdException w:name="List Table 7 Colorful Accent 5" w:uiPriority="52"/>
+    <w:lsdException w:name="List Table 1 Light Accent 6" w:uiPriority="46"/>
+    <w:lsdException w:name="List Table 2 Accent 6" w:uiPriority="47"/>
+    <w:lsdException w:name="List Table 3 Accent 6" w:uiPriority="48"/>
+    <w:lsdException w:name="List Table 4 Accent 6" w:uiPriority="49"/>
+    <w:lsdException w:name="List Table 5 Dark Accent 6" w:uiPriority="50"/>
+    <w:lsdException w:name="List Table 6 Colorful Accent 6" w:uiPriority="51"/>
+    <w:lsdException w:name="List Table 7 Colorful Accent 6" w:uiPriority="52"/>
+    <w:lsdException w:name="Mention" w:semiHidden="1" w:unhideWhenUsed="1"/>
+    <w:lsdException w:name="Smart Hyperlink" w:semiHidden="1" w:unhideWhenUsed="1"/>
+    <w:lsdException w:name="Hashtag" w:semiHidden="1" w:unhideWhenUsed="1"/>
+    <w:lsdException w:name="Unresolved Mention" w:semiHidden="1" w:unhideWhenUsed="1"/>
+    <w:lsdException w:name="Smart Link" w:semiHidden="1" w:unhideWhenUsed="1"/>
+  </w:latentStyles>
+  <w:style w:type="paragraph" w:default="1" w:styleId="Normal">
+    <w:name w:val="Normal"/>
+    <w:qFormat/>
+  </w:style>
+  <w:style w:type="character" w:default="1" w:styleId="DefaultParagraphFont">
+    <w:name w:val="Default Paragraph Font"/>
+    <w:uiPriority w:val="1"/>
+    <w:semiHidden/>
+    <w:unhideWhenUsed/>
+  </w:style>
+  <w:style w:type="table" w:default="1" w:styleId="TableNormal">
+    <w:name w:val="Normal Table"/>
+    <w:uiPriority w:val="99"/>
+    <w:semiHidden/>
+    <w:unhideWhenUsed/>
+    <w:tblPr>
+      <w:tblInd w:w="0" w:type="dxa"/>
+      <w:tblCellMar>
+        <w:top w:w="0" w:type="dxa"/>
+        <w:left w:w="108" w:type="dxa"/>
+        <w:bottom w:w="0" w:type="dxa"/>
+        <w:right w:w="108" w:type="dxa"/>
+      </w:tblCellMar>
+    </w:tblPr>
+  </w:style>
+  <w:style w:type="numbering" w:default="1" w:styleId="NoList">
+    <w:name w:val="No List"/>
+    <w:uiPriority w:val="99"/>
+    <w:semiHidden/>
+    <w:unhideWhenUsed/>
+  </w:style>
+  <w:style w:type="paragraph" w:customStyle="1" w:styleId="19DA9D6A857143469E66B78C0FC54E29">
+    <w:name w:val="19DA9D6A857143469E66B78C0FC54E29"/>
+    <w:rsid w:val="00612D1B"/>
+  </w:style>
+  <w:style w:type="paragraph" w:customStyle="1" w:styleId="7A81850D1387460EB1AD1644EF26D0DF">
+    <w:name w:val="7A81850D1387460EB1AD1644EF26D0DF"/>
+    <w:rsid w:val="00612D1B"/>
+  </w:style>
+</w:styles>
+</file>
+
+<file path=word/glossary/webSettings.xml><?xml version="1.0" encoding="utf-8"?>
+<w:webSettings xmlns:mc="http://schemas.openxmlformats.org/markup-compatibility/2006" xmlns:r="http://schemas.openxmlformats.org/officeDocument/2006/relationships" xmlns:w="http://schemas.openxmlformats.org/wordprocessingml/2006/main" xmlns:w14="http://schemas.microsoft.com/office/word/2010/wordml" xmlns:w15="http://schemas.microsoft.com/office/word/2012/wordml" xmlns:w16cex="http://schemas.microsoft.com/office/word/2018/wordml/cex" xmlns:w16cid="http://schemas.microsoft.com/office/word/2016/wordml/cid" xmlns:w16="http://schemas.microsoft.com/office/word/2018/wordml" xmlns:w16sdtdh="http://schemas.microsoft.com/office/word/2020/wordml/sdtdatahash" xmlns:w16se="http://schemas.microsoft.com/office/word/2015/wordml/symex" mc:Ignorable="w14 w15 w16se w16cid w16 w16cex w16sdtdh">
+  <w:optimizeForBrowser/>
+  <w:allowPNG/>
+</w:webSettings>
 </file>
 
 <file path=word/theme/theme1.xml><?xml version="1.0" encoding="utf-8"?>
